--- a/Ernesto_Camilo_Zuleta_CV.docx
+++ b/Ernesto_Camilo_Zuleta_CV.docx
@@ -8,19 +8,45 @@
         <w:jc w:val="center"/>
         <w:rPr>
           <w:rFonts w:ascii="Times New Roman" w:hAnsi="Times New Roman" w:cs="Times New Roman"/>
-          <w:sz w:val="22"/>
-          <w:szCs w:val="22"/>
-        </w:rPr>
-      </w:pPr>
-      <w:r>
-        <w:rPr>
-          <w:rFonts w:ascii="Times New Roman" w:hAnsi="Times New Roman" w:cs="Times New Roman"/>
-          <w:b/>
-          <w:bCs/>
-          <w:sz w:val="22"/>
-          <w:szCs w:val="22"/>
-        </w:rPr>
-        <w:t>Ernesto Camilo Zuleta Suarez, PhD</w:t>
+          <w:sz w:val="28"/>
+          <w:szCs w:val="28"/>
+          <w:lang w:val="es-CO"/>
+        </w:rPr>
+      </w:pPr>
+      <w:r>
+        <w:rPr>
+          <w:rFonts w:ascii="Times New Roman" w:hAnsi="Times New Roman" w:cs="Times New Roman"/>
+          <w:b/>
+          <w:bCs/>
+          <w:sz w:val="28"/>
+          <w:szCs w:val="28"/>
+          <w:lang w:val="es-CO"/>
+        </w:rPr>
+        <w:t xml:space="preserve">Ernesto Camilo Zuleta Suarez, </w:t>
+      </w:r>
+      <w:proofErr w:type="spellStart"/>
+      <w:r>
+        <w:rPr>
+          <w:rFonts w:ascii="Times New Roman" w:hAnsi="Times New Roman" w:cs="Times New Roman"/>
+          <w:b/>
+          <w:bCs/>
+          <w:sz w:val="28"/>
+          <w:szCs w:val="28"/>
+          <w:lang w:val="es-CO"/>
+        </w:rPr>
+        <w:t>Ph.D</w:t>
+      </w:r>
+      <w:proofErr w:type="spellEnd"/>
+      <w:r>
+        <w:rPr>
+          <w:rFonts w:ascii="Times New Roman" w:hAnsi="Times New Roman" w:cs="Times New Roman"/>
+          <w:b/>
+          <w:bCs/>
+          <w:sz w:val="28"/>
+          <w:szCs w:val="28"/>
+          <w:lang w:val="es-CO"/>
+        </w:rPr>
+        <w:t>.</w:t>
       </w:r>
     </w:p>
     <w:p>
@@ -32,16 +58,30 @@
           <w:color w:val="333333"/>
           <w:sz w:val="22"/>
           <w:szCs w:val="22"/>
-        </w:rPr>
-      </w:pPr>
+          <w:lang w:val="es-CO"/>
+        </w:rPr>
+      </w:pPr>
+      <w:proofErr w:type="spellStart"/>
       <w:r>
         <w:rPr>
           <w:rFonts w:ascii="Times New Roman" w:hAnsi="Times New Roman" w:cs="Times New Roman"/>
           <w:color w:val="333333"/>
           <w:sz w:val="22"/>
           <w:szCs w:val="22"/>
-        </w:rPr>
-        <w:t>Curriculum Vitae</w:t>
+          <w:lang w:val="es-CO"/>
+        </w:rPr>
+        <w:t>Curriculum</w:t>
+      </w:r>
+      <w:proofErr w:type="spellEnd"/>
+      <w:r>
+        <w:rPr>
+          <w:rFonts w:ascii="Times New Roman" w:hAnsi="Times New Roman" w:cs="Times New Roman"/>
+          <w:color w:val="333333"/>
+          <w:sz w:val="22"/>
+          <w:szCs w:val="22"/>
+          <w:lang w:val="es-CO"/>
+        </w:rPr>
+        <w:t xml:space="preserve"> Vitae</w:t>
       </w:r>
     </w:p>
     <w:p>
@@ -136,7 +176,55 @@
           <w:sz w:val="22"/>
           <w:szCs w:val="22"/>
         </w:rPr>
-        <w:t>Energy scientist with expertise in electrochemical energy storage, redox flow batteries, electrochemical diagnostics, and molecular synthesis of redox-active materials. More than five years of postdoctoral research experience at Oak Ridge National Laboratory and the University of Tennessee developing advanced sodium-based energy storage systems for grid-scale applications.</w:t>
+        <w:t>Energy scientist with expertise in electrochemical energy storage, redox flow batteries, electrochemical diagnostics, and molecular synthesis of redox</w:t>
+      </w:r>
+      <w:r>
+        <w:rPr>
+          <w:rFonts w:ascii="Times New Roman" w:hAnsi="Times New Roman" w:cs="Times New Roman"/>
+          <w:sz w:val="22"/>
+          <w:szCs w:val="22"/>
+        </w:rPr>
+        <w:t>-</w:t>
+      </w:r>
+      <w:r>
+        <w:rPr>
+          <w:rFonts w:ascii="Times New Roman" w:hAnsi="Times New Roman" w:cs="Times New Roman"/>
+          <w:sz w:val="22"/>
+          <w:szCs w:val="22"/>
+        </w:rPr>
+        <w:t>active materials. More than five years of postdoctoral research experience at Oak Ridge National Laboratory and the University of Tennessee developing advanced sodium</w:t>
+      </w:r>
+      <w:r>
+        <w:rPr>
+          <w:rFonts w:ascii="Times New Roman" w:hAnsi="Times New Roman" w:cs="Times New Roman"/>
+          <w:sz w:val="22"/>
+          <w:szCs w:val="22"/>
+        </w:rPr>
+        <w:t>-</w:t>
+      </w:r>
+      <w:r>
+        <w:rPr>
+          <w:rFonts w:ascii="Times New Roman" w:hAnsi="Times New Roman" w:cs="Times New Roman"/>
+          <w:sz w:val="22"/>
+          <w:szCs w:val="22"/>
+        </w:rPr>
+        <w:t>based energy storage systems for grid</w:t>
+      </w:r>
+      <w:r>
+        <w:rPr>
+          <w:rFonts w:ascii="Times New Roman" w:hAnsi="Times New Roman" w:cs="Times New Roman"/>
+          <w:sz w:val="22"/>
+          <w:szCs w:val="22"/>
+        </w:rPr>
+        <w:t>-</w:t>
+      </w:r>
+      <w:r>
+        <w:rPr>
+          <w:rFonts w:ascii="Times New Roman" w:hAnsi="Times New Roman" w:cs="Times New Roman"/>
+          <w:sz w:val="22"/>
+          <w:szCs w:val="22"/>
+        </w:rPr>
+        <w:t>scale applications.</w:t>
       </w:r>
     </w:p>
     <w:p>
@@ -198,15 +286,41 @@
           <w:sz w:val="22"/>
           <w:szCs w:val="22"/>
         </w:rPr>
-        <w:t>Jan. 2014 – Dec. 2019</w:t>
-      </w:r>
-      <w:r>
-        <w:rPr>
-          <w:rFonts w:ascii="Times New Roman" w:hAnsi="Times New Roman" w:cs="Times New Roman"/>
-          <w:sz w:val="22"/>
-          <w:szCs w:val="22"/>
-        </w:rPr>
-        <w:t xml:space="preserve"> |</w:t>
+        <w:t xml:space="preserve">Jan. 2014 </w:t>
+      </w:r>
+      <w:r>
+        <w:rPr>
+          <w:rFonts w:ascii="Times New Roman" w:hAnsi="Times New Roman" w:cs="Times New Roman"/>
+          <w:sz w:val="22"/>
+          <w:szCs w:val="22"/>
+        </w:rPr>
+        <w:t xml:space="preserve">- </w:t>
+      </w:r>
+      <w:r>
+        <w:rPr>
+          <w:rFonts w:ascii="Times New Roman" w:hAnsi="Times New Roman" w:cs="Times New Roman"/>
+          <w:sz w:val="22"/>
+          <w:szCs w:val="22"/>
+        </w:rPr>
+        <w:t>Dec. 2019 |</w:t>
+      </w:r>
+      <w:r>
+        <w:rPr>
+          <w:rFonts w:ascii="Times New Roman" w:hAnsi="Times New Roman" w:cs="Times New Roman"/>
+          <w:b/>
+          <w:bCs/>
+          <w:sz w:val="22"/>
+          <w:szCs w:val="22"/>
+        </w:rPr>
+        <w:t xml:space="preserve"> Ph.D. in Energy Science and Engineering</w:t>
+      </w:r>
+      <w:r>
+        <w:rPr>
+          <w:rFonts w:ascii="Times New Roman" w:hAnsi="Times New Roman" w:cs="Times New Roman"/>
+          <w:sz w:val="22"/>
+          <w:szCs w:val="22"/>
+        </w:rPr>
+        <w:t>,</w:t>
       </w:r>
       <w:r>
         <w:rPr>
@@ -221,34 +335,6 @@
       <w:r>
         <w:rPr>
           <w:rFonts w:ascii="Times New Roman" w:hAnsi="Times New Roman" w:cs="Times New Roman"/>
-          <w:b/>
-          <w:bCs/>
-          <w:sz w:val="22"/>
-          <w:szCs w:val="22"/>
-        </w:rPr>
-        <w:t>Ph.D. in Energy Science and Engineering</w:t>
-      </w:r>
-      <w:r>
-        <w:rPr>
-          <w:rFonts w:ascii="Times New Roman" w:hAnsi="Times New Roman" w:cs="Times New Roman"/>
-          <w:sz w:val="22"/>
-          <w:szCs w:val="22"/>
-        </w:rPr>
-        <w:t>,</w:t>
-      </w:r>
-      <w:r>
-        <w:rPr>
-          <w:rFonts w:ascii="Times New Roman" w:hAnsi="Times New Roman" w:cs="Times New Roman"/>
-          <w:b/>
-          <w:bCs/>
-          <w:sz w:val="22"/>
-          <w:szCs w:val="22"/>
-        </w:rPr>
-        <w:t xml:space="preserve"> </w:t>
-      </w:r>
-      <w:r>
-        <w:rPr>
-          <w:rFonts w:ascii="Times New Roman" w:hAnsi="Times New Roman" w:cs="Times New Roman"/>
           <w:sz w:val="22"/>
           <w:szCs w:val="22"/>
         </w:rPr>
@@ -278,15 +364,7 @@
           <w:sz w:val="22"/>
           <w:szCs w:val="22"/>
         </w:rPr>
-        <w:t>Knoxville, TN</w:t>
-      </w:r>
-      <w:r>
-        <w:rPr>
-          <w:rFonts w:ascii="Times New Roman" w:hAnsi="Times New Roman" w:cs="Times New Roman"/>
-          <w:sz w:val="22"/>
-          <w:szCs w:val="22"/>
-        </w:rPr>
-        <w:t>, US.</w:t>
+        <w:t>Knoxville, TN, US.</w:t>
       </w:r>
     </w:p>
     <w:p>
@@ -307,15 +385,23 @@
           <w:sz w:val="22"/>
           <w:szCs w:val="22"/>
         </w:rPr>
-        <w:t>Jan. 2010 – Jun. 2013</w:t>
-      </w:r>
-      <w:r>
-        <w:rPr>
-          <w:rFonts w:ascii="Times New Roman" w:hAnsi="Times New Roman" w:cs="Times New Roman"/>
-          <w:sz w:val="22"/>
-          <w:szCs w:val="22"/>
-        </w:rPr>
-        <w:t xml:space="preserve"> | </w:t>
+        <w:t xml:space="preserve">Jan. 2010 </w:t>
+      </w:r>
+      <w:r>
+        <w:rPr>
+          <w:rFonts w:ascii="Times New Roman" w:hAnsi="Times New Roman" w:cs="Times New Roman"/>
+          <w:sz w:val="22"/>
+          <w:szCs w:val="22"/>
+        </w:rPr>
+        <w:t>-</w:t>
+      </w:r>
+      <w:r>
+        <w:rPr>
+          <w:rFonts w:ascii="Times New Roman" w:hAnsi="Times New Roman" w:cs="Times New Roman"/>
+          <w:sz w:val="22"/>
+          <w:szCs w:val="22"/>
+        </w:rPr>
+        <w:t xml:space="preserve"> Jun. 2013 | </w:t>
       </w:r>
       <w:r>
         <w:rPr>
@@ -388,25 +474,53 @@
           <w:sz w:val="22"/>
           <w:szCs w:val="22"/>
         </w:rPr>
-        <w:t>Jan. 2000 – Jun. 2007</w:t>
-      </w:r>
-      <w:r>
-        <w:rPr>
-          <w:rFonts w:ascii="Times New Roman" w:hAnsi="Times New Roman" w:cs="Times New Roman"/>
-          <w:sz w:val="22"/>
-          <w:szCs w:val="22"/>
-        </w:rPr>
-        <w:t xml:space="preserve"> | </w:t>
-      </w:r>
-      <w:r>
-        <w:rPr>
-          <w:rFonts w:ascii="Times New Roman" w:hAnsi="Times New Roman" w:cs="Times New Roman"/>
-          <w:b/>
-          <w:bCs/>
-          <w:sz w:val="22"/>
-          <w:szCs w:val="22"/>
-        </w:rPr>
-        <w:t>B.Sc. in Agro-industrial Engineering</w:t>
+        <w:t xml:space="preserve">Jan. 2000 </w:t>
+      </w:r>
+      <w:r>
+        <w:rPr>
+          <w:rFonts w:ascii="Times New Roman" w:hAnsi="Times New Roman" w:cs="Times New Roman"/>
+          <w:sz w:val="22"/>
+          <w:szCs w:val="22"/>
+        </w:rPr>
+        <w:t>-</w:t>
+      </w:r>
+      <w:r>
+        <w:rPr>
+          <w:rFonts w:ascii="Times New Roman" w:hAnsi="Times New Roman" w:cs="Times New Roman"/>
+          <w:sz w:val="22"/>
+          <w:szCs w:val="22"/>
+        </w:rPr>
+        <w:t xml:space="preserve"> Jun. 2007 | </w:t>
+      </w:r>
+      <w:r>
+        <w:rPr>
+          <w:rFonts w:ascii="Times New Roman" w:hAnsi="Times New Roman" w:cs="Times New Roman"/>
+          <w:b/>
+          <w:bCs/>
+          <w:sz w:val="22"/>
+          <w:szCs w:val="22"/>
+        </w:rPr>
+        <w:t>B.Sc. in Agro</w:t>
+      </w:r>
+      <w:r>
+        <w:rPr>
+          <w:rFonts w:ascii="Times New Roman" w:hAnsi="Times New Roman" w:cs="Times New Roman"/>
+          <w:b/>
+          <w:bCs/>
+          <w:sz w:val="22"/>
+          <w:szCs w:val="22"/>
+        </w:rPr>
+        <w:t>-</w:t>
+      </w:r>
+      <w:r>
+        <w:rPr>
+          <w:rFonts w:ascii="Times New Roman" w:hAnsi="Times New Roman" w:cs="Times New Roman"/>
+          <w:b/>
+          <w:bCs/>
+          <w:sz w:val="22"/>
+          <w:szCs w:val="22"/>
+        </w:rPr>
+        <w:t>industrial Engineering</w:t>
       </w:r>
       <w:r>
         <w:rPr>
@@ -432,22 +546,6 @@
         </w:rPr>
         <w:t xml:space="preserve">        </w:t>
       </w:r>
-    </w:p>
-    <w:p>
-      <w:pPr>
-        <w:pBdr>
-          <w:bottom w:val="single" w:sz="6" w:space="2" w:color="444444"/>
-        </w:pBdr>
-        <w:rPr>
-          <w:rFonts w:ascii="Times New Roman" w:hAnsi="Times New Roman" w:cs="Times New Roman"/>
-          <w:b/>
-          <w:bCs/>
-          <w:caps/>
-          <w:color w:val="1A1A1A"/>
-          <w:sz w:val="22"/>
-          <w:szCs w:val="22"/>
-        </w:rPr>
-      </w:pPr>
     </w:p>
     <w:p>
       <w:pPr>
@@ -457,801 +555,10 @@
         <w:spacing w:after="120"/>
         <w:rPr>
           <w:rFonts w:ascii="Times New Roman" w:hAnsi="Times New Roman" w:cs="Times New Roman"/>
-          <w:sz w:val="22"/>
-          <w:szCs w:val="22"/>
-        </w:rPr>
-      </w:pPr>
-      <w:r>
-        <w:rPr>
-          <w:rFonts w:ascii="Times New Roman" w:hAnsi="Times New Roman" w:cs="Times New Roman"/>
           <w:b/>
           <w:bCs/>
           <w:caps/>
           <w:color w:val="1A1A1A"/>
-          <w:sz w:val="22"/>
-          <w:szCs w:val="22"/>
-        </w:rPr>
-        <w:t>Publications</w:t>
-      </w:r>
-    </w:p>
-    <w:p>
-      <w:pPr>
-        <w:spacing w:after="120"/>
-        <w:rPr>
-          <w:rFonts w:ascii="Times New Roman" w:hAnsi="Times New Roman" w:cs="Times New Roman"/>
-          <w:i/>
-          <w:iCs/>
-          <w:sz w:val="22"/>
-          <w:szCs w:val="22"/>
-        </w:rPr>
-      </w:pPr>
-      <w:r>
-        <w:rPr>
-          <w:rFonts w:ascii="Times New Roman" w:hAnsi="Times New Roman" w:cs="Times New Roman"/>
-          <w:i/>
-          <w:iCs/>
-          <w:sz w:val="22"/>
-          <w:szCs w:val="22"/>
-        </w:rPr>
-        <w:t>Peer-reviewed journal articles</w:t>
-      </w:r>
-    </w:p>
-    <w:p>
-      <w:pPr>
-        <w:spacing w:after="120"/>
-        <w:rPr>
-          <w:rFonts w:ascii="Times New Roman" w:hAnsi="Times New Roman" w:cs="Times New Roman"/>
-          <w:sz w:val="22"/>
-          <w:szCs w:val="22"/>
-        </w:rPr>
-      </w:pPr>
-      <w:r>
-        <w:rPr>
-          <w:rFonts w:ascii="Times New Roman" w:hAnsi="Times New Roman" w:cs="Times New Roman"/>
-          <w:b/>
-          <w:bCs/>
-          <w:sz w:val="22"/>
-          <w:szCs w:val="22"/>
-        </w:rPr>
-        <w:t>Ernesto C. Zuleta S.</w:t>
-      </w:r>
-      <w:r>
-        <w:rPr>
-          <w:rFonts w:ascii="Times New Roman" w:hAnsi="Times New Roman" w:cs="Times New Roman"/>
-          <w:sz w:val="22"/>
-          <w:szCs w:val="22"/>
-        </w:rPr>
-        <w:t xml:space="preserve">, V. Sethuraman, M. L. Lehmann, G. Goenaga, G. Yang, L. Cheng, E. C. Self. 2026. Solvent-based synthesis and characterization of sodium thiophosphate catholytes for nonaqueous redox flow batteries. </w:t>
-      </w:r>
-      <w:r>
-        <w:rPr>
-          <w:rFonts w:ascii="Times New Roman" w:hAnsi="Times New Roman" w:cs="Times New Roman"/>
-          <w:i/>
-          <w:iCs/>
-          <w:sz w:val="22"/>
-          <w:szCs w:val="22"/>
-        </w:rPr>
-        <w:t>Chemical Engineering Journal</w:t>
-      </w:r>
-      <w:r>
-        <w:rPr>
-          <w:rFonts w:ascii="Times New Roman" w:hAnsi="Times New Roman" w:cs="Times New Roman"/>
-          <w:sz w:val="22"/>
-          <w:szCs w:val="22"/>
-        </w:rPr>
-        <w:t>, 173687.</w:t>
-      </w:r>
-    </w:p>
-    <w:p>
-      <w:pPr>
-        <w:spacing w:after="120"/>
-        <w:rPr>
-          <w:rFonts w:ascii="Times New Roman" w:hAnsi="Times New Roman" w:cs="Times New Roman"/>
-          <w:sz w:val="22"/>
-          <w:szCs w:val="22"/>
-        </w:rPr>
-      </w:pPr>
-      <w:r>
-        <w:rPr>
-          <w:rFonts w:ascii="Times New Roman" w:hAnsi="Times New Roman" w:cs="Times New Roman"/>
-          <w:sz w:val="22"/>
-          <w:szCs w:val="22"/>
-        </w:rPr>
-        <w:t xml:space="preserve">M. Escamilla, </w:t>
-      </w:r>
-      <w:r>
-        <w:rPr>
-          <w:rFonts w:ascii="Times New Roman" w:hAnsi="Times New Roman" w:cs="Times New Roman"/>
-          <w:b/>
-          <w:bCs/>
-          <w:sz w:val="22"/>
-          <w:szCs w:val="22"/>
-        </w:rPr>
-        <w:t>Ernesto C. Zuleta</w:t>
-      </w:r>
-      <w:r>
-        <w:rPr>
-          <w:rFonts w:ascii="Times New Roman" w:hAnsi="Times New Roman" w:cs="Times New Roman"/>
-          <w:sz w:val="22"/>
-          <w:szCs w:val="22"/>
-        </w:rPr>
-        <w:t xml:space="preserve">, H. K. Davis, J. Johnson, E. Pentzer, T. Zawodzinski. 2024. Synthesis of Alkoxy-TEMPO Aminoxyl Radicals and Electrochemical Characterization in Acetonitrile for Energy Storage Applications. </w:t>
-      </w:r>
-      <w:r>
-        <w:rPr>
-          <w:rFonts w:ascii="Times New Roman" w:hAnsi="Times New Roman" w:cs="Times New Roman"/>
-          <w:i/>
-          <w:iCs/>
-          <w:sz w:val="22"/>
-          <w:szCs w:val="22"/>
-        </w:rPr>
-        <w:t>Journal of The Electrochemical Society</w:t>
-      </w:r>
-      <w:r>
-        <w:rPr>
-          <w:rFonts w:ascii="Times New Roman" w:hAnsi="Times New Roman" w:cs="Times New Roman"/>
-          <w:sz w:val="22"/>
-          <w:szCs w:val="22"/>
-        </w:rPr>
-        <w:t>, 171, 040533.</w:t>
-      </w:r>
-    </w:p>
-    <w:p>
-      <w:pPr>
-        <w:spacing w:after="120"/>
-        <w:rPr>
-          <w:rFonts w:ascii="Times New Roman" w:hAnsi="Times New Roman" w:cs="Times New Roman"/>
-          <w:sz w:val="22"/>
-          <w:szCs w:val="22"/>
-        </w:rPr>
-      </w:pPr>
-      <w:r>
-        <w:rPr>
-          <w:rFonts w:ascii="Times New Roman" w:hAnsi="Times New Roman" w:cs="Times New Roman"/>
-          <w:b/>
-          <w:bCs/>
-          <w:sz w:val="22"/>
-          <w:szCs w:val="22"/>
-        </w:rPr>
-        <w:t>Ernesto C. Zuleta</w:t>
-      </w:r>
-      <w:r>
-        <w:rPr>
-          <w:rFonts w:ascii="Times New Roman" w:hAnsi="Times New Roman" w:cs="Times New Roman"/>
-          <w:sz w:val="22"/>
-          <w:szCs w:val="22"/>
-        </w:rPr>
-        <w:t xml:space="preserve">, J. J. Bozell. 2021. Alkylation of monomeric, dimeric, and polymeric lignin models through carbon–hydrogen activation using Ru-catalyzed Murai reaction. </w:t>
-      </w:r>
-      <w:r>
-        <w:rPr>
-          <w:rFonts w:ascii="Times New Roman" w:hAnsi="Times New Roman" w:cs="Times New Roman"/>
-          <w:i/>
-          <w:iCs/>
-          <w:sz w:val="22"/>
-          <w:szCs w:val="22"/>
-        </w:rPr>
-        <w:t>Tetrahedron</w:t>
-      </w:r>
-      <w:r>
-        <w:rPr>
-          <w:rFonts w:ascii="Times New Roman" w:hAnsi="Times New Roman" w:cs="Times New Roman"/>
-          <w:sz w:val="22"/>
-          <w:szCs w:val="22"/>
-        </w:rPr>
-        <w:t>, 100, 132475.</w:t>
-      </w:r>
-    </w:p>
-    <w:p>
-      <w:pPr>
-        <w:spacing w:after="120"/>
-        <w:rPr>
-          <w:rFonts w:ascii="Times New Roman" w:hAnsi="Times New Roman" w:cs="Times New Roman"/>
-          <w:sz w:val="22"/>
-          <w:szCs w:val="22"/>
-        </w:rPr>
-      </w:pPr>
-      <w:r>
-        <w:rPr>
-          <w:rFonts w:ascii="Times New Roman" w:hAnsi="Times New Roman" w:cs="Times New Roman"/>
-          <w:b/>
-          <w:bCs/>
-          <w:sz w:val="22"/>
-          <w:szCs w:val="22"/>
-        </w:rPr>
-        <w:t>Ernesto C. Zuleta</w:t>
-      </w:r>
-      <w:r>
-        <w:rPr>
-          <w:rFonts w:ascii="Times New Roman" w:hAnsi="Times New Roman" w:cs="Times New Roman"/>
-          <w:sz w:val="22"/>
-          <w:szCs w:val="22"/>
-        </w:rPr>
-        <w:t xml:space="preserve">, G. A. Goenaga, T. A. Zawodzinski, T. Elder, J. J. Bozell. 2020. Deactivation of Co-Schiff Base Catalysts in the Oxidation of para-Substituted Lignin Models for the Production of Benzoquinones. </w:t>
-      </w:r>
-      <w:r>
-        <w:rPr>
-          <w:rFonts w:ascii="Times New Roman" w:hAnsi="Times New Roman" w:cs="Times New Roman"/>
-          <w:i/>
-          <w:iCs/>
-          <w:sz w:val="22"/>
-          <w:szCs w:val="22"/>
-        </w:rPr>
-        <w:t>Catalysis Science &amp; Technology</w:t>
-      </w:r>
-      <w:r>
-        <w:rPr>
-          <w:rFonts w:ascii="Times New Roman" w:hAnsi="Times New Roman" w:cs="Times New Roman"/>
-          <w:sz w:val="22"/>
-          <w:szCs w:val="22"/>
-        </w:rPr>
-        <w:t>, 10, 403–413.</w:t>
-      </w:r>
-    </w:p>
-    <w:p>
-      <w:pPr>
-        <w:spacing w:after="120"/>
-        <w:rPr>
-          <w:rFonts w:ascii="Times New Roman" w:hAnsi="Times New Roman" w:cs="Times New Roman"/>
-          <w:sz w:val="22"/>
-          <w:szCs w:val="22"/>
-        </w:rPr>
-      </w:pPr>
-      <w:r>
-        <w:rPr>
-          <w:rFonts w:ascii="Times New Roman" w:hAnsi="Times New Roman" w:cs="Times New Roman"/>
-          <w:sz w:val="22"/>
-          <w:szCs w:val="22"/>
-        </w:rPr>
-        <w:t xml:space="preserve">L. M. Baena, </w:t>
-      </w:r>
-      <w:r>
-        <w:rPr>
-          <w:rFonts w:ascii="Times New Roman" w:hAnsi="Times New Roman" w:cs="Times New Roman"/>
-          <w:b/>
-          <w:bCs/>
-          <w:sz w:val="22"/>
-          <w:szCs w:val="22"/>
-        </w:rPr>
-        <w:t>Ernesto C. Zuleta</w:t>
-      </w:r>
-      <w:r>
-        <w:rPr>
-          <w:rFonts w:ascii="Times New Roman" w:hAnsi="Times New Roman" w:cs="Times New Roman"/>
-          <w:sz w:val="22"/>
-          <w:szCs w:val="22"/>
-        </w:rPr>
-        <w:t xml:space="preserve">, J. A. Calderón. 2018. Evaluation of the stability of polymeric materials exposed to palm biodiesel and biodiesel–organic acid blends. </w:t>
-      </w:r>
-      <w:r>
-        <w:rPr>
-          <w:rFonts w:ascii="Times New Roman" w:hAnsi="Times New Roman" w:cs="Times New Roman"/>
-          <w:i/>
-          <w:iCs/>
-          <w:sz w:val="22"/>
-          <w:szCs w:val="22"/>
-        </w:rPr>
-        <w:t>Polymers</w:t>
-      </w:r>
-      <w:r>
-        <w:rPr>
-          <w:rFonts w:ascii="Times New Roman" w:hAnsi="Times New Roman" w:cs="Times New Roman"/>
-          <w:sz w:val="22"/>
-          <w:szCs w:val="22"/>
-        </w:rPr>
-        <w:t>, 10, 511.</w:t>
-      </w:r>
-    </w:p>
-    <w:p>
-      <w:pPr>
-        <w:spacing w:after="120"/>
-        <w:rPr>
-          <w:rFonts w:ascii="Times New Roman" w:hAnsi="Times New Roman" w:cs="Times New Roman"/>
-          <w:sz w:val="22"/>
-          <w:szCs w:val="22"/>
-        </w:rPr>
-      </w:pPr>
-      <w:r>
-        <w:rPr>
-          <w:rFonts w:ascii="Times New Roman" w:hAnsi="Times New Roman" w:cs="Times New Roman"/>
-          <w:b/>
-          <w:bCs/>
-          <w:sz w:val="22"/>
-          <w:szCs w:val="22"/>
-        </w:rPr>
-        <w:t>Ernesto C. Zuleta</w:t>
-      </w:r>
-      <w:r>
-        <w:rPr>
-          <w:rFonts w:ascii="Times New Roman" w:hAnsi="Times New Roman" w:cs="Times New Roman"/>
-          <w:sz w:val="22"/>
-          <w:szCs w:val="22"/>
-        </w:rPr>
-        <w:t xml:space="preserve">, L. A. Rios, P. N. Benjumea. 2012. Oxidative stability and cold flow behavior of palm, </w:t>
-      </w:r>
-      <w:proofErr w:type="spellStart"/>
-      <w:r>
-        <w:rPr>
-          <w:rFonts w:ascii="Times New Roman" w:hAnsi="Times New Roman" w:cs="Times New Roman"/>
-          <w:sz w:val="22"/>
-          <w:szCs w:val="22"/>
-        </w:rPr>
-        <w:t>sacha-inchi</w:t>
-      </w:r>
-      <w:proofErr w:type="spellEnd"/>
-      <w:r>
-        <w:rPr>
-          <w:rFonts w:ascii="Times New Roman" w:hAnsi="Times New Roman" w:cs="Times New Roman"/>
-          <w:sz w:val="22"/>
-          <w:szCs w:val="22"/>
-        </w:rPr>
-        <w:t xml:space="preserve">, jatropha, and castor oil biodiesel blends. </w:t>
-      </w:r>
-      <w:r>
-        <w:rPr>
-          <w:rFonts w:ascii="Times New Roman" w:hAnsi="Times New Roman" w:cs="Times New Roman"/>
-          <w:i/>
-          <w:iCs/>
-          <w:sz w:val="22"/>
-          <w:szCs w:val="22"/>
-        </w:rPr>
-        <w:t>Fuel Processing Technology</w:t>
-      </w:r>
-      <w:r>
-        <w:rPr>
-          <w:rFonts w:ascii="Times New Roman" w:hAnsi="Times New Roman" w:cs="Times New Roman"/>
-          <w:sz w:val="22"/>
-          <w:szCs w:val="22"/>
-        </w:rPr>
-        <w:t>, 102, 96–101.</w:t>
-      </w:r>
-    </w:p>
-    <w:p>
-      <w:pPr>
-        <w:spacing w:after="120"/>
-        <w:rPr>
-          <w:rFonts w:ascii="Times New Roman" w:hAnsi="Times New Roman" w:cs="Times New Roman"/>
-          <w:sz w:val="22"/>
-          <w:szCs w:val="22"/>
-        </w:rPr>
-      </w:pPr>
-      <w:r>
-        <w:rPr>
-          <w:rFonts w:ascii="Times New Roman" w:hAnsi="Times New Roman" w:cs="Times New Roman"/>
-          <w:b/>
-          <w:bCs/>
-          <w:sz w:val="22"/>
-          <w:szCs w:val="22"/>
-        </w:rPr>
-        <w:t>Ernesto C. Zuleta</w:t>
-      </w:r>
-      <w:r>
-        <w:rPr>
-          <w:rFonts w:ascii="Times New Roman" w:hAnsi="Times New Roman" w:cs="Times New Roman"/>
-          <w:sz w:val="22"/>
-          <w:szCs w:val="22"/>
-        </w:rPr>
-        <w:t xml:space="preserve">, L. Baena, L. Rios, J. A. Calderón. 2012. The oxidative stability of biodiesel and its impact on the deterioration of metallic and polymeric materials: a review. </w:t>
-      </w:r>
-      <w:r>
-        <w:rPr>
-          <w:rFonts w:ascii="Times New Roman" w:hAnsi="Times New Roman" w:cs="Times New Roman"/>
-          <w:i/>
-          <w:iCs/>
-          <w:sz w:val="22"/>
-          <w:szCs w:val="22"/>
-        </w:rPr>
-        <w:t>Journal of the Brazilian Chemical Society</w:t>
-      </w:r>
-      <w:r>
-        <w:rPr>
-          <w:rFonts w:ascii="Times New Roman" w:hAnsi="Times New Roman" w:cs="Times New Roman"/>
-          <w:sz w:val="22"/>
-          <w:szCs w:val="22"/>
-        </w:rPr>
-        <w:t>, 23, 2159–2175.</w:t>
-      </w:r>
-    </w:p>
-    <w:p>
-      <w:pPr>
-        <w:spacing w:after="120"/>
-        <w:rPr>
-          <w:rFonts w:ascii="Times New Roman" w:hAnsi="Times New Roman" w:cs="Times New Roman"/>
-          <w:sz w:val="22"/>
-          <w:szCs w:val="22"/>
-        </w:rPr>
-      </w:pPr>
-      <w:r>
-        <w:rPr>
-          <w:rFonts w:ascii="Times New Roman" w:hAnsi="Times New Roman" w:cs="Times New Roman"/>
-          <w:b/>
-          <w:bCs/>
-          <w:sz w:val="22"/>
-          <w:szCs w:val="22"/>
-        </w:rPr>
-        <w:t>Ernesto C. Zuleta</w:t>
-      </w:r>
-      <w:r>
-        <w:rPr>
-          <w:rFonts w:ascii="Times New Roman" w:hAnsi="Times New Roman" w:cs="Times New Roman"/>
-          <w:sz w:val="22"/>
-          <w:szCs w:val="22"/>
-        </w:rPr>
-        <w:t xml:space="preserve">, J. A. Calderón Gutiérrez, L. A. Rios. 2012. Study of the oxidative stability of biodiesel from palm oil in contact with metallic and polymeric automotive materials. </w:t>
-      </w:r>
-      <w:r>
-        <w:rPr>
-          <w:rFonts w:ascii="Times New Roman" w:hAnsi="Times New Roman" w:cs="Times New Roman"/>
-          <w:i/>
-          <w:iCs/>
-          <w:sz w:val="22"/>
-          <w:szCs w:val="22"/>
-        </w:rPr>
-        <w:t xml:space="preserve">Ingeniería y </w:t>
-      </w:r>
-      <w:proofErr w:type="spellStart"/>
-      <w:r>
-        <w:rPr>
-          <w:rFonts w:ascii="Times New Roman" w:hAnsi="Times New Roman" w:cs="Times New Roman"/>
-          <w:i/>
-          <w:iCs/>
-          <w:sz w:val="22"/>
-          <w:szCs w:val="22"/>
-        </w:rPr>
-        <w:t>Competitividad</w:t>
-      </w:r>
-      <w:proofErr w:type="spellEnd"/>
-      <w:r>
-        <w:rPr>
-          <w:rFonts w:ascii="Times New Roman" w:hAnsi="Times New Roman" w:cs="Times New Roman"/>
-          <w:sz w:val="22"/>
-          <w:szCs w:val="22"/>
-        </w:rPr>
-        <w:t>, 2, 83–90.</w:t>
-      </w:r>
-    </w:p>
-    <w:p>
-      <w:pPr>
-        <w:spacing w:after="120"/>
-        <w:rPr>
-          <w:rFonts w:ascii="Times New Roman" w:hAnsi="Times New Roman" w:cs="Times New Roman"/>
-          <w:sz w:val="22"/>
-          <w:szCs w:val="22"/>
-        </w:rPr>
-      </w:pPr>
-      <w:r>
-        <w:rPr>
-          <w:rFonts w:ascii="Times New Roman" w:hAnsi="Times New Roman" w:cs="Times New Roman"/>
-          <w:b/>
-          <w:bCs/>
-          <w:sz w:val="22"/>
-          <w:szCs w:val="22"/>
-        </w:rPr>
-        <w:t>Ernesto C. Zuleta</w:t>
-      </w:r>
-      <w:r>
-        <w:rPr>
-          <w:rFonts w:ascii="Times New Roman" w:hAnsi="Times New Roman" w:cs="Times New Roman"/>
-          <w:sz w:val="22"/>
-          <w:szCs w:val="22"/>
-        </w:rPr>
-        <w:t xml:space="preserve">, A. Franco, L. A. Rios. 2009. Production of palm oil biodiesel with heterogeneous basic catalysts compared to conventional homogeneous catalysts. </w:t>
-      </w:r>
-      <w:r>
-        <w:rPr>
-          <w:rFonts w:ascii="Times New Roman" w:hAnsi="Times New Roman" w:cs="Times New Roman"/>
-          <w:i/>
-          <w:iCs/>
-          <w:sz w:val="22"/>
-          <w:szCs w:val="22"/>
-        </w:rPr>
-        <w:t>Energética</w:t>
-      </w:r>
-      <w:r>
-        <w:rPr>
-          <w:rFonts w:ascii="Times New Roman" w:hAnsi="Times New Roman" w:cs="Times New Roman"/>
-          <w:sz w:val="22"/>
-          <w:szCs w:val="22"/>
-        </w:rPr>
-        <w:t>, 42, 45–52.</w:t>
-      </w:r>
-    </w:p>
-    <w:p>
-      <w:pPr>
-        <w:spacing w:after="120"/>
-        <w:rPr>
-          <w:rFonts w:ascii="Times New Roman" w:hAnsi="Times New Roman" w:cs="Times New Roman"/>
-          <w:sz w:val="22"/>
-          <w:szCs w:val="22"/>
-        </w:rPr>
-      </w:pPr>
-      <w:r>
-        <w:rPr>
-          <w:rFonts w:ascii="Times New Roman" w:hAnsi="Times New Roman" w:cs="Times New Roman"/>
-          <w:b/>
-          <w:bCs/>
-          <w:sz w:val="22"/>
-          <w:szCs w:val="22"/>
-        </w:rPr>
-        <w:t>Ernesto C. Zuleta</w:t>
-      </w:r>
-      <w:r>
-        <w:rPr>
-          <w:rFonts w:ascii="Times New Roman" w:hAnsi="Times New Roman" w:cs="Times New Roman"/>
-          <w:sz w:val="22"/>
-          <w:szCs w:val="22"/>
-        </w:rPr>
-        <w:t xml:space="preserve">, M. J. Bastidas Barranco, L. C. Díaz Muegue, J. Bonet Ovalle. 2007. Preparation of biodiesel by transesterification of crude palm oil (Elaeis guineensis) with ethanol. </w:t>
-      </w:r>
-      <w:r>
-        <w:rPr>
-          <w:rFonts w:ascii="Times New Roman" w:hAnsi="Times New Roman" w:cs="Times New Roman"/>
-          <w:i/>
-          <w:iCs/>
-          <w:sz w:val="22"/>
-          <w:szCs w:val="22"/>
-        </w:rPr>
-        <w:t>Energética</w:t>
-      </w:r>
-      <w:r>
-        <w:rPr>
-          <w:rFonts w:ascii="Times New Roman" w:hAnsi="Times New Roman" w:cs="Times New Roman"/>
-          <w:sz w:val="22"/>
-          <w:szCs w:val="22"/>
-        </w:rPr>
-        <w:t>, 38, 47.</w:t>
-      </w:r>
-    </w:p>
-    <w:p>
-      <w:pPr>
-        <w:spacing w:after="120"/>
-        <w:rPr>
-          <w:rFonts w:ascii="Times New Roman" w:hAnsi="Times New Roman" w:cs="Times New Roman"/>
-          <w:sz w:val="22"/>
-          <w:szCs w:val="22"/>
-        </w:rPr>
-      </w:pPr>
-      <w:r>
-        <w:rPr>
-          <w:rFonts w:ascii="Times New Roman" w:hAnsi="Times New Roman" w:cs="Times New Roman"/>
-          <w:sz w:val="22"/>
-          <w:szCs w:val="22"/>
-        </w:rPr>
-        <w:lastRenderedPageBreak/>
-        <w:t xml:space="preserve">I. R. Avendaño Gómez, L. C. Díaz Muegue, E. Meza Daza, </w:t>
-      </w:r>
-      <w:r>
-        <w:rPr>
-          <w:rFonts w:ascii="Times New Roman" w:hAnsi="Times New Roman" w:cs="Times New Roman"/>
-          <w:b/>
-          <w:bCs/>
-          <w:sz w:val="22"/>
-          <w:szCs w:val="22"/>
-        </w:rPr>
-        <w:t>Ernesto Camilo Zuleta Suarez</w:t>
-      </w:r>
-      <w:r>
-        <w:rPr>
-          <w:rFonts w:ascii="Times New Roman" w:hAnsi="Times New Roman" w:cs="Times New Roman"/>
-          <w:sz w:val="22"/>
-          <w:szCs w:val="22"/>
-        </w:rPr>
-        <w:t xml:space="preserve">, M. Mantilla Morales. 2007. Study of the obtention of epoxidized palm olein by peroxyacetic acid formed in situ. </w:t>
-      </w:r>
-      <w:r>
-        <w:rPr>
-          <w:rFonts w:ascii="Times New Roman" w:hAnsi="Times New Roman" w:cs="Times New Roman"/>
-          <w:i/>
-          <w:iCs/>
-          <w:sz w:val="22"/>
-          <w:szCs w:val="22"/>
-        </w:rPr>
-        <w:t xml:space="preserve">Revista </w:t>
-      </w:r>
-      <w:proofErr w:type="spellStart"/>
-      <w:r>
-        <w:rPr>
-          <w:rFonts w:ascii="Times New Roman" w:hAnsi="Times New Roman" w:cs="Times New Roman"/>
-          <w:i/>
-          <w:iCs/>
-          <w:sz w:val="22"/>
-          <w:szCs w:val="22"/>
-        </w:rPr>
-        <w:t>Científica</w:t>
-      </w:r>
-      <w:proofErr w:type="spellEnd"/>
-      <w:r>
-        <w:rPr>
-          <w:rFonts w:ascii="Times New Roman" w:hAnsi="Times New Roman" w:cs="Times New Roman"/>
-          <w:i/>
-          <w:iCs/>
-          <w:sz w:val="22"/>
-          <w:szCs w:val="22"/>
-        </w:rPr>
-        <w:t xml:space="preserve"> </w:t>
-      </w:r>
-      <w:proofErr w:type="spellStart"/>
-      <w:r>
-        <w:rPr>
-          <w:rFonts w:ascii="Times New Roman" w:hAnsi="Times New Roman" w:cs="Times New Roman"/>
-          <w:i/>
-          <w:iCs/>
-          <w:sz w:val="22"/>
-          <w:szCs w:val="22"/>
-        </w:rPr>
-        <w:t>Documentos</w:t>
-      </w:r>
-      <w:proofErr w:type="spellEnd"/>
-      <w:r>
-        <w:rPr>
-          <w:rFonts w:ascii="Times New Roman" w:hAnsi="Times New Roman" w:cs="Times New Roman"/>
-          <w:i/>
-          <w:iCs/>
-          <w:sz w:val="22"/>
-          <w:szCs w:val="22"/>
-        </w:rPr>
-        <w:t xml:space="preserve"> de Ingeniería</w:t>
-      </w:r>
-      <w:r>
-        <w:rPr>
-          <w:rFonts w:ascii="Times New Roman" w:hAnsi="Times New Roman" w:cs="Times New Roman"/>
-          <w:sz w:val="22"/>
-          <w:szCs w:val="22"/>
-        </w:rPr>
-        <w:t>, 6, 69–75.</w:t>
-      </w:r>
-    </w:p>
-    <w:p>
-      <w:pPr>
-        <w:spacing w:after="120"/>
-        <w:rPr>
-          <w:rFonts w:ascii="Times New Roman" w:hAnsi="Times New Roman" w:cs="Times New Roman"/>
-          <w:sz w:val="22"/>
-          <w:szCs w:val="22"/>
-        </w:rPr>
-      </w:pPr>
-      <w:r>
-        <w:rPr>
-          <w:rFonts w:ascii="Times New Roman" w:hAnsi="Times New Roman" w:cs="Times New Roman"/>
-          <w:b/>
-          <w:bCs/>
-          <w:sz w:val="22"/>
-          <w:szCs w:val="22"/>
-        </w:rPr>
-        <w:t>Book chapters</w:t>
-      </w:r>
-    </w:p>
-    <w:p>
-      <w:pPr>
-        <w:spacing w:after="120"/>
-        <w:rPr>
-          <w:rFonts w:ascii="Times New Roman" w:hAnsi="Times New Roman" w:cs="Times New Roman"/>
-          <w:sz w:val="22"/>
-          <w:szCs w:val="22"/>
-        </w:rPr>
-      </w:pPr>
-      <w:r>
-        <w:rPr>
-          <w:rFonts w:ascii="Times New Roman" w:hAnsi="Times New Roman" w:cs="Times New Roman"/>
-          <w:sz w:val="22"/>
-          <w:szCs w:val="22"/>
-        </w:rPr>
-        <w:t xml:space="preserve">J. J. Bozell, S. </w:t>
-      </w:r>
-      <w:proofErr w:type="spellStart"/>
-      <w:r>
-        <w:rPr>
-          <w:rFonts w:ascii="Times New Roman" w:hAnsi="Times New Roman" w:cs="Times New Roman"/>
-          <w:sz w:val="22"/>
-          <w:szCs w:val="22"/>
-        </w:rPr>
-        <w:t>Chmely</w:t>
-      </w:r>
-      <w:proofErr w:type="spellEnd"/>
-      <w:r>
-        <w:rPr>
-          <w:rFonts w:ascii="Times New Roman" w:hAnsi="Times New Roman" w:cs="Times New Roman"/>
-          <w:sz w:val="22"/>
-          <w:szCs w:val="22"/>
-        </w:rPr>
-        <w:t xml:space="preserve">, W. Hartwig, R. Key, N. Labbé, P. Venugopal, </w:t>
-      </w:r>
-      <w:r>
-        <w:rPr>
-          <w:rFonts w:ascii="Times New Roman" w:hAnsi="Times New Roman" w:cs="Times New Roman"/>
-          <w:b/>
-          <w:bCs/>
-          <w:sz w:val="22"/>
-          <w:szCs w:val="22"/>
-        </w:rPr>
-        <w:t>Ernesto Zuleta</w:t>
-      </w:r>
-      <w:r>
-        <w:rPr>
-          <w:rFonts w:ascii="Times New Roman" w:hAnsi="Times New Roman" w:cs="Times New Roman"/>
-          <w:sz w:val="22"/>
-          <w:szCs w:val="22"/>
-        </w:rPr>
-        <w:t xml:space="preserve">. 2018. Lignin isolation methodology for biorefining, pretreatment and analysis. In: </w:t>
-      </w:r>
-      <w:r>
-        <w:rPr>
-          <w:rFonts w:ascii="Times New Roman" w:hAnsi="Times New Roman" w:cs="Times New Roman"/>
-          <w:i/>
-          <w:iCs/>
-          <w:sz w:val="22"/>
-          <w:szCs w:val="22"/>
-        </w:rPr>
-        <w:t>Lignin Valorization: Emerging Approaches</w:t>
-      </w:r>
-      <w:r>
-        <w:rPr>
-          <w:rFonts w:ascii="Times New Roman" w:hAnsi="Times New Roman" w:cs="Times New Roman"/>
-          <w:sz w:val="22"/>
-          <w:szCs w:val="22"/>
-        </w:rPr>
-        <w:t>, Ed. G. T. Beckham, The Royal Society of Chemistry, UK, pp. 21–61.</w:t>
-      </w:r>
-    </w:p>
-    <w:p>
-      <w:pPr>
-        <w:spacing w:after="120"/>
-        <w:rPr>
-          <w:rFonts w:ascii="Times New Roman" w:hAnsi="Times New Roman" w:cs="Times New Roman"/>
-          <w:sz w:val="22"/>
-          <w:szCs w:val="22"/>
-        </w:rPr>
-      </w:pPr>
-      <w:r>
-        <w:rPr>
-          <w:rFonts w:ascii="Times New Roman" w:hAnsi="Times New Roman" w:cs="Times New Roman"/>
-          <w:sz w:val="22"/>
-          <w:szCs w:val="22"/>
-        </w:rPr>
-        <w:t xml:space="preserve">L. Ríos, S. Cardona, W. Pérez, </w:t>
-      </w:r>
-      <w:r>
-        <w:rPr>
-          <w:rFonts w:ascii="Times New Roman" w:hAnsi="Times New Roman" w:cs="Times New Roman"/>
-          <w:b/>
-          <w:bCs/>
-          <w:sz w:val="22"/>
-          <w:szCs w:val="22"/>
-        </w:rPr>
-        <w:t>Ernesto Zuleta</w:t>
-      </w:r>
-      <w:r>
-        <w:rPr>
-          <w:rFonts w:ascii="Times New Roman" w:hAnsi="Times New Roman" w:cs="Times New Roman"/>
-          <w:sz w:val="22"/>
-          <w:szCs w:val="22"/>
-        </w:rPr>
-        <w:t xml:space="preserve">. 2012. Oxidative stability of biodiesel. In: </w:t>
-      </w:r>
-      <w:r>
-        <w:rPr>
-          <w:rFonts w:ascii="Times New Roman" w:hAnsi="Times New Roman" w:cs="Times New Roman"/>
-          <w:i/>
-          <w:iCs/>
-          <w:sz w:val="22"/>
-          <w:szCs w:val="22"/>
-        </w:rPr>
-        <w:t>Alternative Production of Biodiesel: Improvement of Properties and Assessment of Glycerin</w:t>
-      </w:r>
-      <w:r>
-        <w:rPr>
-          <w:rFonts w:ascii="Times New Roman" w:hAnsi="Times New Roman" w:cs="Times New Roman"/>
-          <w:sz w:val="22"/>
-          <w:szCs w:val="22"/>
-        </w:rPr>
-        <w:t>, Universidad de Antioquia, Medellín, Colombia, pp. 49–64.</w:t>
-      </w:r>
-    </w:p>
-    <w:p>
-      <w:pPr>
-        <w:ind w:left="360" w:hanging="360"/>
-        <w:rPr>
-          <w:rFonts w:ascii="Times New Roman" w:hAnsi="Times New Roman" w:cs="Times New Roman"/>
           <w:sz w:val="22"/>
           <w:szCs w:val="22"/>
         </w:rPr>
@@ -1279,668 +586,6 @@
           <w:sz w:val="22"/>
           <w:szCs w:val="22"/>
         </w:rPr>
-        <w:t>Invited Presentations</w:t>
-      </w:r>
-    </w:p>
-    <w:p>
-      <w:pPr>
-        <w:spacing w:after="120"/>
-        <w:rPr>
-          <w:rFonts w:ascii="Times New Roman" w:hAnsi="Times New Roman" w:cs="Times New Roman"/>
-          <w:sz w:val="22"/>
-          <w:szCs w:val="22"/>
-        </w:rPr>
-      </w:pPr>
-      <w:r>
-        <w:rPr>
-          <w:rFonts w:ascii="Times New Roman" w:hAnsi="Times New Roman" w:cs="Times New Roman"/>
-          <w:b/>
-          <w:bCs/>
-          <w:sz w:val="22"/>
-          <w:szCs w:val="22"/>
-        </w:rPr>
-        <w:t>Ernesto C. Zuleta Suarez</w:t>
-      </w:r>
-      <w:r>
-        <w:rPr>
-          <w:rFonts w:ascii="Times New Roman" w:hAnsi="Times New Roman" w:cs="Times New Roman"/>
-          <w:sz w:val="22"/>
-          <w:szCs w:val="22"/>
-        </w:rPr>
-        <w:t>. "Hydrogen: An Energy Alternative with Many Colors and Shades" ("</w:t>
-      </w:r>
-      <w:proofErr w:type="spellStart"/>
-      <w:r>
-        <w:rPr>
-          <w:rFonts w:ascii="Times New Roman" w:hAnsi="Times New Roman" w:cs="Times New Roman"/>
-          <w:sz w:val="22"/>
-          <w:szCs w:val="22"/>
-        </w:rPr>
-        <w:t>Hidrógeno</w:t>
-      </w:r>
-      <w:proofErr w:type="spellEnd"/>
-      <w:r>
-        <w:rPr>
-          <w:rFonts w:ascii="Times New Roman" w:hAnsi="Times New Roman" w:cs="Times New Roman"/>
-          <w:sz w:val="22"/>
-          <w:szCs w:val="22"/>
-        </w:rPr>
-        <w:t xml:space="preserve">: Una </w:t>
-      </w:r>
-      <w:proofErr w:type="spellStart"/>
-      <w:r>
-        <w:rPr>
-          <w:rFonts w:ascii="Times New Roman" w:hAnsi="Times New Roman" w:cs="Times New Roman"/>
-          <w:sz w:val="22"/>
-          <w:szCs w:val="22"/>
-        </w:rPr>
-        <w:t>alternativa</w:t>
-      </w:r>
-      <w:proofErr w:type="spellEnd"/>
-      <w:r>
-        <w:rPr>
-          <w:rFonts w:ascii="Times New Roman" w:hAnsi="Times New Roman" w:cs="Times New Roman"/>
-          <w:sz w:val="22"/>
-          <w:szCs w:val="22"/>
-        </w:rPr>
-        <w:t xml:space="preserve"> </w:t>
-      </w:r>
-      <w:proofErr w:type="spellStart"/>
-      <w:r>
-        <w:rPr>
-          <w:rFonts w:ascii="Times New Roman" w:hAnsi="Times New Roman" w:cs="Times New Roman"/>
-          <w:sz w:val="22"/>
-          <w:szCs w:val="22"/>
-        </w:rPr>
-        <w:t>energética</w:t>
-      </w:r>
-      <w:proofErr w:type="spellEnd"/>
-      <w:r>
-        <w:rPr>
-          <w:rFonts w:ascii="Times New Roman" w:hAnsi="Times New Roman" w:cs="Times New Roman"/>
-          <w:sz w:val="22"/>
-          <w:szCs w:val="22"/>
-        </w:rPr>
-        <w:t xml:space="preserve"> con </w:t>
-      </w:r>
-      <w:proofErr w:type="spellStart"/>
-      <w:r>
-        <w:rPr>
-          <w:rFonts w:ascii="Times New Roman" w:hAnsi="Times New Roman" w:cs="Times New Roman"/>
-          <w:sz w:val="22"/>
-          <w:szCs w:val="22"/>
-        </w:rPr>
-        <w:t>muchos</w:t>
-      </w:r>
-      <w:proofErr w:type="spellEnd"/>
-      <w:r>
-        <w:rPr>
-          <w:rFonts w:ascii="Times New Roman" w:hAnsi="Times New Roman" w:cs="Times New Roman"/>
-          <w:sz w:val="22"/>
-          <w:szCs w:val="22"/>
-        </w:rPr>
-        <w:t xml:space="preserve"> </w:t>
-      </w:r>
-      <w:proofErr w:type="spellStart"/>
-      <w:r>
-        <w:rPr>
-          <w:rFonts w:ascii="Times New Roman" w:hAnsi="Times New Roman" w:cs="Times New Roman"/>
-          <w:sz w:val="22"/>
-          <w:szCs w:val="22"/>
-        </w:rPr>
-        <w:t>colores</w:t>
-      </w:r>
-      <w:proofErr w:type="spellEnd"/>
-      <w:r>
-        <w:rPr>
-          <w:rFonts w:ascii="Times New Roman" w:hAnsi="Times New Roman" w:cs="Times New Roman"/>
-          <w:sz w:val="22"/>
-          <w:szCs w:val="22"/>
-        </w:rPr>
-        <w:t xml:space="preserve"> y </w:t>
-      </w:r>
-      <w:proofErr w:type="spellStart"/>
-      <w:r>
-        <w:rPr>
-          <w:rFonts w:ascii="Times New Roman" w:hAnsi="Times New Roman" w:cs="Times New Roman"/>
-          <w:sz w:val="22"/>
-          <w:szCs w:val="22"/>
-        </w:rPr>
-        <w:t>matices</w:t>
-      </w:r>
-      <w:proofErr w:type="spellEnd"/>
-      <w:r>
-        <w:rPr>
-          <w:rFonts w:ascii="Times New Roman" w:hAnsi="Times New Roman" w:cs="Times New Roman"/>
-          <w:sz w:val="22"/>
-          <w:szCs w:val="22"/>
-        </w:rPr>
-        <w:t xml:space="preserve">"). Invited webinar speaker, Universidad </w:t>
-      </w:r>
-      <w:proofErr w:type="spellStart"/>
-      <w:r>
-        <w:rPr>
-          <w:rFonts w:ascii="Times New Roman" w:hAnsi="Times New Roman" w:cs="Times New Roman"/>
-          <w:sz w:val="22"/>
-          <w:szCs w:val="22"/>
-        </w:rPr>
-        <w:t>Autónoma</w:t>
-      </w:r>
-      <w:proofErr w:type="spellEnd"/>
-      <w:r>
-        <w:rPr>
-          <w:rFonts w:ascii="Times New Roman" w:hAnsi="Times New Roman" w:cs="Times New Roman"/>
-          <w:sz w:val="22"/>
-          <w:szCs w:val="22"/>
-        </w:rPr>
-        <w:t xml:space="preserve"> de Bucaramanga (UNAB), Bucaramanga, Colombia, Oct. 2023. (virtual)</w:t>
-      </w:r>
-    </w:p>
-    <w:p>
-      <w:pPr>
-        <w:pBdr>
-          <w:bottom w:val="single" w:sz="6" w:space="2" w:color="444444"/>
-        </w:pBdr>
-        <w:spacing w:after="120"/>
-        <w:rPr>
-          <w:rFonts w:ascii="Times New Roman" w:hAnsi="Times New Roman" w:cs="Times New Roman"/>
-          <w:b/>
-          <w:bCs/>
-          <w:caps/>
-          <w:color w:val="1A1A1A"/>
-          <w:sz w:val="22"/>
-          <w:szCs w:val="22"/>
-        </w:rPr>
-      </w:pPr>
-    </w:p>
-    <w:p>
-      <w:pPr>
-        <w:pBdr>
-          <w:bottom w:val="single" w:sz="6" w:space="2" w:color="444444"/>
-        </w:pBdr>
-        <w:spacing w:after="120"/>
-        <w:rPr>
-          <w:rFonts w:ascii="Times New Roman" w:hAnsi="Times New Roman" w:cs="Times New Roman"/>
-          <w:sz w:val="22"/>
-          <w:szCs w:val="22"/>
-        </w:rPr>
-      </w:pPr>
-      <w:r>
-        <w:rPr>
-          <w:rFonts w:ascii="Times New Roman" w:hAnsi="Times New Roman" w:cs="Times New Roman"/>
-          <w:b/>
-          <w:bCs/>
-          <w:caps/>
-          <w:color w:val="1A1A1A"/>
-          <w:sz w:val="22"/>
-          <w:szCs w:val="22"/>
-        </w:rPr>
-        <w:t>Organized Sessions and Symposia</w:t>
-      </w:r>
-    </w:p>
-    <w:p>
-      <w:pPr>
-        <w:spacing w:after="120"/>
-        <w:rPr>
-          <w:rFonts w:ascii="Times New Roman" w:hAnsi="Times New Roman" w:cs="Times New Roman"/>
-          <w:sz w:val="22"/>
-          <w:szCs w:val="22"/>
-        </w:rPr>
-      </w:pPr>
-      <w:r>
-        <w:rPr>
-          <w:rFonts w:ascii="Times New Roman" w:hAnsi="Times New Roman" w:cs="Times New Roman"/>
-          <w:sz w:val="22"/>
-          <w:szCs w:val="22"/>
-        </w:rPr>
-        <w:t>Organizer, First CRC–CABLE Bioeconomy Seminar, "Bioeconomy in East Tennessee." Center for Renewable</w:t>
-      </w:r>
-      <w:r>
-        <w:rPr>
-          <w:rFonts w:ascii="Times New Roman" w:hAnsi="Times New Roman" w:cs="Times New Roman"/>
-          <w:sz w:val="22"/>
-          <w:szCs w:val="22"/>
-        </w:rPr>
-        <w:t xml:space="preserve"> </w:t>
-      </w:r>
-      <w:r>
-        <w:rPr>
-          <w:rFonts w:ascii="Times New Roman" w:hAnsi="Times New Roman" w:cs="Times New Roman"/>
-          <w:sz w:val="22"/>
-          <w:szCs w:val="22"/>
-        </w:rPr>
-        <w:t>Carbon, The University of Tennessee, Knoxville, 2018.</w:t>
-      </w:r>
-    </w:p>
-    <w:p>
-      <w:pPr>
-        <w:pBdr>
-          <w:bottom w:val="single" w:sz="6" w:space="2" w:color="444444"/>
-        </w:pBdr>
-        <w:spacing w:after="120"/>
-        <w:rPr>
-          <w:rFonts w:ascii="Times New Roman" w:hAnsi="Times New Roman" w:cs="Times New Roman"/>
-          <w:b/>
-          <w:bCs/>
-          <w:caps/>
-          <w:color w:val="1A1A1A"/>
-          <w:sz w:val="22"/>
-          <w:szCs w:val="22"/>
-        </w:rPr>
-      </w:pPr>
-    </w:p>
-    <w:p>
-      <w:pPr>
-        <w:pBdr>
-          <w:bottom w:val="single" w:sz="6" w:space="2" w:color="444444"/>
-        </w:pBdr>
-        <w:spacing w:after="120"/>
-        <w:rPr>
-          <w:rFonts w:ascii="Times New Roman" w:hAnsi="Times New Roman" w:cs="Times New Roman"/>
-          <w:sz w:val="22"/>
-          <w:szCs w:val="22"/>
-        </w:rPr>
-      </w:pPr>
-      <w:r>
-        <w:rPr>
-          <w:rFonts w:ascii="Times New Roman" w:hAnsi="Times New Roman" w:cs="Times New Roman"/>
-          <w:b/>
-          <w:bCs/>
-          <w:caps/>
-          <w:color w:val="1A1A1A"/>
-          <w:sz w:val="22"/>
-          <w:szCs w:val="22"/>
-        </w:rPr>
-        <w:t>Presentations</w:t>
-      </w:r>
-    </w:p>
-    <w:p>
-      <w:pPr>
-        <w:spacing w:after="120"/>
-        <w:rPr>
-          <w:rFonts w:ascii="Times New Roman" w:hAnsi="Times New Roman" w:cs="Times New Roman"/>
-          <w:sz w:val="22"/>
-          <w:szCs w:val="22"/>
-        </w:rPr>
-      </w:pPr>
-      <w:r>
-        <w:rPr>
-          <w:rFonts w:ascii="Times New Roman" w:hAnsi="Times New Roman" w:cs="Times New Roman"/>
-          <w:b/>
-          <w:bCs/>
-          <w:sz w:val="22"/>
-          <w:szCs w:val="22"/>
-        </w:rPr>
-        <w:t>Ernesto C. Zuleta Suarez</w:t>
-      </w:r>
-      <w:r>
-        <w:rPr>
-          <w:rFonts w:ascii="Times New Roman" w:hAnsi="Times New Roman" w:cs="Times New Roman"/>
-          <w:sz w:val="22"/>
-          <w:szCs w:val="22"/>
-        </w:rPr>
-        <w:t>, G. Goenaga, E. Self. Evaluation of Anode Designs for Sodium Metal Hybrid Redox Flow Batteries. 249th ECS Meeting, 2026, Seattle, WA. (oral)</w:t>
-      </w:r>
-    </w:p>
-    <w:p>
-      <w:pPr>
-        <w:spacing w:after="120"/>
-        <w:rPr>
-          <w:rFonts w:ascii="Times New Roman" w:hAnsi="Times New Roman" w:cs="Times New Roman"/>
-          <w:sz w:val="22"/>
-          <w:szCs w:val="22"/>
-        </w:rPr>
-      </w:pPr>
-      <w:r>
-        <w:rPr>
-          <w:rFonts w:ascii="Times New Roman" w:hAnsi="Times New Roman" w:cs="Times New Roman"/>
-          <w:b/>
-          <w:bCs/>
-          <w:sz w:val="22"/>
-          <w:szCs w:val="22"/>
-        </w:rPr>
-        <w:t>Ernesto C. Zuleta Suarez</w:t>
-      </w:r>
-      <w:r>
-        <w:rPr>
-          <w:rFonts w:ascii="Times New Roman" w:hAnsi="Times New Roman" w:cs="Times New Roman"/>
-          <w:sz w:val="22"/>
-          <w:szCs w:val="22"/>
-        </w:rPr>
-        <w:t>, M. Lehmann, G. Yang, E. Self. Sodium Polysulfides as Catholytes for Redox Flow Batteries. 245th ECS Meeting, 2024, San Francisco, CA. (oral)</w:t>
-      </w:r>
-    </w:p>
-    <w:p>
-      <w:pPr>
-        <w:spacing w:after="120"/>
-        <w:rPr>
-          <w:rFonts w:ascii="Times New Roman" w:hAnsi="Times New Roman" w:cs="Times New Roman"/>
-          <w:sz w:val="22"/>
-          <w:szCs w:val="22"/>
-        </w:rPr>
-      </w:pPr>
-      <w:r>
-        <w:rPr>
-          <w:rFonts w:ascii="Times New Roman" w:hAnsi="Times New Roman" w:cs="Times New Roman"/>
-          <w:b/>
-          <w:bCs/>
-          <w:sz w:val="22"/>
-          <w:szCs w:val="22"/>
-        </w:rPr>
-        <w:t>Ernesto C. Zuleta Suarez</w:t>
-      </w:r>
-      <w:r>
-        <w:rPr>
-          <w:rFonts w:ascii="Times New Roman" w:hAnsi="Times New Roman" w:cs="Times New Roman"/>
-          <w:sz w:val="22"/>
-          <w:szCs w:val="22"/>
-        </w:rPr>
-        <w:t xml:space="preserve"> et al. Synthesis and electrochemical characterization of alkoxy-TEMPO radicals for energy storage. ACS Fall Meeting, 2022, Chicago, IL. (oral)</w:t>
-      </w:r>
-    </w:p>
-    <w:p>
-      <w:pPr>
-        <w:spacing w:after="120"/>
-        <w:rPr>
-          <w:rFonts w:ascii="Times New Roman" w:hAnsi="Times New Roman" w:cs="Times New Roman"/>
-          <w:sz w:val="22"/>
-          <w:szCs w:val="22"/>
-        </w:rPr>
-      </w:pPr>
-      <w:r>
-        <w:rPr>
-          <w:rFonts w:ascii="Times New Roman" w:hAnsi="Times New Roman" w:cs="Times New Roman"/>
-          <w:b/>
-          <w:bCs/>
-          <w:sz w:val="22"/>
-          <w:szCs w:val="22"/>
-        </w:rPr>
-        <w:t>Ernesto C. Zuleta Suarez</w:t>
-      </w:r>
-      <w:r>
-        <w:rPr>
-          <w:rFonts w:ascii="Times New Roman" w:hAnsi="Times New Roman" w:cs="Times New Roman"/>
-          <w:sz w:val="22"/>
-          <w:szCs w:val="22"/>
-        </w:rPr>
-        <w:t xml:space="preserve">, L. A. Rios, L. Baena, J. A. Calderón. Study of the oxidative stability of Colombian biodiesel exposed to metallic and polymeric materials in long-term tests. V Congreso Internacional de Ciencia y </w:t>
-      </w:r>
-      <w:proofErr w:type="spellStart"/>
-      <w:r>
-        <w:rPr>
-          <w:rFonts w:ascii="Times New Roman" w:hAnsi="Times New Roman" w:cs="Times New Roman"/>
-          <w:sz w:val="22"/>
-          <w:szCs w:val="22"/>
-        </w:rPr>
-        <w:t>Tecnología</w:t>
-      </w:r>
-      <w:proofErr w:type="spellEnd"/>
-      <w:r>
-        <w:rPr>
-          <w:rFonts w:ascii="Times New Roman" w:hAnsi="Times New Roman" w:cs="Times New Roman"/>
-          <w:sz w:val="22"/>
-          <w:szCs w:val="22"/>
-        </w:rPr>
-        <w:t xml:space="preserve"> de </w:t>
-      </w:r>
-      <w:proofErr w:type="spellStart"/>
-      <w:r>
-        <w:rPr>
-          <w:rFonts w:ascii="Times New Roman" w:hAnsi="Times New Roman" w:cs="Times New Roman"/>
-          <w:sz w:val="22"/>
-          <w:szCs w:val="22"/>
-        </w:rPr>
-        <w:t>los</w:t>
-      </w:r>
-      <w:proofErr w:type="spellEnd"/>
-      <w:r>
-        <w:rPr>
-          <w:rFonts w:ascii="Times New Roman" w:hAnsi="Times New Roman" w:cs="Times New Roman"/>
-          <w:sz w:val="22"/>
-          <w:szCs w:val="22"/>
-        </w:rPr>
-        <w:t xml:space="preserve"> </w:t>
-      </w:r>
-      <w:proofErr w:type="spellStart"/>
-      <w:r>
-        <w:rPr>
-          <w:rFonts w:ascii="Times New Roman" w:hAnsi="Times New Roman" w:cs="Times New Roman"/>
-          <w:sz w:val="22"/>
-          <w:szCs w:val="22"/>
-        </w:rPr>
-        <w:t>Biocombustibles</w:t>
-      </w:r>
-      <w:proofErr w:type="spellEnd"/>
-      <w:r>
-        <w:rPr>
-          <w:rFonts w:ascii="Times New Roman" w:hAnsi="Times New Roman" w:cs="Times New Roman"/>
-          <w:sz w:val="22"/>
-          <w:szCs w:val="22"/>
-        </w:rPr>
-        <w:t xml:space="preserve"> (CIBSCOL), 2012, Bucaramanga, Colombia.</w:t>
-      </w:r>
-    </w:p>
-    <w:p>
-      <w:pPr>
-        <w:spacing w:after="120"/>
-        <w:rPr>
-          <w:rFonts w:ascii="Times New Roman" w:hAnsi="Times New Roman" w:cs="Times New Roman"/>
-          <w:sz w:val="22"/>
-          <w:szCs w:val="22"/>
-        </w:rPr>
-      </w:pPr>
-      <w:r>
-        <w:rPr>
-          <w:rFonts w:ascii="Times New Roman" w:hAnsi="Times New Roman" w:cs="Times New Roman"/>
-          <w:sz w:val="22"/>
-          <w:szCs w:val="22"/>
-        </w:rPr>
-        <w:t xml:space="preserve">L. Baena, </w:t>
-      </w:r>
-      <w:r>
-        <w:rPr>
-          <w:rFonts w:ascii="Times New Roman" w:hAnsi="Times New Roman" w:cs="Times New Roman"/>
-          <w:b/>
-          <w:bCs/>
-          <w:sz w:val="22"/>
-          <w:szCs w:val="22"/>
-        </w:rPr>
-        <w:t>Ernesto Zuleta</w:t>
-      </w:r>
-      <w:r>
-        <w:rPr>
-          <w:rFonts w:ascii="Times New Roman" w:hAnsi="Times New Roman" w:cs="Times New Roman"/>
-          <w:sz w:val="22"/>
-          <w:szCs w:val="22"/>
-        </w:rPr>
-        <w:t>, J. A. Calderón. Evaluation of impact on polymer properties of palm oil biodiesel mixed with fatty acids. CIBSCOL, 2012, Bucaramanga, Colombia.</w:t>
-      </w:r>
-    </w:p>
-    <w:p>
-      <w:pPr>
-        <w:spacing w:after="120"/>
-        <w:rPr>
-          <w:rFonts w:ascii="Times New Roman" w:hAnsi="Times New Roman" w:cs="Times New Roman"/>
-          <w:sz w:val="22"/>
-          <w:szCs w:val="22"/>
-        </w:rPr>
-      </w:pPr>
-      <w:r>
-        <w:rPr>
-          <w:rFonts w:ascii="Times New Roman" w:hAnsi="Times New Roman" w:cs="Times New Roman"/>
-          <w:b/>
-          <w:bCs/>
-          <w:sz w:val="22"/>
-          <w:szCs w:val="22"/>
-        </w:rPr>
-        <w:t>Ernesto Zuleta</w:t>
-      </w:r>
-      <w:r>
-        <w:rPr>
-          <w:rFonts w:ascii="Times New Roman" w:hAnsi="Times New Roman" w:cs="Times New Roman"/>
-          <w:sz w:val="22"/>
-          <w:szCs w:val="22"/>
-        </w:rPr>
-        <w:t>, L. A. Rios. Oxidative stability of biodiesel from palm oil in contact with metallic and polymeric materials. 14th AOCS Latin American Congress and Exhibition on Fats and Oils, 2011, Cartagena, Colombia. (poster)</w:t>
-      </w:r>
-    </w:p>
-    <w:p>
-      <w:pPr>
-        <w:spacing w:after="120"/>
-        <w:rPr>
-          <w:rFonts w:ascii="Times New Roman" w:hAnsi="Times New Roman" w:cs="Times New Roman"/>
-          <w:sz w:val="22"/>
-          <w:szCs w:val="22"/>
-        </w:rPr>
-      </w:pPr>
-      <w:r>
-        <w:rPr>
-          <w:rFonts w:ascii="Times New Roman" w:hAnsi="Times New Roman" w:cs="Times New Roman"/>
-          <w:sz w:val="22"/>
-          <w:szCs w:val="22"/>
-        </w:rPr>
-        <w:t xml:space="preserve">L. A. Rios, </w:t>
-      </w:r>
-      <w:r>
-        <w:rPr>
-          <w:rFonts w:ascii="Times New Roman" w:hAnsi="Times New Roman" w:cs="Times New Roman"/>
-          <w:b/>
-          <w:bCs/>
-          <w:sz w:val="22"/>
-          <w:szCs w:val="22"/>
-        </w:rPr>
-        <w:t>Ernesto Camilo Zuleta Suarez</w:t>
-      </w:r>
-      <w:r>
-        <w:rPr>
-          <w:rFonts w:ascii="Times New Roman" w:hAnsi="Times New Roman" w:cs="Times New Roman"/>
-          <w:sz w:val="22"/>
-          <w:szCs w:val="22"/>
-        </w:rPr>
-        <w:t>, J. A. Calderón. Oxidative stability of biodiesel from palm oil in contact with metallic and polymeric materials. Euro Fed Lipid Congress, 2011.</w:t>
-      </w:r>
-    </w:p>
-    <w:p>
-      <w:pPr>
-        <w:spacing w:after="120"/>
-        <w:rPr>
-          <w:rFonts w:ascii="Times New Roman" w:hAnsi="Times New Roman" w:cs="Times New Roman"/>
-          <w:sz w:val="22"/>
-          <w:szCs w:val="22"/>
-        </w:rPr>
-      </w:pPr>
-      <w:r>
-        <w:rPr>
-          <w:rFonts w:ascii="Times New Roman" w:hAnsi="Times New Roman" w:cs="Times New Roman"/>
-          <w:b/>
-          <w:bCs/>
-          <w:sz w:val="22"/>
-          <w:szCs w:val="22"/>
-        </w:rPr>
-        <w:t>Ernesto Camilo Zuleta Suarez</w:t>
-      </w:r>
-      <w:r>
-        <w:rPr>
-          <w:rFonts w:ascii="Times New Roman" w:hAnsi="Times New Roman" w:cs="Times New Roman"/>
-          <w:sz w:val="22"/>
-          <w:szCs w:val="22"/>
-        </w:rPr>
-        <w:t xml:space="preserve">, L. A. Rios, G. Bonilla. Oxidative stability and cold flow behavior of palm, </w:t>
-      </w:r>
-      <w:proofErr w:type="spellStart"/>
-      <w:r>
-        <w:rPr>
-          <w:rFonts w:ascii="Times New Roman" w:hAnsi="Times New Roman" w:cs="Times New Roman"/>
-          <w:sz w:val="22"/>
-          <w:szCs w:val="22"/>
-        </w:rPr>
-        <w:t>sacha-inchi</w:t>
-      </w:r>
-      <w:proofErr w:type="spellEnd"/>
-      <w:r>
-        <w:rPr>
-          <w:rFonts w:ascii="Times New Roman" w:hAnsi="Times New Roman" w:cs="Times New Roman"/>
-          <w:sz w:val="22"/>
-          <w:szCs w:val="22"/>
-        </w:rPr>
-        <w:t xml:space="preserve">, jatropha, and castor oil biodiesel blends. XXIX Congreso Latinoamericano de </w:t>
-      </w:r>
-      <w:proofErr w:type="spellStart"/>
-      <w:r>
-        <w:rPr>
-          <w:rFonts w:ascii="Times New Roman" w:hAnsi="Times New Roman" w:cs="Times New Roman"/>
-          <w:sz w:val="22"/>
-          <w:szCs w:val="22"/>
-        </w:rPr>
-        <w:t>Química</w:t>
-      </w:r>
-      <w:proofErr w:type="spellEnd"/>
-      <w:r>
-        <w:rPr>
-          <w:rFonts w:ascii="Times New Roman" w:hAnsi="Times New Roman" w:cs="Times New Roman"/>
-          <w:sz w:val="22"/>
-          <w:szCs w:val="22"/>
-        </w:rPr>
-        <w:t xml:space="preserve"> (CLAQ), 2010, Colombia.</w:t>
-      </w:r>
-    </w:p>
-    <w:p>
-      <w:pPr>
-        <w:pBdr>
-          <w:bottom w:val="single" w:sz="6" w:space="2" w:color="444444"/>
-        </w:pBdr>
-        <w:spacing w:after="120"/>
-        <w:rPr>
-          <w:rFonts w:ascii="Times New Roman" w:hAnsi="Times New Roman" w:cs="Times New Roman"/>
-          <w:b/>
-          <w:bCs/>
-          <w:caps/>
-          <w:color w:val="1A1A1A"/>
-          <w:sz w:val="22"/>
-          <w:szCs w:val="22"/>
-        </w:rPr>
-      </w:pPr>
-    </w:p>
-    <w:p>
-      <w:pPr>
-        <w:pBdr>
-          <w:bottom w:val="single" w:sz="6" w:space="2" w:color="444444"/>
-        </w:pBdr>
-        <w:spacing w:after="120"/>
-        <w:rPr>
-          <w:rFonts w:ascii="Times New Roman" w:hAnsi="Times New Roman" w:cs="Times New Roman"/>
-          <w:b/>
-          <w:bCs/>
-          <w:caps/>
-          <w:color w:val="1A1A1A"/>
-          <w:sz w:val="22"/>
-          <w:szCs w:val="22"/>
-        </w:rPr>
-      </w:pPr>
-    </w:p>
-    <w:p>
-      <w:pPr>
-        <w:pBdr>
-          <w:bottom w:val="single" w:sz="6" w:space="2" w:color="444444"/>
-        </w:pBdr>
-        <w:spacing w:after="120"/>
-        <w:rPr>
-          <w:rFonts w:ascii="Times New Roman" w:hAnsi="Times New Roman" w:cs="Times New Roman"/>
-          <w:sz w:val="22"/>
-          <w:szCs w:val="22"/>
-        </w:rPr>
-      </w:pPr>
-      <w:r>
-        <w:rPr>
-          <w:rFonts w:ascii="Times New Roman" w:hAnsi="Times New Roman" w:cs="Times New Roman"/>
-          <w:b/>
-          <w:bCs/>
-          <w:caps/>
-          <w:color w:val="1A1A1A"/>
-          <w:sz w:val="22"/>
-          <w:szCs w:val="22"/>
-        </w:rPr>
-        <w:lastRenderedPageBreak/>
         <w:t>Research and Work Experience</w:t>
       </w:r>
     </w:p>
@@ -1962,7 +607,23 @@
           <w:sz w:val="22"/>
           <w:szCs w:val="22"/>
         </w:rPr>
-        <w:t>Jul. 2023 – Jul. 2026</w:t>
+        <w:t xml:space="preserve">Jul. 2023 </w:t>
+      </w:r>
+      <w:r>
+        <w:rPr>
+          <w:rFonts w:ascii="Times New Roman" w:hAnsi="Times New Roman" w:cs="Times New Roman"/>
+          <w:sz w:val="22"/>
+          <w:szCs w:val="22"/>
+        </w:rPr>
+        <w:t>-</w:t>
+      </w:r>
+      <w:r>
+        <w:rPr>
+          <w:rFonts w:ascii="Times New Roman" w:hAnsi="Times New Roman" w:cs="Times New Roman"/>
+          <w:sz w:val="22"/>
+          <w:szCs w:val="22"/>
+        </w:rPr>
+        <w:t xml:space="preserve"> Jul. 2026</w:t>
       </w:r>
       <w:r>
         <w:rPr>
@@ -1999,13 +660,6 @@
           <w:szCs w:val="22"/>
         </w:rPr>
         <w:tab/>
-      </w:r>
-      <w:r>
-        <w:rPr>
-          <w:rFonts w:ascii="Times New Roman" w:hAnsi="Times New Roman" w:cs="Times New Roman"/>
-          <w:sz w:val="22"/>
-          <w:szCs w:val="22"/>
-        </w:rPr>
         <w:t xml:space="preserve">                </w:t>
       </w:r>
     </w:p>
@@ -2051,39 +705,71 @@
           <w:sz w:val="22"/>
           <w:szCs w:val="22"/>
         </w:rPr>
-        <w:t>Developed and evaluated sodium hybrid redox flow battery architectures and interfaces through advanced electrochemical diagnostic techniques, including GEIS/PEIS and equivalent-circuit modeling of Na|β</w:t>
-      </w:r>
-      <w:r>
-        <w:rPr>
-          <w:rFonts w:ascii="Times New Roman" w:hAnsi="Times New Roman" w:cs="Times New Roman"/>
-          <w:sz w:val="22"/>
-          <w:szCs w:val="22"/>
-        </w:rPr>
-        <w:t>’’</w:t>
-      </w:r>
-      <w:r>
-        <w:rPr>
-          <w:rFonts w:ascii="Times New Roman" w:hAnsi="Times New Roman" w:cs="Times New Roman"/>
-          <w:sz w:val="22"/>
-          <w:szCs w:val="22"/>
-        </w:rPr>
-        <w:t>-alumina solid-electrolyte cells,</w:t>
-      </w:r>
-      <w:r>
-        <w:rPr>
-          <w:rFonts w:ascii="Times New Roman" w:hAnsi="Times New Roman" w:cs="Times New Roman"/>
-          <w:sz w:val="22"/>
-          <w:szCs w:val="22"/>
-        </w:rPr>
-        <w:t xml:space="preserve"> to identify performance limitations, optimize interfacial design, and improve long-term electrochemical stability</w:t>
-      </w:r>
-      <w:r>
-        <w:rPr>
-          <w:rFonts w:ascii="Times New Roman" w:hAnsi="Times New Roman" w:cs="Times New Roman"/>
-          <w:sz w:val="22"/>
-          <w:szCs w:val="22"/>
-        </w:rPr>
-        <w:t>.</w:t>
+        <w:t>Developed and evaluated sodium hybrid redox flow battery architectures and interfaces through advanced electrochemical diagnostic techniques, including GEIS/PEIS and equivalent</w:t>
+      </w:r>
+      <w:r>
+        <w:rPr>
+          <w:rFonts w:ascii="Times New Roman" w:hAnsi="Times New Roman" w:cs="Times New Roman"/>
+          <w:sz w:val="22"/>
+          <w:szCs w:val="22"/>
+        </w:rPr>
+        <w:t>-</w:t>
+      </w:r>
+      <w:r>
+        <w:rPr>
+          <w:rFonts w:ascii="Times New Roman" w:hAnsi="Times New Roman" w:cs="Times New Roman"/>
+          <w:sz w:val="22"/>
+          <w:szCs w:val="22"/>
+        </w:rPr>
+        <w:t>circuit modeling of Na|β’’</w:t>
+      </w:r>
+      <w:r>
+        <w:rPr>
+          <w:rFonts w:ascii="Times New Roman" w:hAnsi="Times New Roman" w:cs="Times New Roman"/>
+          <w:sz w:val="22"/>
+          <w:szCs w:val="22"/>
+        </w:rPr>
+        <w:t>-</w:t>
+      </w:r>
+      <w:r>
+        <w:rPr>
+          <w:rFonts w:ascii="Times New Roman" w:hAnsi="Times New Roman" w:cs="Times New Roman"/>
+          <w:sz w:val="22"/>
+          <w:szCs w:val="22"/>
+        </w:rPr>
+        <w:t>alumina solid</w:t>
+      </w:r>
+      <w:r>
+        <w:rPr>
+          <w:rFonts w:ascii="Times New Roman" w:hAnsi="Times New Roman" w:cs="Times New Roman"/>
+          <w:sz w:val="22"/>
+          <w:szCs w:val="22"/>
+        </w:rPr>
+        <w:t>-</w:t>
+      </w:r>
+      <w:r>
+        <w:rPr>
+          <w:rFonts w:ascii="Times New Roman" w:hAnsi="Times New Roman" w:cs="Times New Roman"/>
+          <w:sz w:val="22"/>
+          <w:szCs w:val="22"/>
+        </w:rPr>
+        <w:t>electrolyte cells, to identify performance limitations, optimize interfacial design, and improve long</w:t>
+      </w:r>
+      <w:r>
+        <w:rPr>
+          <w:rFonts w:ascii="Times New Roman" w:hAnsi="Times New Roman" w:cs="Times New Roman"/>
+          <w:sz w:val="22"/>
+          <w:szCs w:val="22"/>
+        </w:rPr>
+        <w:t>-</w:t>
+      </w:r>
+      <w:r>
+        <w:rPr>
+          <w:rFonts w:ascii="Times New Roman" w:hAnsi="Times New Roman" w:cs="Times New Roman"/>
+          <w:sz w:val="22"/>
+          <w:szCs w:val="22"/>
+        </w:rPr>
+        <w:t>term electrochemical stability.</w:t>
       </w:r>
     </w:p>
     <w:p>
@@ -2124,7 +810,39 @@
           <w:sz w:val="22"/>
           <w:szCs w:val="22"/>
         </w:rPr>
-        <w:t>P-NMR, UV-Vis, and Raman spectroscopy.</w:t>
+        <w:t>P</w:t>
+      </w:r>
+      <w:r>
+        <w:rPr>
+          <w:rFonts w:ascii="Times New Roman" w:hAnsi="Times New Roman" w:cs="Times New Roman"/>
+          <w:sz w:val="22"/>
+          <w:szCs w:val="22"/>
+        </w:rPr>
+        <w:t>-</w:t>
+      </w:r>
+      <w:r>
+        <w:rPr>
+          <w:rFonts w:ascii="Times New Roman" w:hAnsi="Times New Roman" w:cs="Times New Roman"/>
+          <w:sz w:val="22"/>
+          <w:szCs w:val="22"/>
+        </w:rPr>
+        <w:t>NMR, UV</w:t>
+      </w:r>
+      <w:r>
+        <w:rPr>
+          <w:rFonts w:ascii="Times New Roman" w:hAnsi="Times New Roman" w:cs="Times New Roman"/>
+          <w:sz w:val="22"/>
+          <w:szCs w:val="22"/>
+        </w:rPr>
+        <w:t>-</w:t>
+      </w:r>
+      <w:r>
+        <w:rPr>
+          <w:rFonts w:ascii="Times New Roman" w:hAnsi="Times New Roman" w:cs="Times New Roman"/>
+          <w:sz w:val="22"/>
+          <w:szCs w:val="22"/>
+        </w:rPr>
+        <w:t>Vis, and Raman spectroscopy.</w:t>
       </w:r>
     </w:p>
     <w:p>
@@ -2148,7 +866,39 @@
           <w:sz w:val="22"/>
           <w:szCs w:val="22"/>
         </w:rPr>
-        <w:t>Performed electrochemical characterization of catholyte materials using cyclic voltammetry, coin-cell, and flow-cell testing for nonaqueous redox flow batteries.</w:t>
+        <w:t>Performed electrochemical characterization of catholyte materials using cyclic voltammetry, coin</w:t>
+      </w:r>
+      <w:r>
+        <w:rPr>
+          <w:rFonts w:ascii="Times New Roman" w:hAnsi="Times New Roman" w:cs="Times New Roman"/>
+          <w:sz w:val="22"/>
+          <w:szCs w:val="22"/>
+        </w:rPr>
+        <w:t>-</w:t>
+      </w:r>
+      <w:r>
+        <w:rPr>
+          <w:rFonts w:ascii="Times New Roman" w:hAnsi="Times New Roman" w:cs="Times New Roman"/>
+          <w:sz w:val="22"/>
+          <w:szCs w:val="22"/>
+        </w:rPr>
+        <w:t>cell, and flow</w:t>
+      </w:r>
+      <w:r>
+        <w:rPr>
+          <w:rFonts w:ascii="Times New Roman" w:hAnsi="Times New Roman" w:cs="Times New Roman"/>
+          <w:sz w:val="22"/>
+          <w:szCs w:val="22"/>
+        </w:rPr>
+        <w:t>-</w:t>
+      </w:r>
+      <w:r>
+        <w:rPr>
+          <w:rFonts w:ascii="Times New Roman" w:hAnsi="Times New Roman" w:cs="Times New Roman"/>
+          <w:sz w:val="22"/>
+          <w:szCs w:val="22"/>
+        </w:rPr>
+        <w:t>cell testing for nonaqueous redox flow batteries.</w:t>
       </w:r>
     </w:p>
     <w:p>
@@ -2181,7 +931,23 @@
           <w:sz w:val="22"/>
           <w:szCs w:val="22"/>
         </w:rPr>
-        <w:t>Nov. 2020 – Jun. 2023</w:t>
+        <w:t xml:space="preserve">Nov. 2020 </w:t>
+      </w:r>
+      <w:r>
+        <w:rPr>
+          <w:rFonts w:ascii="Times New Roman" w:hAnsi="Times New Roman" w:cs="Times New Roman"/>
+          <w:sz w:val="22"/>
+          <w:szCs w:val="22"/>
+        </w:rPr>
+        <w:t>-</w:t>
+      </w:r>
+      <w:r>
+        <w:rPr>
+          <w:rFonts w:ascii="Times New Roman" w:hAnsi="Times New Roman" w:cs="Times New Roman"/>
+          <w:sz w:val="22"/>
+          <w:szCs w:val="22"/>
+        </w:rPr>
+        <w:t xml:space="preserve"> Jun. 2023</w:t>
       </w:r>
       <w:r>
         <w:rPr>
@@ -2207,15 +973,7 @@
           <w:sz w:val="22"/>
           <w:szCs w:val="22"/>
         </w:rPr>
-        <w:t>, Dept. of Chemical and Biomolecular Engineering, Knoxville, TN</w:t>
-      </w:r>
-      <w:r>
-        <w:rPr>
-          <w:rFonts w:ascii="Times New Roman" w:hAnsi="Times New Roman" w:cs="Times New Roman"/>
-          <w:sz w:val="22"/>
-          <w:szCs w:val="22"/>
-        </w:rPr>
-        <w:t xml:space="preserve"> </w:t>
+        <w:t xml:space="preserve">, Dept. of Chemical and Biomolecular Engineering, Knoxville, TN </w:t>
       </w:r>
       <w:r>
         <w:rPr>
@@ -2224,13 +982,6 @@
           <w:szCs w:val="22"/>
         </w:rPr>
         <w:tab/>
-      </w:r>
-      <w:r>
-        <w:rPr>
-          <w:rFonts w:ascii="Times New Roman" w:hAnsi="Times New Roman" w:cs="Times New Roman"/>
-          <w:sz w:val="22"/>
-          <w:szCs w:val="22"/>
-        </w:rPr>
         <w:t xml:space="preserve"> </w:t>
       </w:r>
     </w:p>
@@ -2300,7 +1051,39 @@
           <w:sz w:val="22"/>
           <w:szCs w:val="22"/>
         </w:rPr>
-        <w:t>Evaluated electrochemical performance of organic redox-active molecules in aqueous systems and tested membrane materials in full-cell configurations.</w:t>
+        <w:t>Evaluated electrochemical performance of organic redox</w:t>
+      </w:r>
+      <w:r>
+        <w:rPr>
+          <w:rFonts w:ascii="Times New Roman" w:hAnsi="Times New Roman" w:cs="Times New Roman"/>
+          <w:sz w:val="22"/>
+          <w:szCs w:val="22"/>
+        </w:rPr>
+        <w:t>-</w:t>
+      </w:r>
+      <w:r>
+        <w:rPr>
+          <w:rFonts w:ascii="Times New Roman" w:hAnsi="Times New Roman" w:cs="Times New Roman"/>
+          <w:sz w:val="22"/>
+          <w:szCs w:val="22"/>
+        </w:rPr>
+        <w:t>active molecules in aqueous systems and tested membrane materials in full</w:t>
+      </w:r>
+      <w:r>
+        <w:rPr>
+          <w:rFonts w:ascii="Times New Roman" w:hAnsi="Times New Roman" w:cs="Times New Roman"/>
+          <w:sz w:val="22"/>
+          <w:szCs w:val="22"/>
+        </w:rPr>
+        <w:t>-</w:t>
+      </w:r>
+      <w:r>
+        <w:rPr>
+          <w:rFonts w:ascii="Times New Roman" w:hAnsi="Times New Roman" w:cs="Times New Roman"/>
+          <w:sz w:val="22"/>
+          <w:szCs w:val="22"/>
+        </w:rPr>
+        <w:t>cell configurations.</w:t>
       </w:r>
     </w:p>
     <w:p>
@@ -2358,7 +1141,23 @@
           <w:sz w:val="22"/>
           <w:szCs w:val="22"/>
         </w:rPr>
-        <w:t>Jan. 2014 – Aug. 2019</w:t>
+        <w:t xml:space="preserve">Jan. 2014 </w:t>
+      </w:r>
+      <w:r>
+        <w:rPr>
+          <w:rFonts w:ascii="Times New Roman" w:hAnsi="Times New Roman" w:cs="Times New Roman"/>
+          <w:sz w:val="22"/>
+          <w:szCs w:val="22"/>
+        </w:rPr>
+        <w:t>-</w:t>
+      </w:r>
+      <w:r>
+        <w:rPr>
+          <w:rFonts w:ascii="Times New Roman" w:hAnsi="Times New Roman" w:cs="Times New Roman"/>
+          <w:sz w:val="22"/>
+          <w:szCs w:val="22"/>
+        </w:rPr>
+        <w:t xml:space="preserve"> Aug. 2019</w:t>
       </w:r>
       <w:r>
         <w:rPr>
@@ -2411,13 +1210,6 @@
           <w:szCs w:val="22"/>
         </w:rPr>
         <w:tab/>
-      </w:r>
-      <w:r>
-        <w:rPr>
-          <w:rFonts w:ascii="Times New Roman" w:hAnsi="Times New Roman" w:cs="Times New Roman"/>
-          <w:sz w:val="22"/>
-          <w:szCs w:val="22"/>
-        </w:rPr>
         <w:t xml:space="preserve">             </w:t>
       </w:r>
       <w:r>
@@ -2426,31 +1218,7 @@
           <w:sz w:val="22"/>
           <w:szCs w:val="22"/>
         </w:rPr>
-        <w:t xml:space="preserve">   </w:t>
-      </w:r>
-      <w:r>
-        <w:rPr>
-          <w:rFonts w:ascii="Times New Roman" w:hAnsi="Times New Roman" w:cs="Times New Roman"/>
-          <w:sz w:val="22"/>
-          <w:szCs w:val="22"/>
-        </w:rPr>
-        <w:t xml:space="preserve">                  </w:t>
-      </w:r>
-      <w:r>
-        <w:rPr>
-          <w:rFonts w:ascii="Times New Roman" w:hAnsi="Times New Roman" w:cs="Times New Roman"/>
-          <w:sz w:val="22"/>
-          <w:szCs w:val="22"/>
-        </w:rPr>
-        <w:t xml:space="preserve">   </w:t>
-      </w:r>
-      <w:r>
-        <w:rPr>
-          <w:rFonts w:ascii="Times New Roman" w:hAnsi="Times New Roman" w:cs="Times New Roman"/>
-          <w:sz w:val="22"/>
-          <w:szCs w:val="22"/>
-        </w:rPr>
-        <w:t xml:space="preserve"> </w:t>
+        <w:t xml:space="preserve">                         </w:t>
       </w:r>
     </w:p>
     <w:p>
@@ -2495,7 +1263,23 @@
           <w:sz w:val="22"/>
           <w:szCs w:val="22"/>
         </w:rPr>
-        <w:t>Synthesized and characterized lignin-derived model compounds via catalytic methods; studied reaction mechanisms and catalyst deactivation pathways.</w:t>
+        <w:t>Synthesized and characterized lignin</w:t>
+      </w:r>
+      <w:r>
+        <w:rPr>
+          <w:rFonts w:ascii="Times New Roman" w:hAnsi="Times New Roman" w:cs="Times New Roman"/>
+          <w:sz w:val="22"/>
+          <w:szCs w:val="22"/>
+        </w:rPr>
+        <w:t>-</w:t>
+      </w:r>
+      <w:r>
+        <w:rPr>
+          <w:rFonts w:ascii="Times New Roman" w:hAnsi="Times New Roman" w:cs="Times New Roman"/>
+          <w:sz w:val="22"/>
+          <w:szCs w:val="22"/>
+        </w:rPr>
+        <w:t>derived model compounds via catalytic methods; studied reaction mechanisms and catalyst deactivation pathways.</w:t>
       </w:r>
     </w:p>
     <w:p>
@@ -2545,31 +1329,44 @@
           <w:rFonts w:ascii="Times New Roman" w:hAnsi="Times New Roman" w:cs="Times New Roman"/>
           <w:sz w:val="22"/>
           <w:szCs w:val="22"/>
-        </w:rPr>
-      </w:pPr>
-      <w:r>
-        <w:rPr>
-          <w:rFonts w:ascii="Times New Roman" w:hAnsi="Times New Roman" w:cs="Times New Roman"/>
-          <w:sz w:val="22"/>
-          <w:szCs w:val="22"/>
-        </w:rPr>
-        <w:t>Aug. 2010 – Jun. 2013</w:t>
-      </w:r>
-      <w:r>
-        <w:rPr>
-          <w:rFonts w:ascii="Times New Roman" w:hAnsi="Times New Roman" w:cs="Times New Roman"/>
-          <w:sz w:val="22"/>
-          <w:szCs w:val="22"/>
-        </w:rPr>
-        <w:t xml:space="preserve"> | </w:t>
-      </w:r>
-      <w:r>
-        <w:rPr>
-          <w:rFonts w:ascii="Times New Roman" w:hAnsi="Times New Roman" w:cs="Times New Roman"/>
-          <w:b/>
-          <w:bCs/>
-          <w:sz w:val="22"/>
-          <w:szCs w:val="22"/>
+          <w:lang w:val="es-CO"/>
+        </w:rPr>
+      </w:pPr>
+      <w:r>
+        <w:rPr>
+          <w:rFonts w:ascii="Times New Roman" w:hAnsi="Times New Roman" w:cs="Times New Roman"/>
+          <w:sz w:val="22"/>
+          <w:szCs w:val="22"/>
+          <w:lang w:val="es-CO"/>
+        </w:rPr>
+        <w:t xml:space="preserve">Aug. 2010 </w:t>
+      </w:r>
+      <w:r>
+        <w:rPr>
+          <w:rFonts w:ascii="Times New Roman" w:hAnsi="Times New Roman" w:cs="Times New Roman"/>
+          <w:sz w:val="22"/>
+          <w:szCs w:val="22"/>
+          <w:lang w:val="es-CO"/>
+        </w:rPr>
+        <w:t>-</w:t>
+      </w:r>
+      <w:r>
+        <w:rPr>
+          <w:rFonts w:ascii="Times New Roman" w:hAnsi="Times New Roman" w:cs="Times New Roman"/>
+          <w:sz w:val="22"/>
+          <w:szCs w:val="22"/>
+          <w:lang w:val="es-CO"/>
+        </w:rPr>
+        <w:t xml:space="preserve"> Jun. 2013 | </w:t>
+      </w:r>
+      <w:r>
+        <w:rPr>
+          <w:rFonts w:ascii="Times New Roman" w:hAnsi="Times New Roman" w:cs="Times New Roman"/>
+          <w:b/>
+          <w:bCs/>
+          <w:sz w:val="22"/>
+          <w:szCs w:val="22"/>
+          <w:lang w:val="es-CO"/>
         </w:rPr>
         <w:t>Universidad de Antioquia</w:t>
       </w:r>
@@ -2578,6 +1375,7 @@
           <w:rFonts w:ascii="Times New Roman" w:hAnsi="Times New Roman" w:cs="Times New Roman"/>
           <w:sz w:val="22"/>
           <w:szCs w:val="22"/>
+          <w:lang w:val="es-CO"/>
         </w:rPr>
         <w:t>, Medellín, Colombia</w:t>
       </w:r>
@@ -2586,38 +1384,15 @@
           <w:rFonts w:ascii="Times New Roman" w:hAnsi="Times New Roman" w:cs="Times New Roman"/>
           <w:sz w:val="22"/>
           <w:szCs w:val="22"/>
+          <w:lang w:val="es-CO"/>
         </w:rPr>
         <w:tab/>
-      </w:r>
-      <w:r>
-        <w:rPr>
-          <w:rFonts w:ascii="Times New Roman" w:hAnsi="Times New Roman" w:cs="Times New Roman"/>
-          <w:sz w:val="22"/>
-          <w:szCs w:val="22"/>
-        </w:rPr>
-        <w:t xml:space="preserve">                                               </w:t>
-      </w:r>
-      <w:r>
-        <w:rPr>
-          <w:rFonts w:ascii="Times New Roman" w:hAnsi="Times New Roman" w:cs="Times New Roman"/>
-          <w:sz w:val="22"/>
-          <w:szCs w:val="22"/>
-        </w:rPr>
-        <w:t xml:space="preserve">  </w:t>
-      </w:r>
-      <w:r>
-        <w:rPr>
-          <w:rFonts w:ascii="Times New Roman" w:hAnsi="Times New Roman" w:cs="Times New Roman"/>
-          <w:sz w:val="22"/>
-          <w:szCs w:val="22"/>
-        </w:rPr>
-        <w:t xml:space="preserve">                </w:t>
+        <w:t xml:space="preserve">                                                                 </w:t>
       </w:r>
     </w:p>
     <w:p>
       <w:pPr>
         <w:spacing w:after="40"/>
-        <w:ind w:left="360"/>
         <w:rPr>
           <w:rFonts w:ascii="Times New Roman" w:hAnsi="Times New Roman" w:cs="Times New Roman"/>
           <w:sz w:val="22"/>
@@ -2657,6 +1432,7 @@
           <w:sz w:val="22"/>
           <w:szCs w:val="22"/>
         </w:rPr>
+        <w:lastRenderedPageBreak/>
         <w:t>Developed strategies to mitigate biodiesel corrosivity and its impact on automotive components.</w:t>
       </w:r>
     </w:p>
@@ -2681,7 +1457,23 @@
           <w:sz w:val="22"/>
           <w:szCs w:val="22"/>
         </w:rPr>
-        <w:t>Improved the oxidative stability and low-temperature flow properties of biodiesel from natural oils.</w:t>
+        <w:t>Improved the oxidative stability and low</w:t>
+      </w:r>
+      <w:r>
+        <w:rPr>
+          <w:rFonts w:ascii="Times New Roman" w:hAnsi="Times New Roman" w:cs="Times New Roman"/>
+          <w:sz w:val="22"/>
+          <w:szCs w:val="22"/>
+        </w:rPr>
+        <w:t>-</w:t>
+      </w:r>
+      <w:r>
+        <w:rPr>
+          <w:rFonts w:ascii="Times New Roman" w:hAnsi="Times New Roman" w:cs="Times New Roman"/>
+          <w:sz w:val="22"/>
+          <w:szCs w:val="22"/>
+        </w:rPr>
+        <w:t>temperature flow properties of biodiesel from natural oils.</w:t>
       </w:r>
     </w:p>
     <w:p>
@@ -2694,7 +1486,6 @@
           <w:rFonts w:ascii="Times New Roman" w:hAnsi="Times New Roman" w:cs="Times New Roman"/>
           <w:sz w:val="22"/>
           <w:szCs w:val="22"/>
-          <w:lang w:val="es-CO"/>
         </w:rPr>
       </w:pPr>
     </w:p>
@@ -2718,36 +1509,25 @@
           <w:szCs w:val="22"/>
           <w:lang w:val="es-CO"/>
         </w:rPr>
-        <w:t xml:space="preserve">Jul. 2005 – </w:t>
-      </w:r>
-      <w:proofErr w:type="gramStart"/>
-      <w:r>
-        <w:rPr>
-          <w:rFonts w:ascii="Times New Roman" w:hAnsi="Times New Roman" w:cs="Times New Roman"/>
-          <w:sz w:val="22"/>
-          <w:szCs w:val="22"/>
-          <w:lang w:val="es-CO"/>
-        </w:rPr>
-        <w:t>Oct.</w:t>
-      </w:r>
-      <w:proofErr w:type="gramEnd"/>
-      <w:r>
-        <w:rPr>
-          <w:rFonts w:ascii="Times New Roman" w:hAnsi="Times New Roman" w:cs="Times New Roman"/>
-          <w:sz w:val="22"/>
-          <w:szCs w:val="22"/>
-          <w:lang w:val="es-CO"/>
-        </w:rPr>
-        <w:t xml:space="preserve"> 2007</w:t>
-      </w:r>
-      <w:r>
-        <w:rPr>
-          <w:rFonts w:ascii="Times New Roman" w:hAnsi="Times New Roman" w:cs="Times New Roman"/>
-          <w:sz w:val="22"/>
-          <w:szCs w:val="22"/>
-          <w:lang w:val="es-CO"/>
-        </w:rPr>
-        <w:t xml:space="preserve"> | </w:t>
+        <w:t xml:space="preserve">Jul. 2005 </w:t>
+      </w:r>
+      <w:r>
+        <w:rPr>
+          <w:rFonts w:ascii="Times New Roman" w:hAnsi="Times New Roman" w:cs="Times New Roman"/>
+          <w:sz w:val="22"/>
+          <w:szCs w:val="22"/>
+          <w:lang w:val="es-CO"/>
+        </w:rPr>
+        <w:t>-</w:t>
+      </w:r>
+      <w:r>
+        <w:rPr>
+          <w:rFonts w:ascii="Times New Roman" w:hAnsi="Times New Roman" w:cs="Times New Roman"/>
+          <w:sz w:val="22"/>
+          <w:szCs w:val="22"/>
+          <w:lang w:val="es-CO"/>
+        </w:rPr>
+        <w:t xml:space="preserve"> Oct. 2007 | </w:t>
       </w:r>
       <w:r>
         <w:rPr>
@@ -2773,7 +1553,6 @@
     <w:p>
       <w:pPr>
         <w:spacing w:after="40"/>
-        <w:ind w:left="360"/>
         <w:rPr>
           <w:rFonts w:ascii="Times New Roman" w:hAnsi="Times New Roman" w:cs="Times New Roman"/>
           <w:sz w:val="22"/>
@@ -2900,7 +1679,23 @@
           <w:sz w:val="22"/>
           <w:szCs w:val="22"/>
         </w:rPr>
-        <w:t>Jan. 2010 – Dec. 2012</w:t>
+        <w:t xml:space="preserve">Jan. 2010 </w:t>
+      </w:r>
+      <w:r>
+        <w:rPr>
+          <w:rFonts w:ascii="Times New Roman" w:hAnsi="Times New Roman" w:cs="Times New Roman"/>
+          <w:sz w:val="22"/>
+          <w:szCs w:val="22"/>
+        </w:rPr>
+        <w:t>-</w:t>
+      </w:r>
+      <w:r>
+        <w:rPr>
+          <w:rFonts w:ascii="Times New Roman" w:hAnsi="Times New Roman" w:cs="Times New Roman"/>
+          <w:sz w:val="22"/>
+          <w:szCs w:val="22"/>
+        </w:rPr>
+        <w:t xml:space="preserve"> Dec. 2012</w:t>
       </w:r>
       <w:r>
         <w:rPr>
@@ -2932,7 +1727,6 @@
     <w:p>
       <w:pPr>
         <w:spacing w:after="40"/>
-        <w:ind w:left="360"/>
         <w:rPr>
           <w:rFonts w:ascii="Times New Roman" w:hAnsi="Times New Roman" w:cs="Times New Roman"/>
           <w:sz w:val="22"/>
@@ -2972,7 +1766,23 @@
           <w:sz w:val="22"/>
           <w:szCs w:val="22"/>
         </w:rPr>
-        <w:t>Teaching Assistant, Heat Transfer Laboratory (Dept. of Chemical Engineering): conduction, convection, and heat-exchanger experiments; instrumentation, data acquisition, and laboratory report writing.</w:t>
+        <w:t>Teaching Assistant, Heat Transfer Laboratory (Dept. of Chemical Engineering): conduction, convection, and heat</w:t>
+      </w:r>
+      <w:r>
+        <w:rPr>
+          <w:rFonts w:ascii="Times New Roman" w:hAnsi="Times New Roman" w:cs="Times New Roman"/>
+          <w:sz w:val="22"/>
+          <w:szCs w:val="22"/>
+        </w:rPr>
+        <w:t>-</w:t>
+      </w:r>
+      <w:r>
+        <w:rPr>
+          <w:rFonts w:ascii="Times New Roman" w:hAnsi="Times New Roman" w:cs="Times New Roman"/>
+          <w:sz w:val="22"/>
+          <w:szCs w:val="22"/>
+        </w:rPr>
+        <w:t>exchanger experiments; instrumentation, data acquisition, and laboratory report writing.</w:t>
       </w:r>
     </w:p>
     <w:p>
@@ -3028,7 +1838,22 @@
         <w:pBdr>
           <w:bottom w:val="single" w:sz="6" w:space="2" w:color="444444"/>
         </w:pBdr>
-        <w:spacing w:after="120"/>
+        <w:rPr>
+          <w:rFonts w:ascii="Times New Roman" w:hAnsi="Times New Roman" w:cs="Times New Roman"/>
+          <w:b/>
+          <w:bCs/>
+          <w:caps/>
+          <w:color w:val="1A1A1A"/>
+          <w:sz w:val="22"/>
+          <w:szCs w:val="22"/>
+        </w:rPr>
+      </w:pPr>
+    </w:p>
+    <w:p>
+      <w:pPr>
+        <w:pBdr>
+          <w:bottom w:val="single" w:sz="6" w:space="2" w:color="444444"/>
+        </w:pBdr>
         <w:rPr>
           <w:rFonts w:ascii="Times New Roman" w:hAnsi="Times New Roman" w:cs="Times New Roman"/>
           <w:b/>
@@ -3062,106 +1887,1178 @@
           <w:sz w:val="22"/>
           <w:szCs w:val="22"/>
         </w:rPr>
-        <w:t>Mentorship</w:t>
-      </w:r>
-    </w:p>
-    <w:p>
-      <w:pPr>
-        <w:spacing w:after="40"/>
-        <w:ind w:left="360" w:hanging="360"/>
-        <w:rPr>
-          <w:rFonts w:ascii="Times New Roman" w:hAnsi="Times New Roman" w:cs="Times New Roman"/>
-          <w:sz w:val="22"/>
-          <w:szCs w:val="22"/>
-        </w:rPr>
-      </w:pPr>
-      <w:r>
-        <w:rPr>
-          <w:rFonts w:ascii="Times New Roman" w:hAnsi="Times New Roman" w:cs="Times New Roman"/>
-          <w:sz w:val="22"/>
-          <w:szCs w:val="22"/>
-        </w:rPr>
-        <w:t>2023 |</w:t>
-      </w:r>
-      <w:r>
-        <w:rPr>
-          <w:rFonts w:ascii="Times New Roman" w:hAnsi="Times New Roman" w:cs="Times New Roman"/>
-          <w:b/>
-          <w:bCs/>
-          <w:sz w:val="22"/>
-          <w:szCs w:val="22"/>
-        </w:rPr>
-        <w:t xml:space="preserve"> </w:t>
-      </w:r>
-      <w:r>
-        <w:rPr>
-          <w:rFonts w:ascii="Times New Roman" w:hAnsi="Times New Roman" w:cs="Times New Roman"/>
-          <w:b/>
-          <w:bCs/>
-          <w:sz w:val="22"/>
-          <w:szCs w:val="22"/>
-        </w:rPr>
-        <w:t>Research mentor</w:t>
-      </w:r>
-      <w:r>
-        <w:rPr>
-          <w:rFonts w:ascii="Times New Roman" w:hAnsi="Times New Roman" w:cs="Times New Roman"/>
-          <w:sz w:val="22"/>
-          <w:szCs w:val="22"/>
-        </w:rPr>
-        <w:t>, The University of Tennessee, Knoxville, TN</w:t>
-      </w:r>
-    </w:p>
-    <w:p>
-      <w:pPr>
-        <w:spacing w:after="40"/>
-        <w:rPr>
-          <w:rFonts w:ascii="Times New Roman" w:hAnsi="Times New Roman" w:cs="Times New Roman"/>
-          <w:sz w:val="22"/>
-          <w:szCs w:val="22"/>
-        </w:rPr>
-      </w:pPr>
-      <w:r>
-        <w:rPr>
-          <w:rFonts w:ascii="Times New Roman" w:hAnsi="Times New Roman" w:cs="Times New Roman"/>
-          <w:sz w:val="22"/>
-          <w:szCs w:val="22"/>
-        </w:rPr>
-        <w:t>Hannah K. Davis, undergraduate student</w:t>
-      </w:r>
-      <w:r>
-        <w:rPr>
-          <w:rFonts w:ascii="Times New Roman" w:hAnsi="Times New Roman" w:cs="Times New Roman"/>
-          <w:sz w:val="22"/>
-          <w:szCs w:val="22"/>
-        </w:rPr>
-        <w:t>.</w:t>
-      </w:r>
-    </w:p>
-    <w:p>
-      <w:pPr>
-        <w:spacing w:after="40"/>
-        <w:rPr>
-          <w:rFonts w:ascii="Times New Roman" w:hAnsi="Times New Roman" w:cs="Times New Roman"/>
-          <w:sz w:val="22"/>
-          <w:szCs w:val="22"/>
-        </w:rPr>
-      </w:pPr>
-      <w:r>
-        <w:rPr>
-          <w:rFonts w:ascii="Times New Roman" w:hAnsi="Times New Roman" w:cs="Times New Roman"/>
-          <w:sz w:val="22"/>
-          <w:szCs w:val="22"/>
-        </w:rPr>
-        <w:t>Jacob Johnson, undergraduate student</w:t>
-      </w:r>
-      <w:r>
-        <w:rPr>
-          <w:rFonts w:ascii="Times New Roman" w:hAnsi="Times New Roman" w:cs="Times New Roman"/>
-          <w:sz w:val="22"/>
-          <w:szCs w:val="22"/>
-        </w:rPr>
-        <w:t>.</w:t>
+        <w:t>Publications</w:t>
+      </w:r>
+    </w:p>
+    <w:p>
+      <w:pPr>
+        <w:spacing w:after="120"/>
+        <w:rPr>
+          <w:rFonts w:ascii="Times New Roman" w:hAnsi="Times New Roman" w:cs="Times New Roman"/>
+          <w:i/>
+          <w:iCs/>
+          <w:sz w:val="22"/>
+          <w:szCs w:val="22"/>
+        </w:rPr>
+      </w:pPr>
+      <w:r>
+        <w:rPr>
+          <w:rFonts w:ascii="Times New Roman" w:hAnsi="Times New Roman" w:cs="Times New Roman"/>
+          <w:i/>
+          <w:iCs/>
+          <w:sz w:val="22"/>
+          <w:szCs w:val="22"/>
+        </w:rPr>
+        <w:t>Peer</w:t>
+      </w:r>
+      <w:r>
+        <w:rPr>
+          <w:rFonts w:ascii="Times New Roman" w:hAnsi="Times New Roman" w:cs="Times New Roman"/>
+          <w:i/>
+          <w:iCs/>
+          <w:sz w:val="22"/>
+          <w:szCs w:val="22"/>
+        </w:rPr>
+        <w:t>-</w:t>
+      </w:r>
+      <w:r>
+        <w:rPr>
+          <w:rFonts w:ascii="Times New Roman" w:hAnsi="Times New Roman" w:cs="Times New Roman"/>
+          <w:i/>
+          <w:iCs/>
+          <w:sz w:val="22"/>
+          <w:szCs w:val="22"/>
+        </w:rPr>
+        <w:t>reviewed journal articles</w:t>
+      </w:r>
+    </w:p>
+    <w:p>
+      <w:pPr>
+        <w:spacing w:after="120"/>
+        <w:rPr>
+          <w:rFonts w:ascii="Times New Roman" w:hAnsi="Times New Roman" w:cs="Times New Roman"/>
+          <w:sz w:val="22"/>
+          <w:szCs w:val="22"/>
+        </w:rPr>
+      </w:pPr>
+      <w:r>
+        <w:rPr>
+          <w:rFonts w:ascii="Times New Roman" w:hAnsi="Times New Roman" w:cs="Times New Roman"/>
+          <w:b/>
+          <w:bCs/>
+          <w:sz w:val="22"/>
+          <w:szCs w:val="22"/>
+        </w:rPr>
+        <w:t>Ernesto C. Zuleta S.</w:t>
+      </w:r>
+      <w:r>
+        <w:rPr>
+          <w:rFonts w:ascii="Times New Roman" w:hAnsi="Times New Roman" w:cs="Times New Roman"/>
+          <w:sz w:val="22"/>
+          <w:szCs w:val="22"/>
+        </w:rPr>
+        <w:t>, V. Sethuraman, M. L. Lehmann, G. Goenaga, G. Yang, L. Cheng, E. C. Self. 2026. Solvent</w:t>
+      </w:r>
+      <w:r>
+        <w:rPr>
+          <w:rFonts w:ascii="Times New Roman" w:hAnsi="Times New Roman" w:cs="Times New Roman"/>
+          <w:sz w:val="22"/>
+          <w:szCs w:val="22"/>
+        </w:rPr>
+        <w:t>-</w:t>
+      </w:r>
+      <w:r>
+        <w:rPr>
+          <w:rFonts w:ascii="Times New Roman" w:hAnsi="Times New Roman" w:cs="Times New Roman"/>
+          <w:sz w:val="22"/>
+          <w:szCs w:val="22"/>
+        </w:rPr>
+        <w:t xml:space="preserve">based synthesis and characterization of sodium thiophosphate catholytes for nonaqueous redox flow batteries. </w:t>
+      </w:r>
+      <w:r>
+        <w:rPr>
+          <w:rFonts w:ascii="Times New Roman" w:hAnsi="Times New Roman" w:cs="Times New Roman"/>
+          <w:i/>
+          <w:iCs/>
+          <w:sz w:val="22"/>
+          <w:szCs w:val="22"/>
+        </w:rPr>
+        <w:t>Chemical Engineering Journal</w:t>
+      </w:r>
+      <w:r>
+        <w:rPr>
+          <w:rFonts w:ascii="Times New Roman" w:hAnsi="Times New Roman" w:cs="Times New Roman"/>
+          <w:sz w:val="22"/>
+          <w:szCs w:val="22"/>
+        </w:rPr>
+        <w:t>, 173687.</w:t>
+      </w:r>
+    </w:p>
+    <w:p>
+      <w:pPr>
+        <w:spacing w:after="120"/>
+        <w:rPr>
+          <w:rFonts w:ascii="Times New Roman" w:hAnsi="Times New Roman" w:cs="Times New Roman"/>
+          <w:sz w:val="22"/>
+          <w:szCs w:val="22"/>
+        </w:rPr>
+      </w:pPr>
+      <w:r>
+        <w:rPr>
+          <w:rFonts w:ascii="Times New Roman" w:hAnsi="Times New Roman" w:cs="Times New Roman"/>
+          <w:sz w:val="22"/>
+          <w:szCs w:val="22"/>
+        </w:rPr>
+        <w:t xml:space="preserve">M. Escamilla, </w:t>
+      </w:r>
+      <w:r>
+        <w:rPr>
+          <w:rFonts w:ascii="Times New Roman" w:hAnsi="Times New Roman" w:cs="Times New Roman"/>
+          <w:b/>
+          <w:bCs/>
+          <w:sz w:val="22"/>
+          <w:szCs w:val="22"/>
+        </w:rPr>
+        <w:t>Ernesto C. Zuleta</w:t>
+      </w:r>
+      <w:r>
+        <w:rPr>
+          <w:rFonts w:ascii="Times New Roman" w:hAnsi="Times New Roman" w:cs="Times New Roman"/>
+          <w:sz w:val="22"/>
+          <w:szCs w:val="22"/>
+        </w:rPr>
+        <w:t>, H. K. Davis, J. Johnson, E. Pentzer, T. Zawodzinski. 2024. Synthesis of Alkoxy</w:t>
+      </w:r>
+      <w:r>
+        <w:rPr>
+          <w:rFonts w:ascii="Times New Roman" w:hAnsi="Times New Roman" w:cs="Times New Roman"/>
+          <w:sz w:val="22"/>
+          <w:szCs w:val="22"/>
+        </w:rPr>
+        <w:t>-</w:t>
+      </w:r>
+      <w:r>
+        <w:rPr>
+          <w:rFonts w:ascii="Times New Roman" w:hAnsi="Times New Roman" w:cs="Times New Roman"/>
+          <w:sz w:val="22"/>
+          <w:szCs w:val="22"/>
+        </w:rPr>
+        <w:t xml:space="preserve">TEMPO Aminoxyl Radicals and Electrochemical Characterization in Acetonitrile for Energy Storage Applications. </w:t>
+      </w:r>
+      <w:r>
+        <w:rPr>
+          <w:rFonts w:ascii="Times New Roman" w:hAnsi="Times New Roman" w:cs="Times New Roman"/>
+          <w:i/>
+          <w:iCs/>
+          <w:sz w:val="22"/>
+          <w:szCs w:val="22"/>
+        </w:rPr>
+        <w:t>Journal of The Electrochemical Society</w:t>
+      </w:r>
+      <w:r>
+        <w:rPr>
+          <w:rFonts w:ascii="Times New Roman" w:hAnsi="Times New Roman" w:cs="Times New Roman"/>
+          <w:sz w:val="22"/>
+          <w:szCs w:val="22"/>
+        </w:rPr>
+        <w:t>, 171, 040533.</w:t>
+      </w:r>
+    </w:p>
+    <w:p>
+      <w:pPr>
+        <w:spacing w:after="120"/>
+        <w:rPr>
+          <w:rFonts w:ascii="Times New Roman" w:hAnsi="Times New Roman" w:cs="Times New Roman"/>
+          <w:sz w:val="22"/>
+          <w:szCs w:val="22"/>
+        </w:rPr>
+      </w:pPr>
+      <w:r>
+        <w:rPr>
+          <w:rFonts w:ascii="Times New Roman" w:hAnsi="Times New Roman" w:cs="Times New Roman"/>
+          <w:b/>
+          <w:bCs/>
+          <w:sz w:val="22"/>
+          <w:szCs w:val="22"/>
+        </w:rPr>
+        <w:t>Ernesto C. Zuleta</w:t>
+      </w:r>
+      <w:r>
+        <w:rPr>
+          <w:rFonts w:ascii="Times New Roman" w:hAnsi="Times New Roman" w:cs="Times New Roman"/>
+          <w:sz w:val="22"/>
+          <w:szCs w:val="22"/>
+        </w:rPr>
+        <w:t>, J. J. Bozell. 2021. Alkylation of monomeric, dimeric, and polymeric lignin models through carbon</w:t>
+      </w:r>
+      <w:r>
+        <w:rPr>
+          <w:rFonts w:ascii="Times New Roman" w:hAnsi="Times New Roman" w:cs="Times New Roman"/>
+          <w:sz w:val="22"/>
+          <w:szCs w:val="22"/>
+        </w:rPr>
+        <w:t>-</w:t>
+      </w:r>
+      <w:r>
+        <w:rPr>
+          <w:rFonts w:ascii="Times New Roman" w:hAnsi="Times New Roman" w:cs="Times New Roman"/>
+          <w:sz w:val="22"/>
+          <w:szCs w:val="22"/>
+        </w:rPr>
+        <w:t>hydrogen activation using Ru</w:t>
+      </w:r>
+      <w:r>
+        <w:rPr>
+          <w:rFonts w:ascii="Times New Roman" w:hAnsi="Times New Roman" w:cs="Times New Roman"/>
+          <w:sz w:val="22"/>
+          <w:szCs w:val="22"/>
+        </w:rPr>
+        <w:t>-</w:t>
+      </w:r>
+      <w:r>
+        <w:rPr>
+          <w:rFonts w:ascii="Times New Roman" w:hAnsi="Times New Roman" w:cs="Times New Roman"/>
+          <w:sz w:val="22"/>
+          <w:szCs w:val="22"/>
+        </w:rPr>
+        <w:t xml:space="preserve">catalyzed Murai reaction. </w:t>
+      </w:r>
+      <w:r>
+        <w:rPr>
+          <w:rFonts w:ascii="Times New Roman" w:hAnsi="Times New Roman" w:cs="Times New Roman"/>
+          <w:i/>
+          <w:iCs/>
+          <w:sz w:val="22"/>
+          <w:szCs w:val="22"/>
+        </w:rPr>
+        <w:t>Tetrahedron</w:t>
+      </w:r>
+      <w:r>
+        <w:rPr>
+          <w:rFonts w:ascii="Times New Roman" w:hAnsi="Times New Roman" w:cs="Times New Roman"/>
+          <w:sz w:val="22"/>
+          <w:szCs w:val="22"/>
+        </w:rPr>
+        <w:t>, 100, 132475.</w:t>
+      </w:r>
+    </w:p>
+    <w:p>
+      <w:pPr>
+        <w:spacing w:after="120"/>
+        <w:rPr>
+          <w:rFonts w:ascii="Times New Roman" w:hAnsi="Times New Roman" w:cs="Times New Roman"/>
+          <w:sz w:val="22"/>
+          <w:szCs w:val="22"/>
+        </w:rPr>
+      </w:pPr>
+      <w:r>
+        <w:rPr>
+          <w:rFonts w:ascii="Times New Roman" w:hAnsi="Times New Roman" w:cs="Times New Roman"/>
+          <w:b/>
+          <w:bCs/>
+          <w:sz w:val="22"/>
+          <w:szCs w:val="22"/>
+        </w:rPr>
+        <w:t>Ernesto C. Zuleta</w:t>
+      </w:r>
+      <w:r>
+        <w:rPr>
+          <w:rFonts w:ascii="Times New Roman" w:hAnsi="Times New Roman" w:cs="Times New Roman"/>
+          <w:sz w:val="22"/>
+          <w:szCs w:val="22"/>
+        </w:rPr>
+        <w:t>, G. A. Goenaga, T. A. Zawodzinski, T. Elder, J. J. Bozell. 2020. Deactivation of Co</w:t>
+      </w:r>
+      <w:r>
+        <w:rPr>
+          <w:rFonts w:ascii="Times New Roman" w:hAnsi="Times New Roman" w:cs="Times New Roman"/>
+          <w:sz w:val="22"/>
+          <w:szCs w:val="22"/>
+        </w:rPr>
+        <w:t>-</w:t>
+      </w:r>
+      <w:r>
+        <w:rPr>
+          <w:rFonts w:ascii="Times New Roman" w:hAnsi="Times New Roman" w:cs="Times New Roman"/>
+          <w:sz w:val="22"/>
+          <w:szCs w:val="22"/>
+        </w:rPr>
+        <w:t>Schiff Base Catalysts in the Oxidation of para</w:t>
+      </w:r>
+      <w:r>
+        <w:rPr>
+          <w:rFonts w:ascii="Times New Roman" w:hAnsi="Times New Roman" w:cs="Times New Roman"/>
+          <w:sz w:val="22"/>
+          <w:szCs w:val="22"/>
+        </w:rPr>
+        <w:t>-</w:t>
+      </w:r>
+      <w:r>
+        <w:rPr>
+          <w:rFonts w:ascii="Times New Roman" w:hAnsi="Times New Roman" w:cs="Times New Roman"/>
+          <w:sz w:val="22"/>
+          <w:szCs w:val="22"/>
+        </w:rPr>
+        <w:t xml:space="preserve">Substituted Lignin Models for the Production of Benzoquinones. </w:t>
+      </w:r>
+      <w:r>
+        <w:rPr>
+          <w:rFonts w:ascii="Times New Roman" w:hAnsi="Times New Roman" w:cs="Times New Roman"/>
+          <w:i/>
+          <w:iCs/>
+          <w:sz w:val="22"/>
+          <w:szCs w:val="22"/>
+        </w:rPr>
+        <w:t>Catalysis Science &amp; Technology</w:t>
+      </w:r>
+      <w:r>
+        <w:rPr>
+          <w:rFonts w:ascii="Times New Roman" w:hAnsi="Times New Roman" w:cs="Times New Roman"/>
+          <w:sz w:val="22"/>
+          <w:szCs w:val="22"/>
+        </w:rPr>
+        <w:t>, 10, 403</w:t>
+      </w:r>
+      <w:r>
+        <w:rPr>
+          <w:rFonts w:ascii="Times New Roman" w:hAnsi="Times New Roman" w:cs="Times New Roman"/>
+          <w:sz w:val="22"/>
+          <w:szCs w:val="22"/>
+        </w:rPr>
+        <w:t>-</w:t>
+      </w:r>
+      <w:r>
+        <w:rPr>
+          <w:rFonts w:ascii="Times New Roman" w:hAnsi="Times New Roman" w:cs="Times New Roman"/>
+          <w:sz w:val="22"/>
+          <w:szCs w:val="22"/>
+        </w:rPr>
+        <w:t>413.</w:t>
+      </w:r>
+    </w:p>
+    <w:p>
+      <w:pPr>
+        <w:spacing w:after="120"/>
+        <w:rPr>
+          <w:rFonts w:ascii="Times New Roman" w:hAnsi="Times New Roman" w:cs="Times New Roman"/>
+          <w:sz w:val="22"/>
+          <w:szCs w:val="22"/>
+          <w:lang w:val="es-CO"/>
+        </w:rPr>
+      </w:pPr>
+      <w:r>
+        <w:rPr>
+          <w:rFonts w:ascii="Times New Roman" w:hAnsi="Times New Roman" w:cs="Times New Roman"/>
+          <w:sz w:val="22"/>
+          <w:szCs w:val="22"/>
+        </w:rPr>
+        <w:t xml:space="preserve">L. M. Baena, </w:t>
+      </w:r>
+      <w:r>
+        <w:rPr>
+          <w:rFonts w:ascii="Times New Roman" w:hAnsi="Times New Roman" w:cs="Times New Roman"/>
+          <w:b/>
+          <w:bCs/>
+          <w:sz w:val="22"/>
+          <w:szCs w:val="22"/>
+        </w:rPr>
+        <w:t>Ernesto C. Zuleta</w:t>
+      </w:r>
+      <w:r>
+        <w:rPr>
+          <w:rFonts w:ascii="Times New Roman" w:hAnsi="Times New Roman" w:cs="Times New Roman"/>
+          <w:sz w:val="22"/>
+          <w:szCs w:val="22"/>
+        </w:rPr>
+        <w:t>, J. A. Calderón. 2018. Evaluation of the stability of polymeric materials exposed to palm biodiesel and biodiesel</w:t>
+      </w:r>
+      <w:r>
+        <w:rPr>
+          <w:rFonts w:ascii="Times New Roman" w:hAnsi="Times New Roman" w:cs="Times New Roman"/>
+          <w:sz w:val="22"/>
+          <w:szCs w:val="22"/>
+        </w:rPr>
+        <w:t>-</w:t>
+      </w:r>
+      <w:r>
+        <w:rPr>
+          <w:rFonts w:ascii="Times New Roman" w:hAnsi="Times New Roman" w:cs="Times New Roman"/>
+          <w:sz w:val="22"/>
+          <w:szCs w:val="22"/>
+        </w:rPr>
+        <w:t xml:space="preserve">organic acid blends. </w:t>
+      </w:r>
+      <w:proofErr w:type="spellStart"/>
+      <w:r>
+        <w:rPr>
+          <w:rFonts w:ascii="Times New Roman" w:hAnsi="Times New Roman" w:cs="Times New Roman"/>
+          <w:i/>
+          <w:iCs/>
+          <w:sz w:val="22"/>
+          <w:szCs w:val="22"/>
+          <w:lang w:val="es-CO"/>
+        </w:rPr>
+        <w:t>Polymers</w:t>
+      </w:r>
+      <w:proofErr w:type="spellEnd"/>
+      <w:r>
+        <w:rPr>
+          <w:rFonts w:ascii="Times New Roman" w:hAnsi="Times New Roman" w:cs="Times New Roman"/>
+          <w:sz w:val="22"/>
+          <w:szCs w:val="22"/>
+          <w:lang w:val="es-CO"/>
+        </w:rPr>
+        <w:t>, 10, 511.</w:t>
+      </w:r>
+    </w:p>
+    <w:p>
+      <w:pPr>
+        <w:spacing w:after="120"/>
+        <w:rPr>
+          <w:rFonts w:ascii="Times New Roman" w:hAnsi="Times New Roman" w:cs="Times New Roman"/>
+          <w:sz w:val="22"/>
+          <w:szCs w:val="22"/>
+          <w:lang w:val="es-CO"/>
+        </w:rPr>
+      </w:pPr>
+      <w:r>
+        <w:rPr>
+          <w:rFonts w:ascii="Times New Roman" w:hAnsi="Times New Roman" w:cs="Times New Roman"/>
+          <w:b/>
+          <w:bCs/>
+          <w:sz w:val="22"/>
+          <w:szCs w:val="22"/>
+          <w:lang w:val="es-CO"/>
+        </w:rPr>
+        <w:t>Ernesto C. Zuleta</w:t>
+      </w:r>
+      <w:r>
+        <w:rPr>
+          <w:rFonts w:ascii="Times New Roman" w:hAnsi="Times New Roman" w:cs="Times New Roman"/>
+          <w:sz w:val="22"/>
+          <w:szCs w:val="22"/>
+          <w:lang w:val="es-CO"/>
+        </w:rPr>
+        <w:t xml:space="preserve">, L. A. </w:t>
+      </w:r>
+      <w:proofErr w:type="spellStart"/>
+      <w:r>
+        <w:rPr>
+          <w:rFonts w:ascii="Times New Roman" w:hAnsi="Times New Roman" w:cs="Times New Roman"/>
+          <w:sz w:val="22"/>
+          <w:szCs w:val="22"/>
+          <w:lang w:val="es-CO"/>
+        </w:rPr>
+        <w:t>Rios</w:t>
+      </w:r>
+      <w:proofErr w:type="spellEnd"/>
+      <w:r>
+        <w:rPr>
+          <w:rFonts w:ascii="Times New Roman" w:hAnsi="Times New Roman" w:cs="Times New Roman"/>
+          <w:sz w:val="22"/>
+          <w:szCs w:val="22"/>
+          <w:lang w:val="es-CO"/>
+        </w:rPr>
+        <w:t xml:space="preserve">, P. N. Benjumea. </w:t>
+      </w:r>
+      <w:r>
+        <w:rPr>
+          <w:rFonts w:ascii="Times New Roman" w:hAnsi="Times New Roman" w:cs="Times New Roman"/>
+          <w:sz w:val="22"/>
+          <w:szCs w:val="22"/>
+        </w:rPr>
+        <w:t xml:space="preserve">2012. Oxidative stability and cold flow behavior of palm, </w:t>
+      </w:r>
+      <w:proofErr w:type="spellStart"/>
+      <w:r>
+        <w:rPr>
+          <w:rFonts w:ascii="Times New Roman" w:hAnsi="Times New Roman" w:cs="Times New Roman"/>
+          <w:sz w:val="22"/>
+          <w:szCs w:val="22"/>
+        </w:rPr>
+        <w:t>sacha</w:t>
+      </w:r>
+      <w:r>
+        <w:rPr>
+          <w:rFonts w:ascii="Times New Roman" w:hAnsi="Times New Roman" w:cs="Times New Roman"/>
+          <w:sz w:val="22"/>
+          <w:szCs w:val="22"/>
+        </w:rPr>
+        <w:t>-</w:t>
+      </w:r>
+      <w:r>
+        <w:rPr>
+          <w:rFonts w:ascii="Times New Roman" w:hAnsi="Times New Roman" w:cs="Times New Roman"/>
+          <w:sz w:val="22"/>
+          <w:szCs w:val="22"/>
+        </w:rPr>
+        <w:t>inchi</w:t>
+      </w:r>
+      <w:proofErr w:type="spellEnd"/>
+      <w:r>
+        <w:rPr>
+          <w:rFonts w:ascii="Times New Roman" w:hAnsi="Times New Roman" w:cs="Times New Roman"/>
+          <w:sz w:val="22"/>
+          <w:szCs w:val="22"/>
+        </w:rPr>
+        <w:t xml:space="preserve">, jatropha, and castor oil biodiesel blends. </w:t>
+      </w:r>
+      <w:r>
+        <w:rPr>
+          <w:rFonts w:ascii="Times New Roman" w:hAnsi="Times New Roman" w:cs="Times New Roman"/>
+          <w:i/>
+          <w:iCs/>
+          <w:sz w:val="22"/>
+          <w:szCs w:val="22"/>
+          <w:lang w:val="es-CO"/>
+        </w:rPr>
+        <w:t xml:space="preserve">Fuel Processing </w:t>
+      </w:r>
+      <w:proofErr w:type="spellStart"/>
+      <w:r>
+        <w:rPr>
+          <w:rFonts w:ascii="Times New Roman" w:hAnsi="Times New Roman" w:cs="Times New Roman"/>
+          <w:i/>
+          <w:iCs/>
+          <w:sz w:val="22"/>
+          <w:szCs w:val="22"/>
+          <w:lang w:val="es-CO"/>
+        </w:rPr>
+        <w:t>Technology</w:t>
+      </w:r>
+      <w:proofErr w:type="spellEnd"/>
+      <w:r>
+        <w:rPr>
+          <w:rFonts w:ascii="Times New Roman" w:hAnsi="Times New Roman" w:cs="Times New Roman"/>
+          <w:sz w:val="22"/>
+          <w:szCs w:val="22"/>
+          <w:lang w:val="es-CO"/>
+        </w:rPr>
+        <w:t>, 102, 96</w:t>
+      </w:r>
+      <w:r>
+        <w:rPr>
+          <w:rFonts w:ascii="Times New Roman" w:hAnsi="Times New Roman" w:cs="Times New Roman"/>
+          <w:sz w:val="22"/>
+          <w:szCs w:val="22"/>
+          <w:lang w:val="es-CO"/>
+        </w:rPr>
+        <w:t>-</w:t>
+      </w:r>
+      <w:r>
+        <w:rPr>
+          <w:rFonts w:ascii="Times New Roman" w:hAnsi="Times New Roman" w:cs="Times New Roman"/>
+          <w:sz w:val="22"/>
+          <w:szCs w:val="22"/>
+          <w:lang w:val="es-CO"/>
+        </w:rPr>
+        <w:t>101.</w:t>
+      </w:r>
+    </w:p>
+    <w:p>
+      <w:pPr>
+        <w:spacing w:after="120"/>
+        <w:rPr>
+          <w:rFonts w:ascii="Times New Roman" w:hAnsi="Times New Roman" w:cs="Times New Roman"/>
+          <w:sz w:val="22"/>
+          <w:szCs w:val="22"/>
+        </w:rPr>
+      </w:pPr>
+      <w:r>
+        <w:rPr>
+          <w:rFonts w:ascii="Times New Roman" w:hAnsi="Times New Roman" w:cs="Times New Roman"/>
+          <w:b/>
+          <w:bCs/>
+          <w:sz w:val="22"/>
+          <w:szCs w:val="22"/>
+          <w:lang w:val="es-CO"/>
+        </w:rPr>
+        <w:t>Ernesto C. Zuleta</w:t>
+      </w:r>
+      <w:r>
+        <w:rPr>
+          <w:rFonts w:ascii="Times New Roman" w:hAnsi="Times New Roman" w:cs="Times New Roman"/>
+          <w:sz w:val="22"/>
+          <w:szCs w:val="22"/>
+          <w:lang w:val="es-CO"/>
+        </w:rPr>
+        <w:t xml:space="preserve">, L. Baena, L. </w:t>
+      </w:r>
+      <w:proofErr w:type="spellStart"/>
+      <w:r>
+        <w:rPr>
+          <w:rFonts w:ascii="Times New Roman" w:hAnsi="Times New Roman" w:cs="Times New Roman"/>
+          <w:sz w:val="22"/>
+          <w:szCs w:val="22"/>
+          <w:lang w:val="es-CO"/>
+        </w:rPr>
+        <w:t>Rios</w:t>
+      </w:r>
+      <w:proofErr w:type="spellEnd"/>
+      <w:r>
+        <w:rPr>
+          <w:rFonts w:ascii="Times New Roman" w:hAnsi="Times New Roman" w:cs="Times New Roman"/>
+          <w:sz w:val="22"/>
+          <w:szCs w:val="22"/>
+          <w:lang w:val="es-CO"/>
+        </w:rPr>
+        <w:t xml:space="preserve">, J. A. Calderón. </w:t>
+      </w:r>
+      <w:r>
+        <w:rPr>
+          <w:rFonts w:ascii="Times New Roman" w:hAnsi="Times New Roman" w:cs="Times New Roman"/>
+          <w:sz w:val="22"/>
+          <w:szCs w:val="22"/>
+        </w:rPr>
+        <w:t xml:space="preserve">2012. The oxidative stability of biodiesel and its impact on the deterioration of metallic and polymeric materials: a review. </w:t>
+      </w:r>
+      <w:r>
+        <w:rPr>
+          <w:rFonts w:ascii="Times New Roman" w:hAnsi="Times New Roman" w:cs="Times New Roman"/>
+          <w:i/>
+          <w:iCs/>
+          <w:sz w:val="22"/>
+          <w:szCs w:val="22"/>
+        </w:rPr>
+        <w:t>Journal of the Brazilian Chemical Society</w:t>
+      </w:r>
+      <w:r>
+        <w:rPr>
+          <w:rFonts w:ascii="Times New Roman" w:hAnsi="Times New Roman" w:cs="Times New Roman"/>
+          <w:sz w:val="22"/>
+          <w:szCs w:val="22"/>
+        </w:rPr>
+        <w:t>, 23, 2159</w:t>
+      </w:r>
+      <w:r>
+        <w:rPr>
+          <w:rFonts w:ascii="Times New Roman" w:hAnsi="Times New Roman" w:cs="Times New Roman"/>
+          <w:sz w:val="22"/>
+          <w:szCs w:val="22"/>
+        </w:rPr>
+        <w:t>-</w:t>
+      </w:r>
+      <w:r>
+        <w:rPr>
+          <w:rFonts w:ascii="Times New Roman" w:hAnsi="Times New Roman" w:cs="Times New Roman"/>
+          <w:sz w:val="22"/>
+          <w:szCs w:val="22"/>
+        </w:rPr>
+        <w:t>2175.</w:t>
+      </w:r>
+    </w:p>
+    <w:p>
+      <w:pPr>
+        <w:spacing w:after="120"/>
+        <w:rPr>
+          <w:rFonts w:ascii="Times New Roman" w:hAnsi="Times New Roman" w:cs="Times New Roman"/>
+          <w:sz w:val="22"/>
+          <w:szCs w:val="22"/>
+          <w:lang w:val="es-CO"/>
+        </w:rPr>
+      </w:pPr>
+      <w:r>
+        <w:rPr>
+          <w:rFonts w:ascii="Times New Roman" w:hAnsi="Times New Roman" w:cs="Times New Roman"/>
+          <w:b/>
+          <w:bCs/>
+          <w:sz w:val="22"/>
+          <w:szCs w:val="22"/>
+        </w:rPr>
+        <w:t>Ernesto C. Zuleta</w:t>
+      </w:r>
+      <w:r>
+        <w:rPr>
+          <w:rFonts w:ascii="Times New Roman" w:hAnsi="Times New Roman" w:cs="Times New Roman"/>
+          <w:sz w:val="22"/>
+          <w:szCs w:val="22"/>
+        </w:rPr>
+        <w:t xml:space="preserve">, J. A. Calderón Gutiérrez, L. A. Rios. 2012. Study of the oxidative stability of biodiesel from palm oil in contact with metallic and polymeric automotive materials. </w:t>
+      </w:r>
+      <w:r>
+        <w:rPr>
+          <w:rFonts w:ascii="Times New Roman" w:hAnsi="Times New Roman" w:cs="Times New Roman"/>
+          <w:i/>
+          <w:iCs/>
+          <w:sz w:val="22"/>
+          <w:szCs w:val="22"/>
+          <w:lang w:val="es-CO"/>
+        </w:rPr>
+        <w:t>Ingeniería y Competitividad</w:t>
+      </w:r>
+      <w:r>
+        <w:rPr>
+          <w:rFonts w:ascii="Times New Roman" w:hAnsi="Times New Roman" w:cs="Times New Roman"/>
+          <w:sz w:val="22"/>
+          <w:szCs w:val="22"/>
+          <w:lang w:val="es-CO"/>
+        </w:rPr>
+        <w:t>, 2, 83</w:t>
+      </w:r>
+      <w:r>
+        <w:rPr>
+          <w:rFonts w:ascii="Times New Roman" w:hAnsi="Times New Roman" w:cs="Times New Roman"/>
+          <w:sz w:val="22"/>
+          <w:szCs w:val="22"/>
+          <w:lang w:val="es-CO"/>
+        </w:rPr>
+        <w:t>-</w:t>
+      </w:r>
+      <w:r>
+        <w:rPr>
+          <w:rFonts w:ascii="Times New Roman" w:hAnsi="Times New Roman" w:cs="Times New Roman"/>
+          <w:sz w:val="22"/>
+          <w:szCs w:val="22"/>
+          <w:lang w:val="es-CO"/>
+        </w:rPr>
+        <w:t>90.</w:t>
+      </w:r>
+    </w:p>
+    <w:p>
+      <w:pPr>
+        <w:spacing w:after="120"/>
+        <w:rPr>
+          <w:rFonts w:ascii="Times New Roman" w:hAnsi="Times New Roman" w:cs="Times New Roman"/>
+          <w:sz w:val="22"/>
+          <w:szCs w:val="22"/>
+          <w:lang w:val="es-CO"/>
+        </w:rPr>
+      </w:pPr>
+      <w:r>
+        <w:rPr>
+          <w:rFonts w:ascii="Times New Roman" w:hAnsi="Times New Roman" w:cs="Times New Roman"/>
+          <w:b/>
+          <w:bCs/>
+          <w:sz w:val="22"/>
+          <w:szCs w:val="22"/>
+          <w:lang w:val="es-CO"/>
+        </w:rPr>
+        <w:t>Ernesto C. Zuleta</w:t>
+      </w:r>
+      <w:r>
+        <w:rPr>
+          <w:rFonts w:ascii="Times New Roman" w:hAnsi="Times New Roman" w:cs="Times New Roman"/>
+          <w:sz w:val="22"/>
+          <w:szCs w:val="22"/>
+          <w:lang w:val="es-CO"/>
+        </w:rPr>
+        <w:t xml:space="preserve">, A. Franco, L. A. </w:t>
+      </w:r>
+      <w:proofErr w:type="spellStart"/>
+      <w:r>
+        <w:rPr>
+          <w:rFonts w:ascii="Times New Roman" w:hAnsi="Times New Roman" w:cs="Times New Roman"/>
+          <w:sz w:val="22"/>
+          <w:szCs w:val="22"/>
+          <w:lang w:val="es-CO"/>
+        </w:rPr>
+        <w:t>Rios</w:t>
+      </w:r>
+      <w:proofErr w:type="spellEnd"/>
+      <w:r>
+        <w:rPr>
+          <w:rFonts w:ascii="Times New Roman" w:hAnsi="Times New Roman" w:cs="Times New Roman"/>
+          <w:sz w:val="22"/>
+          <w:szCs w:val="22"/>
+          <w:lang w:val="es-CO"/>
+        </w:rPr>
+        <w:t xml:space="preserve">. 2009. </w:t>
+      </w:r>
+      <w:r>
+        <w:rPr>
+          <w:rFonts w:ascii="Times New Roman" w:hAnsi="Times New Roman" w:cs="Times New Roman"/>
+          <w:sz w:val="22"/>
+          <w:szCs w:val="22"/>
+        </w:rPr>
+        <w:t xml:space="preserve">Production of palm oil biodiesel with heterogeneous basic catalysts compared to conventional homogeneous catalysts. </w:t>
+      </w:r>
+      <w:r>
+        <w:rPr>
+          <w:rFonts w:ascii="Times New Roman" w:hAnsi="Times New Roman" w:cs="Times New Roman"/>
+          <w:i/>
+          <w:iCs/>
+          <w:sz w:val="22"/>
+          <w:szCs w:val="22"/>
+          <w:lang w:val="es-CO"/>
+        </w:rPr>
+        <w:t>Energética</w:t>
+      </w:r>
+      <w:r>
+        <w:rPr>
+          <w:rFonts w:ascii="Times New Roman" w:hAnsi="Times New Roman" w:cs="Times New Roman"/>
+          <w:sz w:val="22"/>
+          <w:szCs w:val="22"/>
+          <w:lang w:val="es-CO"/>
+        </w:rPr>
+        <w:t>, 42, 45</w:t>
+      </w:r>
+      <w:r>
+        <w:rPr>
+          <w:rFonts w:ascii="Times New Roman" w:hAnsi="Times New Roman" w:cs="Times New Roman"/>
+          <w:sz w:val="22"/>
+          <w:szCs w:val="22"/>
+          <w:lang w:val="es-CO"/>
+        </w:rPr>
+        <w:t>-</w:t>
+      </w:r>
+      <w:r>
+        <w:rPr>
+          <w:rFonts w:ascii="Times New Roman" w:hAnsi="Times New Roman" w:cs="Times New Roman"/>
+          <w:sz w:val="22"/>
+          <w:szCs w:val="22"/>
+          <w:lang w:val="es-CO"/>
+        </w:rPr>
+        <w:t>52.</w:t>
+      </w:r>
+    </w:p>
+    <w:p>
+      <w:pPr>
+        <w:spacing w:after="120"/>
+        <w:rPr>
+          <w:rFonts w:ascii="Times New Roman" w:hAnsi="Times New Roman" w:cs="Times New Roman"/>
+          <w:sz w:val="22"/>
+          <w:szCs w:val="22"/>
+          <w:lang w:val="es-CO"/>
+        </w:rPr>
+      </w:pPr>
+      <w:r>
+        <w:rPr>
+          <w:rFonts w:ascii="Times New Roman" w:hAnsi="Times New Roman" w:cs="Times New Roman"/>
+          <w:b/>
+          <w:bCs/>
+          <w:sz w:val="22"/>
+          <w:szCs w:val="22"/>
+          <w:lang w:val="es-CO"/>
+        </w:rPr>
+        <w:lastRenderedPageBreak/>
+        <w:t>Ernesto C. Zuleta</w:t>
+      </w:r>
+      <w:r>
+        <w:rPr>
+          <w:rFonts w:ascii="Times New Roman" w:hAnsi="Times New Roman" w:cs="Times New Roman"/>
+          <w:sz w:val="22"/>
+          <w:szCs w:val="22"/>
+          <w:lang w:val="es-CO"/>
+        </w:rPr>
+        <w:t xml:space="preserve">, M. J. Bastidas Barranco, L. C. Díaz Muegue, J. Bonet Ovalle. </w:t>
+      </w:r>
+      <w:r>
+        <w:rPr>
+          <w:rFonts w:ascii="Times New Roman" w:hAnsi="Times New Roman" w:cs="Times New Roman"/>
+          <w:sz w:val="22"/>
+          <w:szCs w:val="22"/>
+        </w:rPr>
+        <w:t xml:space="preserve">2007. Preparation of biodiesel by transesterification of crude palm oil (Elaeis guineensis) with ethanol. </w:t>
+      </w:r>
+      <w:r>
+        <w:rPr>
+          <w:rFonts w:ascii="Times New Roman" w:hAnsi="Times New Roman" w:cs="Times New Roman"/>
+          <w:i/>
+          <w:iCs/>
+          <w:sz w:val="22"/>
+          <w:szCs w:val="22"/>
+          <w:lang w:val="es-CO"/>
+        </w:rPr>
+        <w:t>Energética</w:t>
+      </w:r>
+      <w:r>
+        <w:rPr>
+          <w:rFonts w:ascii="Times New Roman" w:hAnsi="Times New Roman" w:cs="Times New Roman"/>
+          <w:sz w:val="22"/>
+          <w:szCs w:val="22"/>
+          <w:lang w:val="es-CO"/>
+        </w:rPr>
+        <w:t>, 38, 47.</w:t>
+      </w:r>
+    </w:p>
+    <w:p>
+      <w:pPr>
+        <w:spacing w:after="120"/>
+        <w:rPr>
+          <w:rFonts w:ascii="Times New Roman" w:hAnsi="Times New Roman" w:cs="Times New Roman"/>
+          <w:sz w:val="22"/>
+          <w:szCs w:val="22"/>
+          <w:lang w:val="es-CO"/>
+        </w:rPr>
+      </w:pPr>
+      <w:r>
+        <w:rPr>
+          <w:rFonts w:ascii="Times New Roman" w:hAnsi="Times New Roman" w:cs="Times New Roman"/>
+          <w:sz w:val="22"/>
+          <w:szCs w:val="22"/>
+          <w:lang w:val="es-CO"/>
+        </w:rPr>
+        <w:t xml:space="preserve">I. R. Avendaño Gómez, L. C. Díaz Muegue, E. Meza Daza, </w:t>
+      </w:r>
+      <w:r>
+        <w:rPr>
+          <w:rFonts w:ascii="Times New Roman" w:hAnsi="Times New Roman" w:cs="Times New Roman"/>
+          <w:b/>
+          <w:bCs/>
+          <w:sz w:val="22"/>
+          <w:szCs w:val="22"/>
+          <w:lang w:val="es-CO"/>
+        </w:rPr>
+        <w:t>Ernesto Camilo Zuleta Suarez</w:t>
+      </w:r>
+      <w:r>
+        <w:rPr>
+          <w:rFonts w:ascii="Times New Roman" w:hAnsi="Times New Roman" w:cs="Times New Roman"/>
+          <w:sz w:val="22"/>
+          <w:szCs w:val="22"/>
+          <w:lang w:val="es-CO"/>
+        </w:rPr>
+        <w:t xml:space="preserve">, M. Mantilla Morales. </w:t>
+      </w:r>
+      <w:r>
+        <w:rPr>
+          <w:rFonts w:ascii="Times New Roman" w:hAnsi="Times New Roman" w:cs="Times New Roman"/>
+          <w:sz w:val="22"/>
+          <w:szCs w:val="22"/>
+        </w:rPr>
+        <w:t xml:space="preserve">2007. Study of the obtention of epoxidized palm olein by peroxyacetic acid formed in situ. </w:t>
+      </w:r>
+      <w:r>
+        <w:rPr>
+          <w:rFonts w:ascii="Times New Roman" w:hAnsi="Times New Roman" w:cs="Times New Roman"/>
+          <w:i/>
+          <w:iCs/>
+          <w:sz w:val="22"/>
+          <w:szCs w:val="22"/>
+          <w:lang w:val="es-CO"/>
+        </w:rPr>
+        <w:t>Revista Científica Documentos de Ingeniería</w:t>
+      </w:r>
+      <w:r>
+        <w:rPr>
+          <w:rFonts w:ascii="Times New Roman" w:hAnsi="Times New Roman" w:cs="Times New Roman"/>
+          <w:sz w:val="22"/>
+          <w:szCs w:val="22"/>
+          <w:lang w:val="es-CO"/>
+        </w:rPr>
+        <w:t>, 6, 69</w:t>
+      </w:r>
+      <w:r>
+        <w:rPr>
+          <w:rFonts w:ascii="Times New Roman" w:hAnsi="Times New Roman" w:cs="Times New Roman"/>
+          <w:sz w:val="22"/>
+          <w:szCs w:val="22"/>
+          <w:lang w:val="es-CO"/>
+        </w:rPr>
+        <w:t>-</w:t>
+      </w:r>
+      <w:r>
+        <w:rPr>
+          <w:rFonts w:ascii="Times New Roman" w:hAnsi="Times New Roman" w:cs="Times New Roman"/>
+          <w:sz w:val="22"/>
+          <w:szCs w:val="22"/>
+          <w:lang w:val="es-CO"/>
+        </w:rPr>
+        <w:t>75.</w:t>
+      </w:r>
+    </w:p>
+    <w:p>
+      <w:pPr>
+        <w:spacing w:after="120"/>
+        <w:rPr>
+          <w:rFonts w:ascii="Times New Roman" w:hAnsi="Times New Roman" w:cs="Times New Roman"/>
+          <w:i/>
+          <w:iCs/>
+          <w:sz w:val="22"/>
+          <w:szCs w:val="22"/>
+        </w:rPr>
+      </w:pPr>
+      <w:r>
+        <w:rPr>
+          <w:rFonts w:ascii="Times New Roman" w:hAnsi="Times New Roman" w:cs="Times New Roman"/>
+          <w:i/>
+          <w:iCs/>
+          <w:sz w:val="22"/>
+          <w:szCs w:val="22"/>
+        </w:rPr>
+        <w:t>Book chapters</w:t>
+      </w:r>
+    </w:p>
+    <w:p>
+      <w:pPr>
+        <w:spacing w:after="120"/>
+        <w:rPr>
+          <w:rFonts w:ascii="Times New Roman" w:hAnsi="Times New Roman" w:cs="Times New Roman"/>
+          <w:sz w:val="22"/>
+          <w:szCs w:val="22"/>
+        </w:rPr>
+      </w:pPr>
+      <w:r>
+        <w:rPr>
+          <w:rFonts w:ascii="Times New Roman" w:hAnsi="Times New Roman" w:cs="Times New Roman"/>
+          <w:sz w:val="22"/>
+          <w:szCs w:val="22"/>
+          <w:lang w:val="es-CO"/>
+        </w:rPr>
+        <w:t xml:space="preserve">J. J. Bozell, S. </w:t>
+      </w:r>
+      <w:proofErr w:type="spellStart"/>
+      <w:r>
+        <w:rPr>
+          <w:rFonts w:ascii="Times New Roman" w:hAnsi="Times New Roman" w:cs="Times New Roman"/>
+          <w:sz w:val="22"/>
+          <w:szCs w:val="22"/>
+          <w:lang w:val="es-CO"/>
+        </w:rPr>
+        <w:t>Chmely</w:t>
+      </w:r>
+      <w:proofErr w:type="spellEnd"/>
+      <w:r>
+        <w:rPr>
+          <w:rFonts w:ascii="Times New Roman" w:hAnsi="Times New Roman" w:cs="Times New Roman"/>
+          <w:sz w:val="22"/>
+          <w:szCs w:val="22"/>
+          <w:lang w:val="es-CO"/>
+        </w:rPr>
+        <w:t xml:space="preserve">, W. Hartwig, R. Key, N. Labbé, P. Venugopal, </w:t>
+      </w:r>
+      <w:r>
+        <w:rPr>
+          <w:rFonts w:ascii="Times New Roman" w:hAnsi="Times New Roman" w:cs="Times New Roman"/>
+          <w:b/>
+          <w:bCs/>
+          <w:sz w:val="22"/>
+          <w:szCs w:val="22"/>
+          <w:lang w:val="es-CO"/>
+        </w:rPr>
+        <w:t>Ernesto Zuleta</w:t>
+      </w:r>
+      <w:r>
+        <w:rPr>
+          <w:rFonts w:ascii="Times New Roman" w:hAnsi="Times New Roman" w:cs="Times New Roman"/>
+          <w:sz w:val="22"/>
+          <w:szCs w:val="22"/>
+          <w:lang w:val="es-CO"/>
+        </w:rPr>
+        <w:t xml:space="preserve">. </w:t>
+      </w:r>
+      <w:r>
+        <w:rPr>
+          <w:rFonts w:ascii="Times New Roman" w:hAnsi="Times New Roman" w:cs="Times New Roman"/>
+          <w:sz w:val="22"/>
+          <w:szCs w:val="22"/>
+        </w:rPr>
+        <w:t xml:space="preserve">2018. Lignin isolation methodology for biorefining, pretreatment and analysis. In: </w:t>
+      </w:r>
+      <w:r>
+        <w:rPr>
+          <w:rFonts w:ascii="Times New Roman" w:hAnsi="Times New Roman" w:cs="Times New Roman"/>
+          <w:i/>
+          <w:iCs/>
+          <w:sz w:val="22"/>
+          <w:szCs w:val="22"/>
+        </w:rPr>
+        <w:t>Lignin Valorization: Emerging Approaches</w:t>
+      </w:r>
+      <w:r>
+        <w:rPr>
+          <w:rFonts w:ascii="Times New Roman" w:hAnsi="Times New Roman" w:cs="Times New Roman"/>
+          <w:sz w:val="22"/>
+          <w:szCs w:val="22"/>
+        </w:rPr>
+        <w:t>, Ed. G. T. Beckham, The Royal Society of Chemistry, UK, pp. 21</w:t>
+      </w:r>
+      <w:r>
+        <w:rPr>
+          <w:rFonts w:ascii="Times New Roman" w:hAnsi="Times New Roman" w:cs="Times New Roman"/>
+          <w:sz w:val="22"/>
+          <w:szCs w:val="22"/>
+        </w:rPr>
+        <w:t>-</w:t>
+      </w:r>
+      <w:r>
+        <w:rPr>
+          <w:rFonts w:ascii="Times New Roman" w:hAnsi="Times New Roman" w:cs="Times New Roman"/>
+          <w:sz w:val="22"/>
+          <w:szCs w:val="22"/>
+        </w:rPr>
+        <w:t>61.</w:t>
+      </w:r>
+    </w:p>
+    <w:p>
+      <w:pPr>
+        <w:spacing w:after="120"/>
+        <w:rPr>
+          <w:rFonts w:ascii="Times New Roman" w:hAnsi="Times New Roman" w:cs="Times New Roman"/>
+          <w:sz w:val="22"/>
+          <w:szCs w:val="22"/>
+        </w:rPr>
+      </w:pPr>
+      <w:r>
+        <w:rPr>
+          <w:rFonts w:ascii="Times New Roman" w:hAnsi="Times New Roman" w:cs="Times New Roman"/>
+          <w:sz w:val="22"/>
+          <w:szCs w:val="22"/>
+          <w:lang w:val="es-CO"/>
+        </w:rPr>
+        <w:t xml:space="preserve">L. Ríos, S. Cardona, W. Pérez, </w:t>
+      </w:r>
+      <w:r>
+        <w:rPr>
+          <w:rFonts w:ascii="Times New Roman" w:hAnsi="Times New Roman" w:cs="Times New Roman"/>
+          <w:b/>
+          <w:bCs/>
+          <w:sz w:val="22"/>
+          <w:szCs w:val="22"/>
+          <w:lang w:val="es-CO"/>
+        </w:rPr>
+        <w:t>Ernesto Zuleta</w:t>
+      </w:r>
+      <w:r>
+        <w:rPr>
+          <w:rFonts w:ascii="Times New Roman" w:hAnsi="Times New Roman" w:cs="Times New Roman"/>
+          <w:sz w:val="22"/>
+          <w:szCs w:val="22"/>
+          <w:lang w:val="es-CO"/>
+        </w:rPr>
+        <w:t xml:space="preserve">. </w:t>
+      </w:r>
+      <w:r>
+        <w:rPr>
+          <w:rFonts w:ascii="Times New Roman" w:hAnsi="Times New Roman" w:cs="Times New Roman"/>
+          <w:sz w:val="22"/>
+          <w:szCs w:val="22"/>
+        </w:rPr>
+        <w:t xml:space="preserve">2012. Oxidative stability of biodiesel. In: </w:t>
+      </w:r>
+      <w:r>
+        <w:rPr>
+          <w:rFonts w:ascii="Times New Roman" w:hAnsi="Times New Roman" w:cs="Times New Roman"/>
+          <w:i/>
+          <w:iCs/>
+          <w:sz w:val="22"/>
+          <w:szCs w:val="22"/>
+        </w:rPr>
+        <w:t>Alternative Production of Biodiesel: Improvement of Properties and Assessment of Glycerin</w:t>
+      </w:r>
+      <w:r>
+        <w:rPr>
+          <w:rFonts w:ascii="Times New Roman" w:hAnsi="Times New Roman" w:cs="Times New Roman"/>
+          <w:sz w:val="22"/>
+          <w:szCs w:val="22"/>
+        </w:rPr>
+        <w:t>, Universidad de Antioquia, Medellín, Colombia, pp. 49</w:t>
+      </w:r>
+      <w:r>
+        <w:rPr>
+          <w:rFonts w:ascii="Times New Roman" w:hAnsi="Times New Roman" w:cs="Times New Roman"/>
+          <w:sz w:val="22"/>
+          <w:szCs w:val="22"/>
+        </w:rPr>
+        <w:t>-</w:t>
+      </w:r>
+      <w:r>
+        <w:rPr>
+          <w:rFonts w:ascii="Times New Roman" w:hAnsi="Times New Roman" w:cs="Times New Roman"/>
+          <w:sz w:val="22"/>
+          <w:szCs w:val="22"/>
+        </w:rPr>
+        <w:t>64.</w:t>
       </w:r>
     </w:p>
     <w:p>
@@ -3178,6 +3075,7 @@
           <w:color w:val="1A1A1A"/>
           <w:sz w:val="22"/>
           <w:szCs w:val="22"/>
+          <w:lang w:val="es-CO"/>
         </w:rPr>
       </w:pPr>
     </w:p>
@@ -3191,6 +3089,7 @@
           <w:rFonts w:ascii="Times New Roman" w:hAnsi="Times New Roman" w:cs="Times New Roman"/>
           <w:sz w:val="22"/>
           <w:szCs w:val="22"/>
+          <w:lang w:val="es-CO"/>
         </w:rPr>
       </w:pPr>
       <w:r>
@@ -3202,13 +3101,460 @@
           <w:color w:val="1A1A1A"/>
           <w:sz w:val="22"/>
           <w:szCs w:val="22"/>
-        </w:rPr>
-        <w:t>Service and Outreach</w:t>
+          <w:lang w:val="es-CO"/>
+        </w:rPr>
+        <w:t>Presentations</w:t>
       </w:r>
     </w:p>
     <w:p>
       <w:pPr>
         <w:spacing w:after="120"/>
+        <w:rPr>
+          <w:rFonts w:ascii="Times New Roman" w:hAnsi="Times New Roman" w:cs="Times New Roman"/>
+          <w:sz w:val="22"/>
+          <w:szCs w:val="22"/>
+        </w:rPr>
+      </w:pPr>
+      <w:r>
+        <w:rPr>
+          <w:rFonts w:ascii="Times New Roman" w:hAnsi="Times New Roman" w:cs="Times New Roman"/>
+          <w:b/>
+          <w:bCs/>
+          <w:sz w:val="22"/>
+          <w:szCs w:val="22"/>
+          <w:lang w:val="es-CO"/>
+        </w:rPr>
+        <w:t>Ernesto C. Zuleta Suarez</w:t>
+      </w:r>
+      <w:r>
+        <w:rPr>
+          <w:rFonts w:ascii="Times New Roman" w:hAnsi="Times New Roman" w:cs="Times New Roman"/>
+          <w:sz w:val="22"/>
+          <w:szCs w:val="22"/>
+          <w:lang w:val="es-CO"/>
+        </w:rPr>
+        <w:t xml:space="preserve">, G. Goenaga, E. Self. </w:t>
+      </w:r>
+      <w:r>
+        <w:rPr>
+          <w:rFonts w:ascii="Times New Roman" w:hAnsi="Times New Roman" w:cs="Times New Roman"/>
+          <w:sz w:val="22"/>
+          <w:szCs w:val="22"/>
+        </w:rPr>
+        <w:t>Evaluation of Anode Designs for Sodium Metal Hybrid Redox Flow Batteries. 249th ECS Meeting, 2026, Seattle, WA. (oral)</w:t>
+      </w:r>
+    </w:p>
+    <w:p>
+      <w:pPr>
+        <w:spacing w:after="120"/>
+        <w:rPr>
+          <w:rFonts w:ascii="Times New Roman" w:hAnsi="Times New Roman" w:cs="Times New Roman"/>
+          <w:sz w:val="22"/>
+          <w:szCs w:val="22"/>
+        </w:rPr>
+      </w:pPr>
+      <w:r>
+        <w:rPr>
+          <w:rFonts w:ascii="Times New Roman" w:hAnsi="Times New Roman" w:cs="Times New Roman"/>
+          <w:b/>
+          <w:bCs/>
+          <w:sz w:val="22"/>
+          <w:szCs w:val="22"/>
+        </w:rPr>
+        <w:t>Ernesto C. Zuleta Suarez</w:t>
+      </w:r>
+      <w:r>
+        <w:rPr>
+          <w:rFonts w:ascii="Times New Roman" w:hAnsi="Times New Roman" w:cs="Times New Roman"/>
+          <w:sz w:val="22"/>
+          <w:szCs w:val="22"/>
+        </w:rPr>
+        <w:t>, M. Lehmann, G. Yang, E. Self. Sodium Polysulfides as Catholytes for Redox Flow Batteries. 245th ECS Meeting, 2024, San Francisco, CA. (oral)</w:t>
+      </w:r>
+    </w:p>
+    <w:p>
+      <w:pPr>
+        <w:spacing w:after="120"/>
+        <w:rPr>
+          <w:rFonts w:ascii="Times New Roman" w:hAnsi="Times New Roman" w:cs="Times New Roman"/>
+          <w:sz w:val="22"/>
+          <w:szCs w:val="22"/>
+        </w:rPr>
+      </w:pPr>
+      <w:r>
+        <w:rPr>
+          <w:rFonts w:ascii="Times New Roman" w:hAnsi="Times New Roman" w:cs="Times New Roman"/>
+          <w:b/>
+          <w:bCs/>
+          <w:sz w:val="22"/>
+          <w:szCs w:val="22"/>
+        </w:rPr>
+        <w:t>Ernesto C. Zuleta Suarez</w:t>
+      </w:r>
+      <w:r>
+        <w:rPr>
+          <w:rFonts w:ascii="Times New Roman" w:hAnsi="Times New Roman" w:cs="Times New Roman"/>
+          <w:sz w:val="22"/>
+          <w:szCs w:val="22"/>
+        </w:rPr>
+        <w:t xml:space="preserve"> et al. Synthesis and electrochemical characterization of alkoxy</w:t>
+      </w:r>
+      <w:r>
+        <w:rPr>
+          <w:rFonts w:ascii="Times New Roman" w:hAnsi="Times New Roman" w:cs="Times New Roman"/>
+          <w:sz w:val="22"/>
+          <w:szCs w:val="22"/>
+        </w:rPr>
+        <w:t>-</w:t>
+      </w:r>
+      <w:r>
+        <w:rPr>
+          <w:rFonts w:ascii="Times New Roman" w:hAnsi="Times New Roman" w:cs="Times New Roman"/>
+          <w:sz w:val="22"/>
+          <w:szCs w:val="22"/>
+        </w:rPr>
+        <w:t>TEMPO radicals for energy storage. ACS Fall Meeting, 2022, Chicago, IL. (oral)</w:t>
+      </w:r>
+    </w:p>
+    <w:p>
+      <w:pPr>
+        <w:spacing w:after="120"/>
+        <w:rPr>
+          <w:rFonts w:ascii="Times New Roman" w:hAnsi="Times New Roman" w:cs="Times New Roman"/>
+          <w:sz w:val="22"/>
+          <w:szCs w:val="22"/>
+          <w:lang w:val="es-CO"/>
+        </w:rPr>
+      </w:pPr>
+      <w:r>
+        <w:rPr>
+          <w:rFonts w:ascii="Times New Roman" w:hAnsi="Times New Roman" w:cs="Times New Roman"/>
+          <w:b/>
+          <w:bCs/>
+          <w:sz w:val="22"/>
+          <w:szCs w:val="22"/>
+        </w:rPr>
+        <w:t>Ernesto C. Zuleta Suarez</w:t>
+      </w:r>
+      <w:r>
+        <w:rPr>
+          <w:rFonts w:ascii="Times New Roman" w:hAnsi="Times New Roman" w:cs="Times New Roman"/>
+          <w:sz w:val="22"/>
+          <w:szCs w:val="22"/>
+        </w:rPr>
+        <w:t>, L. A. Rios, L. Baena, J. A. Calderón. Study of the oxidative stability of Colombian biodiesel exposed to metallic and polymeric materials in long</w:t>
+      </w:r>
+      <w:r>
+        <w:rPr>
+          <w:rFonts w:ascii="Times New Roman" w:hAnsi="Times New Roman" w:cs="Times New Roman"/>
+          <w:sz w:val="22"/>
+          <w:szCs w:val="22"/>
+        </w:rPr>
+        <w:t>-</w:t>
+      </w:r>
+      <w:r>
+        <w:rPr>
+          <w:rFonts w:ascii="Times New Roman" w:hAnsi="Times New Roman" w:cs="Times New Roman"/>
+          <w:sz w:val="22"/>
+          <w:szCs w:val="22"/>
+        </w:rPr>
+        <w:t xml:space="preserve">term tests. </w:t>
+      </w:r>
+      <w:r>
+        <w:rPr>
+          <w:rFonts w:ascii="Times New Roman" w:hAnsi="Times New Roman" w:cs="Times New Roman"/>
+          <w:sz w:val="22"/>
+          <w:szCs w:val="22"/>
+          <w:lang w:val="es-CO"/>
+        </w:rPr>
+        <w:t>V Congreso Internacional de Ciencia y Tecnología de los Biocombustibles (CIBSCOL), 2012, Bucaramanga, Colombia.</w:t>
+      </w:r>
+    </w:p>
+    <w:p>
+      <w:pPr>
+        <w:spacing w:after="120"/>
+        <w:rPr>
+          <w:rFonts w:ascii="Times New Roman" w:hAnsi="Times New Roman" w:cs="Times New Roman"/>
+          <w:sz w:val="22"/>
+          <w:szCs w:val="22"/>
+        </w:rPr>
+      </w:pPr>
+      <w:r>
+        <w:rPr>
+          <w:rFonts w:ascii="Times New Roman" w:hAnsi="Times New Roman" w:cs="Times New Roman"/>
+          <w:sz w:val="22"/>
+          <w:szCs w:val="22"/>
+          <w:lang w:val="es-CO"/>
+        </w:rPr>
+        <w:t xml:space="preserve">L. Baena, </w:t>
+      </w:r>
+      <w:r>
+        <w:rPr>
+          <w:rFonts w:ascii="Times New Roman" w:hAnsi="Times New Roman" w:cs="Times New Roman"/>
+          <w:b/>
+          <w:bCs/>
+          <w:sz w:val="22"/>
+          <w:szCs w:val="22"/>
+          <w:lang w:val="es-CO"/>
+        </w:rPr>
+        <w:t>Ernesto Zuleta</w:t>
+      </w:r>
+      <w:r>
+        <w:rPr>
+          <w:rFonts w:ascii="Times New Roman" w:hAnsi="Times New Roman" w:cs="Times New Roman"/>
+          <w:sz w:val="22"/>
+          <w:szCs w:val="22"/>
+          <w:lang w:val="es-CO"/>
+        </w:rPr>
+        <w:t xml:space="preserve">, J. A. Calderón. </w:t>
+      </w:r>
+      <w:r>
+        <w:rPr>
+          <w:rFonts w:ascii="Times New Roman" w:hAnsi="Times New Roman" w:cs="Times New Roman"/>
+          <w:sz w:val="22"/>
+          <w:szCs w:val="22"/>
+        </w:rPr>
+        <w:t>Evaluation of impact on polymer properties of palm oil biodiesel mixed with fatty acids. CIBSCOL, 2012, Bucaramanga, Colombia.</w:t>
+      </w:r>
+    </w:p>
+    <w:p>
+      <w:pPr>
+        <w:spacing w:after="120"/>
+        <w:rPr>
+          <w:rFonts w:ascii="Times New Roman" w:hAnsi="Times New Roman" w:cs="Times New Roman"/>
+          <w:sz w:val="22"/>
+          <w:szCs w:val="22"/>
+          <w:lang w:val="es-CO"/>
+        </w:rPr>
+      </w:pPr>
+      <w:r>
+        <w:rPr>
+          <w:rFonts w:ascii="Times New Roman" w:hAnsi="Times New Roman" w:cs="Times New Roman"/>
+          <w:b/>
+          <w:bCs/>
+          <w:sz w:val="22"/>
+          <w:szCs w:val="22"/>
+        </w:rPr>
+        <w:t>Ernesto Zuleta</w:t>
+      </w:r>
+      <w:r>
+        <w:rPr>
+          <w:rFonts w:ascii="Times New Roman" w:hAnsi="Times New Roman" w:cs="Times New Roman"/>
+          <w:sz w:val="22"/>
+          <w:szCs w:val="22"/>
+        </w:rPr>
+        <w:t xml:space="preserve">, L. A. Rios. Oxidative stability of biodiesel from palm oil in contact with metallic and polymeric materials. 14th AOCS Latin American Congress and Exhibition on Fats and Oils, 2011, Cartagena, Colombia. </w:t>
+      </w:r>
+      <w:r>
+        <w:rPr>
+          <w:rFonts w:ascii="Times New Roman" w:hAnsi="Times New Roman" w:cs="Times New Roman"/>
+          <w:sz w:val="22"/>
+          <w:szCs w:val="22"/>
+          <w:lang w:val="es-CO"/>
+        </w:rPr>
+        <w:t>(poster)</w:t>
+      </w:r>
+    </w:p>
+    <w:p>
+      <w:pPr>
+        <w:spacing w:after="120"/>
+        <w:rPr>
+          <w:rFonts w:ascii="Times New Roman" w:hAnsi="Times New Roman" w:cs="Times New Roman"/>
+          <w:sz w:val="22"/>
+          <w:szCs w:val="22"/>
+          <w:lang w:val="es-CO"/>
+        </w:rPr>
+      </w:pPr>
+      <w:r>
+        <w:rPr>
+          <w:rFonts w:ascii="Times New Roman" w:hAnsi="Times New Roman" w:cs="Times New Roman"/>
+          <w:sz w:val="22"/>
+          <w:szCs w:val="22"/>
+          <w:lang w:val="es-CO"/>
+        </w:rPr>
+        <w:t xml:space="preserve">L. A. </w:t>
+      </w:r>
+      <w:proofErr w:type="spellStart"/>
+      <w:r>
+        <w:rPr>
+          <w:rFonts w:ascii="Times New Roman" w:hAnsi="Times New Roman" w:cs="Times New Roman"/>
+          <w:sz w:val="22"/>
+          <w:szCs w:val="22"/>
+          <w:lang w:val="es-CO"/>
+        </w:rPr>
+        <w:t>Rios</w:t>
+      </w:r>
+      <w:proofErr w:type="spellEnd"/>
+      <w:r>
+        <w:rPr>
+          <w:rFonts w:ascii="Times New Roman" w:hAnsi="Times New Roman" w:cs="Times New Roman"/>
+          <w:sz w:val="22"/>
+          <w:szCs w:val="22"/>
+          <w:lang w:val="es-CO"/>
+        </w:rPr>
+        <w:t xml:space="preserve">, </w:t>
+      </w:r>
+      <w:r>
+        <w:rPr>
+          <w:rFonts w:ascii="Times New Roman" w:hAnsi="Times New Roman" w:cs="Times New Roman"/>
+          <w:b/>
+          <w:bCs/>
+          <w:sz w:val="22"/>
+          <w:szCs w:val="22"/>
+          <w:lang w:val="es-CO"/>
+        </w:rPr>
+        <w:t>Ernesto Camilo Zuleta Suarez</w:t>
+      </w:r>
+      <w:r>
+        <w:rPr>
+          <w:rFonts w:ascii="Times New Roman" w:hAnsi="Times New Roman" w:cs="Times New Roman"/>
+          <w:sz w:val="22"/>
+          <w:szCs w:val="22"/>
+          <w:lang w:val="es-CO"/>
+        </w:rPr>
+        <w:t xml:space="preserve">, J. A. Calderón. </w:t>
+      </w:r>
+      <w:r>
+        <w:rPr>
+          <w:rFonts w:ascii="Times New Roman" w:hAnsi="Times New Roman" w:cs="Times New Roman"/>
+          <w:sz w:val="22"/>
+          <w:szCs w:val="22"/>
+        </w:rPr>
+        <w:t xml:space="preserve">Oxidative stability of biodiesel from palm oil in contact with metallic and polymeric materials. </w:t>
+      </w:r>
+      <w:r>
+        <w:rPr>
+          <w:rFonts w:ascii="Times New Roman" w:hAnsi="Times New Roman" w:cs="Times New Roman"/>
+          <w:sz w:val="22"/>
+          <w:szCs w:val="22"/>
+          <w:lang w:val="es-CO"/>
+        </w:rPr>
+        <w:t xml:space="preserve">Euro Fed </w:t>
+      </w:r>
+      <w:proofErr w:type="spellStart"/>
+      <w:r>
+        <w:rPr>
+          <w:rFonts w:ascii="Times New Roman" w:hAnsi="Times New Roman" w:cs="Times New Roman"/>
+          <w:sz w:val="22"/>
+          <w:szCs w:val="22"/>
+          <w:lang w:val="es-CO"/>
+        </w:rPr>
+        <w:t>Lipid</w:t>
+      </w:r>
+      <w:proofErr w:type="spellEnd"/>
+      <w:r>
+        <w:rPr>
+          <w:rFonts w:ascii="Times New Roman" w:hAnsi="Times New Roman" w:cs="Times New Roman"/>
+          <w:sz w:val="22"/>
+          <w:szCs w:val="22"/>
+          <w:lang w:val="es-CO"/>
+        </w:rPr>
+        <w:t xml:space="preserve"> Congress, 2011.</w:t>
+      </w:r>
+    </w:p>
+    <w:p>
+      <w:pPr>
+        <w:spacing w:after="120"/>
+        <w:rPr>
+          <w:rFonts w:ascii="Times New Roman" w:hAnsi="Times New Roman" w:cs="Times New Roman"/>
+          <w:sz w:val="22"/>
+          <w:szCs w:val="22"/>
+        </w:rPr>
+      </w:pPr>
+      <w:r>
+        <w:rPr>
+          <w:rFonts w:ascii="Times New Roman" w:hAnsi="Times New Roman" w:cs="Times New Roman"/>
+          <w:b/>
+          <w:bCs/>
+          <w:sz w:val="22"/>
+          <w:szCs w:val="22"/>
+          <w:lang w:val="es-CO"/>
+        </w:rPr>
+        <w:t>Ernesto Camilo Zuleta Suarez</w:t>
+      </w:r>
+      <w:r>
+        <w:rPr>
+          <w:rFonts w:ascii="Times New Roman" w:hAnsi="Times New Roman" w:cs="Times New Roman"/>
+          <w:sz w:val="22"/>
+          <w:szCs w:val="22"/>
+          <w:lang w:val="es-CO"/>
+        </w:rPr>
+        <w:t xml:space="preserve">, L. A. </w:t>
+      </w:r>
+      <w:proofErr w:type="spellStart"/>
+      <w:r>
+        <w:rPr>
+          <w:rFonts w:ascii="Times New Roman" w:hAnsi="Times New Roman" w:cs="Times New Roman"/>
+          <w:sz w:val="22"/>
+          <w:szCs w:val="22"/>
+          <w:lang w:val="es-CO"/>
+        </w:rPr>
+        <w:t>Rios</w:t>
+      </w:r>
+      <w:proofErr w:type="spellEnd"/>
+      <w:r>
+        <w:rPr>
+          <w:rFonts w:ascii="Times New Roman" w:hAnsi="Times New Roman" w:cs="Times New Roman"/>
+          <w:sz w:val="22"/>
+          <w:szCs w:val="22"/>
+          <w:lang w:val="es-CO"/>
+        </w:rPr>
+        <w:t xml:space="preserve">, G. Bonilla. </w:t>
+      </w:r>
+      <w:r>
+        <w:rPr>
+          <w:rFonts w:ascii="Times New Roman" w:hAnsi="Times New Roman" w:cs="Times New Roman"/>
+          <w:sz w:val="22"/>
+          <w:szCs w:val="22"/>
+        </w:rPr>
+        <w:t xml:space="preserve">Oxidative stability and cold flow behavior of palm, </w:t>
+      </w:r>
+      <w:proofErr w:type="spellStart"/>
+      <w:r>
+        <w:rPr>
+          <w:rFonts w:ascii="Times New Roman" w:hAnsi="Times New Roman" w:cs="Times New Roman"/>
+          <w:sz w:val="22"/>
+          <w:szCs w:val="22"/>
+        </w:rPr>
+        <w:t>sacha</w:t>
+      </w:r>
+      <w:r>
+        <w:rPr>
+          <w:rFonts w:ascii="Times New Roman" w:hAnsi="Times New Roman" w:cs="Times New Roman"/>
+          <w:sz w:val="22"/>
+          <w:szCs w:val="22"/>
+        </w:rPr>
+        <w:t>-</w:t>
+      </w:r>
+      <w:r>
+        <w:rPr>
+          <w:rFonts w:ascii="Times New Roman" w:hAnsi="Times New Roman" w:cs="Times New Roman"/>
+          <w:sz w:val="22"/>
+          <w:szCs w:val="22"/>
+        </w:rPr>
+        <w:t>inchi</w:t>
+      </w:r>
+      <w:proofErr w:type="spellEnd"/>
+      <w:r>
+        <w:rPr>
+          <w:rFonts w:ascii="Times New Roman" w:hAnsi="Times New Roman" w:cs="Times New Roman"/>
+          <w:sz w:val="22"/>
+          <w:szCs w:val="22"/>
+        </w:rPr>
+        <w:t xml:space="preserve">, jatropha, and castor oil biodiesel blends. </w:t>
+      </w:r>
+      <w:r>
+        <w:rPr>
+          <w:rFonts w:ascii="Times New Roman" w:hAnsi="Times New Roman" w:cs="Times New Roman"/>
+          <w:sz w:val="22"/>
+          <w:szCs w:val="22"/>
+          <w:lang w:val="es-CO"/>
+        </w:rPr>
+        <w:t>XXIX Congreso Latinoamericano de Química (CLAQ), 2010, Colombia.</w:t>
+      </w:r>
+    </w:p>
+    <w:p>
+      <w:pPr>
         <w:ind w:left="360" w:hanging="360"/>
         <w:rPr>
           <w:rFonts w:ascii="Times New Roman" w:hAnsi="Times New Roman" w:cs="Times New Roman"/>
@@ -3216,70 +3562,6 @@
           <w:szCs w:val="22"/>
         </w:rPr>
       </w:pPr>
-      <w:r>
-        <w:rPr>
-          <w:rFonts w:ascii="Times New Roman" w:hAnsi="Times New Roman" w:cs="Times New Roman"/>
-          <w:sz w:val="22"/>
-          <w:szCs w:val="22"/>
-        </w:rPr>
-        <w:t xml:space="preserve">Aug. </w:t>
-      </w:r>
-      <w:r>
-        <w:rPr>
-          <w:rFonts w:ascii="Times New Roman" w:hAnsi="Times New Roman" w:cs="Times New Roman"/>
-          <w:sz w:val="22"/>
-          <w:szCs w:val="22"/>
-        </w:rPr>
-        <w:t xml:space="preserve">2023 – </w:t>
-      </w:r>
-      <w:r>
-        <w:rPr>
-          <w:rFonts w:ascii="Times New Roman" w:hAnsi="Times New Roman" w:cs="Times New Roman"/>
-          <w:sz w:val="22"/>
-          <w:szCs w:val="22"/>
-        </w:rPr>
-        <w:t xml:space="preserve">Aug. </w:t>
-      </w:r>
-      <w:r>
-        <w:rPr>
-          <w:rFonts w:ascii="Times New Roman" w:hAnsi="Times New Roman" w:cs="Times New Roman"/>
-          <w:sz w:val="22"/>
-          <w:szCs w:val="22"/>
-        </w:rPr>
-        <w:t>2024</w:t>
-      </w:r>
-      <w:r>
-        <w:rPr>
-          <w:rFonts w:ascii="Times New Roman" w:hAnsi="Times New Roman" w:cs="Times New Roman"/>
-          <w:sz w:val="22"/>
-          <w:szCs w:val="22"/>
-        </w:rPr>
-        <w:t xml:space="preserve"> </w:t>
-      </w:r>
-      <w:r>
-        <w:rPr>
-          <w:rFonts w:ascii="Times New Roman" w:hAnsi="Times New Roman" w:cs="Times New Roman"/>
-          <w:sz w:val="22"/>
-          <w:szCs w:val="22"/>
-        </w:rPr>
-        <w:t xml:space="preserve">| </w:t>
-      </w:r>
-      <w:r>
-        <w:rPr>
-          <w:rFonts w:ascii="Times New Roman" w:hAnsi="Times New Roman" w:cs="Times New Roman"/>
-          <w:sz w:val="22"/>
-          <w:szCs w:val="22"/>
-        </w:rPr>
-        <w:t xml:space="preserve">Board member of </w:t>
-      </w:r>
-      <w:r>
-        <w:rPr>
-          <w:rFonts w:ascii="Times New Roman" w:hAnsi="Times New Roman" w:cs="Times New Roman"/>
-          <w:sz w:val="22"/>
-          <w:szCs w:val="22"/>
-        </w:rPr>
-        <w:t>Oak Ridge National Laboratory Postdoc Association (ORPA)</w:t>
-      </w:r>
     </w:p>
     <w:p>
       <w:pPr>
@@ -3289,6 +3571,13 @@
         <w:spacing w:after="120"/>
         <w:rPr>
           <w:rFonts w:ascii="Times New Roman" w:hAnsi="Times New Roman" w:cs="Times New Roman"/>
+          <w:sz w:val="22"/>
+          <w:szCs w:val="22"/>
+        </w:rPr>
+      </w:pPr>
+      <w:r>
+        <w:rPr>
+          <w:rFonts w:ascii="Times New Roman" w:hAnsi="Times New Roman" w:cs="Times New Roman"/>
           <w:b/>
           <w:bCs/>
           <w:caps/>
@@ -3296,7 +3585,174 @@
           <w:sz w:val="22"/>
           <w:szCs w:val="22"/>
         </w:rPr>
-      </w:pPr>
+        <w:t>Invited Presentations</w:t>
+      </w:r>
+    </w:p>
+    <w:p>
+      <w:pPr>
+        <w:spacing w:after="120"/>
+        <w:rPr>
+          <w:rFonts w:ascii="Times New Roman" w:hAnsi="Times New Roman" w:cs="Times New Roman"/>
+          <w:sz w:val="22"/>
+          <w:szCs w:val="22"/>
+          <w:lang w:val="es-CO"/>
+        </w:rPr>
+      </w:pPr>
+      <w:r>
+        <w:rPr>
+          <w:rFonts w:ascii="Times New Roman" w:hAnsi="Times New Roman" w:cs="Times New Roman"/>
+          <w:b/>
+          <w:bCs/>
+          <w:sz w:val="22"/>
+          <w:szCs w:val="22"/>
+        </w:rPr>
+        <w:t>Ernesto C. Zuleta Suarez</w:t>
+      </w:r>
+      <w:r>
+        <w:rPr>
+          <w:rFonts w:ascii="Times New Roman" w:hAnsi="Times New Roman" w:cs="Times New Roman"/>
+          <w:sz w:val="22"/>
+          <w:szCs w:val="22"/>
+        </w:rPr>
+        <w:t>. "Hydrogen: An Energy Alternative with Many Colors and Shades" ("</w:t>
+      </w:r>
+      <w:proofErr w:type="spellStart"/>
+      <w:r>
+        <w:rPr>
+          <w:rFonts w:ascii="Times New Roman" w:hAnsi="Times New Roman" w:cs="Times New Roman"/>
+          <w:sz w:val="22"/>
+          <w:szCs w:val="22"/>
+        </w:rPr>
+        <w:t>Hidrógeno</w:t>
+      </w:r>
+      <w:proofErr w:type="spellEnd"/>
+      <w:r>
+        <w:rPr>
+          <w:rFonts w:ascii="Times New Roman" w:hAnsi="Times New Roman" w:cs="Times New Roman"/>
+          <w:sz w:val="22"/>
+          <w:szCs w:val="22"/>
+        </w:rPr>
+        <w:t xml:space="preserve">: Una </w:t>
+      </w:r>
+      <w:proofErr w:type="spellStart"/>
+      <w:r>
+        <w:rPr>
+          <w:rFonts w:ascii="Times New Roman" w:hAnsi="Times New Roman" w:cs="Times New Roman"/>
+          <w:sz w:val="22"/>
+          <w:szCs w:val="22"/>
+        </w:rPr>
+        <w:t>alternativa</w:t>
+      </w:r>
+      <w:proofErr w:type="spellEnd"/>
+      <w:r>
+        <w:rPr>
+          <w:rFonts w:ascii="Times New Roman" w:hAnsi="Times New Roman" w:cs="Times New Roman"/>
+          <w:sz w:val="22"/>
+          <w:szCs w:val="22"/>
+        </w:rPr>
+        <w:t xml:space="preserve"> </w:t>
+      </w:r>
+      <w:proofErr w:type="spellStart"/>
+      <w:r>
+        <w:rPr>
+          <w:rFonts w:ascii="Times New Roman" w:hAnsi="Times New Roman" w:cs="Times New Roman"/>
+          <w:sz w:val="22"/>
+          <w:szCs w:val="22"/>
+        </w:rPr>
+        <w:t>energética</w:t>
+      </w:r>
+      <w:proofErr w:type="spellEnd"/>
+      <w:r>
+        <w:rPr>
+          <w:rFonts w:ascii="Times New Roman" w:hAnsi="Times New Roman" w:cs="Times New Roman"/>
+          <w:sz w:val="22"/>
+          <w:szCs w:val="22"/>
+        </w:rPr>
+        <w:t xml:space="preserve"> con </w:t>
+      </w:r>
+      <w:proofErr w:type="spellStart"/>
+      <w:r>
+        <w:rPr>
+          <w:rFonts w:ascii="Times New Roman" w:hAnsi="Times New Roman" w:cs="Times New Roman"/>
+          <w:sz w:val="22"/>
+          <w:szCs w:val="22"/>
+        </w:rPr>
+        <w:t>muchos</w:t>
+      </w:r>
+      <w:proofErr w:type="spellEnd"/>
+      <w:r>
+        <w:rPr>
+          <w:rFonts w:ascii="Times New Roman" w:hAnsi="Times New Roman" w:cs="Times New Roman"/>
+          <w:sz w:val="22"/>
+          <w:szCs w:val="22"/>
+        </w:rPr>
+        <w:t xml:space="preserve"> </w:t>
+      </w:r>
+      <w:proofErr w:type="spellStart"/>
+      <w:r>
+        <w:rPr>
+          <w:rFonts w:ascii="Times New Roman" w:hAnsi="Times New Roman" w:cs="Times New Roman"/>
+          <w:sz w:val="22"/>
+          <w:szCs w:val="22"/>
+        </w:rPr>
+        <w:t>colores</w:t>
+      </w:r>
+      <w:proofErr w:type="spellEnd"/>
+      <w:r>
+        <w:rPr>
+          <w:rFonts w:ascii="Times New Roman" w:hAnsi="Times New Roman" w:cs="Times New Roman"/>
+          <w:sz w:val="22"/>
+          <w:szCs w:val="22"/>
+        </w:rPr>
+        <w:t xml:space="preserve"> y </w:t>
+      </w:r>
+      <w:proofErr w:type="spellStart"/>
+      <w:r>
+        <w:rPr>
+          <w:rFonts w:ascii="Times New Roman" w:hAnsi="Times New Roman" w:cs="Times New Roman"/>
+          <w:sz w:val="22"/>
+          <w:szCs w:val="22"/>
+        </w:rPr>
+        <w:t>matices</w:t>
+      </w:r>
+      <w:proofErr w:type="spellEnd"/>
+      <w:r>
+        <w:rPr>
+          <w:rFonts w:ascii="Times New Roman" w:hAnsi="Times New Roman" w:cs="Times New Roman"/>
+          <w:sz w:val="22"/>
+          <w:szCs w:val="22"/>
+        </w:rPr>
+        <w:t xml:space="preserve">"). </w:t>
+      </w:r>
+      <w:proofErr w:type="spellStart"/>
+      <w:r>
+        <w:rPr>
+          <w:rFonts w:ascii="Times New Roman" w:hAnsi="Times New Roman" w:cs="Times New Roman"/>
+          <w:sz w:val="22"/>
+          <w:szCs w:val="22"/>
+          <w:lang w:val="es-CO"/>
+        </w:rPr>
+        <w:t>Invited</w:t>
+      </w:r>
+      <w:proofErr w:type="spellEnd"/>
+      <w:r>
+        <w:rPr>
+          <w:rFonts w:ascii="Times New Roman" w:hAnsi="Times New Roman" w:cs="Times New Roman"/>
+          <w:sz w:val="22"/>
+          <w:szCs w:val="22"/>
+          <w:lang w:val="es-CO"/>
+        </w:rPr>
+        <w:t xml:space="preserve"> webinar speaker, Universidad Autónoma de Bucaramanga (UNAB), Bucaramanga, Colombia, Oct. 2023 </w:t>
+      </w:r>
+      <w:r>
+        <w:rPr>
+          <w:rFonts w:ascii="Times New Roman" w:hAnsi="Times New Roman" w:cs="Times New Roman"/>
+          <w:sz w:val="22"/>
+          <w:szCs w:val="22"/>
+          <w:lang w:val="es-CO"/>
+        </w:rPr>
+        <w:t>(virtual)</w:t>
+      </w:r>
     </w:p>
     <w:p>
       <w:pPr>
@@ -3306,13 +3762,6 @@
         <w:spacing w:after="120"/>
         <w:rPr>
           <w:rFonts w:ascii="Times New Roman" w:hAnsi="Times New Roman" w:cs="Times New Roman"/>
-          <w:sz w:val="22"/>
-          <w:szCs w:val="22"/>
-        </w:rPr>
-      </w:pPr>
-      <w:r>
-        <w:rPr>
-          <w:rFonts w:ascii="Times New Roman" w:hAnsi="Times New Roman" w:cs="Times New Roman"/>
           <w:b/>
           <w:bCs/>
           <w:caps/>
@@ -3320,86 +3769,7 @@
           <w:sz w:val="22"/>
           <w:szCs w:val="22"/>
         </w:rPr>
-        <w:t>Leadership Roles</w:t>
-      </w:r>
-    </w:p>
-    <w:p>
-      <w:pPr>
-        <w:spacing w:after="120"/>
-        <w:ind w:left="360" w:hanging="360"/>
-        <w:rPr>
-          <w:rFonts w:ascii="Times New Roman" w:hAnsi="Times New Roman" w:cs="Times New Roman"/>
-          <w:sz w:val="22"/>
-          <w:szCs w:val="22"/>
-        </w:rPr>
-      </w:pPr>
-      <w:r>
-        <w:rPr>
-          <w:rFonts w:ascii="Times New Roman" w:hAnsi="Times New Roman" w:cs="Times New Roman"/>
-          <w:sz w:val="22"/>
-          <w:szCs w:val="22"/>
-        </w:rPr>
-        <w:t xml:space="preserve">Aug. </w:t>
-      </w:r>
-      <w:r>
-        <w:rPr>
-          <w:rFonts w:ascii="Times New Roman" w:hAnsi="Times New Roman" w:cs="Times New Roman"/>
-          <w:sz w:val="22"/>
-          <w:szCs w:val="22"/>
-        </w:rPr>
-        <w:t xml:space="preserve">2023 – </w:t>
-      </w:r>
-      <w:r>
-        <w:rPr>
-          <w:rFonts w:ascii="Times New Roman" w:hAnsi="Times New Roman" w:cs="Times New Roman"/>
-          <w:sz w:val="22"/>
-          <w:szCs w:val="22"/>
-        </w:rPr>
-        <w:t xml:space="preserve">Aug. </w:t>
-      </w:r>
-      <w:r>
-        <w:rPr>
-          <w:rFonts w:ascii="Times New Roman" w:hAnsi="Times New Roman" w:cs="Times New Roman"/>
-          <w:sz w:val="22"/>
-          <w:szCs w:val="22"/>
-        </w:rPr>
-        <w:t>2024</w:t>
-      </w:r>
-      <w:r>
-        <w:rPr>
-          <w:rFonts w:ascii="Times New Roman" w:hAnsi="Times New Roman" w:cs="Times New Roman"/>
-          <w:sz w:val="22"/>
-          <w:szCs w:val="22"/>
-        </w:rPr>
-        <w:t xml:space="preserve"> | Social and Well-being Chair, Oak Ridge National Laboratory Postdoc Association</w:t>
-      </w:r>
-    </w:p>
-    <w:p>
-      <w:pPr>
-        <w:spacing w:after="120"/>
-        <w:ind w:left="360" w:hanging="360"/>
-        <w:rPr>
-          <w:rFonts w:ascii="Times New Roman" w:hAnsi="Times New Roman" w:cs="Times New Roman"/>
-          <w:sz w:val="22"/>
-          <w:szCs w:val="22"/>
-        </w:rPr>
-      </w:pPr>
-      <w:r>
-        <w:rPr>
-          <w:rFonts w:ascii="Times New Roman" w:hAnsi="Times New Roman" w:cs="Times New Roman"/>
-          <w:sz w:val="22"/>
-          <w:szCs w:val="22"/>
-        </w:rPr>
-        <w:t>Aug. 2017 – Apr. 2018</w:t>
-      </w:r>
-      <w:r>
-        <w:rPr>
-          <w:rFonts w:ascii="Times New Roman" w:hAnsi="Times New Roman" w:cs="Times New Roman"/>
-          <w:sz w:val="22"/>
-          <w:szCs w:val="22"/>
-        </w:rPr>
-        <w:t xml:space="preserve"> | Student Delegate, Consortium for Advanced Bioeconomy Leadership Education (CABLE), The Ohio State University</w:t>
-      </w:r>
+      </w:pPr>
     </w:p>
     <w:p>
       <w:pPr>
@@ -3409,6 +3779,13 @@
         <w:spacing w:after="120"/>
         <w:rPr>
           <w:rFonts w:ascii="Times New Roman" w:hAnsi="Times New Roman" w:cs="Times New Roman"/>
+          <w:sz w:val="22"/>
+          <w:szCs w:val="22"/>
+        </w:rPr>
+      </w:pPr>
+      <w:r>
+        <w:rPr>
+          <w:rFonts w:ascii="Times New Roman" w:hAnsi="Times New Roman" w:cs="Times New Roman"/>
           <w:b/>
           <w:bCs/>
           <w:caps/>
@@ -3416,7 +3793,58 @@
           <w:sz w:val="22"/>
           <w:szCs w:val="22"/>
         </w:rPr>
-      </w:pPr>
+        <w:t>Organized Sessions and Symposia</w:t>
+      </w:r>
+    </w:p>
+    <w:p>
+      <w:pPr>
+        <w:spacing w:after="120"/>
+        <w:rPr>
+          <w:rFonts w:ascii="Times New Roman" w:hAnsi="Times New Roman" w:cs="Times New Roman"/>
+          <w:sz w:val="22"/>
+          <w:szCs w:val="22"/>
+        </w:rPr>
+      </w:pPr>
+      <w:r>
+        <w:rPr>
+          <w:rFonts w:ascii="Times New Roman" w:hAnsi="Times New Roman" w:cs="Times New Roman"/>
+          <w:sz w:val="22"/>
+          <w:szCs w:val="22"/>
+        </w:rPr>
+        <w:t>Organizer, First CRC</w:t>
+      </w:r>
+      <w:r>
+        <w:rPr>
+          <w:rFonts w:ascii="Times New Roman" w:hAnsi="Times New Roman" w:cs="Times New Roman"/>
+          <w:sz w:val="22"/>
+          <w:szCs w:val="22"/>
+        </w:rPr>
+        <w:t>-</w:t>
+      </w:r>
+      <w:r>
+        <w:rPr>
+          <w:rFonts w:ascii="Times New Roman" w:hAnsi="Times New Roman" w:cs="Times New Roman"/>
+          <w:sz w:val="22"/>
+          <w:szCs w:val="22"/>
+        </w:rPr>
+        <w:t>CABLE Bioeconomy Seminar, "Bioeconomy in East Tennessee." Center for Renewable</w:t>
+      </w:r>
+      <w:r>
+        <w:rPr>
+          <w:rFonts w:ascii="Times New Roman" w:hAnsi="Times New Roman" w:cs="Times New Roman"/>
+          <w:sz w:val="22"/>
+          <w:szCs w:val="22"/>
+        </w:rPr>
+        <w:t xml:space="preserve"> </w:t>
+      </w:r>
+      <w:r>
+        <w:rPr>
+          <w:rFonts w:ascii="Times New Roman" w:hAnsi="Times New Roman" w:cs="Times New Roman"/>
+          <w:sz w:val="22"/>
+          <w:szCs w:val="22"/>
+        </w:rPr>
+        <w:t>Carbon, The University of Tennessee, Knoxville, 2018</w:t>
+      </w:r>
     </w:p>
     <w:p>
       <w:pPr>
@@ -3426,13 +3854,6 @@
         <w:spacing w:after="120"/>
         <w:rPr>
           <w:rFonts w:ascii="Times New Roman" w:hAnsi="Times New Roman" w:cs="Times New Roman"/>
-          <w:sz w:val="22"/>
-          <w:szCs w:val="22"/>
-        </w:rPr>
-      </w:pPr>
-      <w:r>
-        <w:rPr>
-          <w:rFonts w:ascii="Times New Roman" w:hAnsi="Times New Roman" w:cs="Times New Roman"/>
           <w:b/>
           <w:bCs/>
           <w:caps/>
@@ -3440,357 +3861,7 @@
           <w:sz w:val="22"/>
           <w:szCs w:val="22"/>
         </w:rPr>
-        <w:t>Professional Development</w:t>
-      </w:r>
-    </w:p>
-    <w:p>
-      <w:pPr>
-        <w:tabs>
-          <w:tab w:val="right" w:pos="9026"/>
-        </w:tabs>
-        <w:spacing w:after="120"/>
-        <w:rPr>
-          <w:rFonts w:ascii="Times New Roman" w:hAnsi="Times New Roman" w:cs="Times New Roman"/>
-          <w:sz w:val="22"/>
-          <w:szCs w:val="22"/>
-        </w:rPr>
-      </w:pPr>
-      <w:r>
-        <w:rPr>
-          <w:rFonts w:ascii="Times New Roman" w:hAnsi="Times New Roman" w:cs="Times New Roman"/>
-          <w:sz w:val="22"/>
-          <w:szCs w:val="22"/>
-        </w:rPr>
-        <w:t xml:space="preserve">Digital Twins and Advanced Simulation in Electrical Systems: Technologies for Planning, Operation, and Risk Management (30 hours). </w:t>
-      </w:r>
-      <w:proofErr w:type="spellStart"/>
-      <w:r>
-        <w:rPr>
-          <w:rFonts w:ascii="Times New Roman" w:hAnsi="Times New Roman" w:cs="Times New Roman"/>
-          <w:sz w:val="22"/>
-          <w:szCs w:val="22"/>
-        </w:rPr>
-        <w:t>Comité</w:t>
-      </w:r>
-      <w:proofErr w:type="spellEnd"/>
-      <w:r>
-        <w:rPr>
-          <w:rFonts w:ascii="Times New Roman" w:hAnsi="Times New Roman" w:cs="Times New Roman"/>
-          <w:sz w:val="22"/>
-          <w:szCs w:val="22"/>
-        </w:rPr>
-        <w:t xml:space="preserve"> Colombiano de la CIER (COCIER), virtual.</w:t>
-      </w:r>
-      <w:r>
-        <w:rPr>
-          <w:rFonts w:ascii="Times New Roman" w:hAnsi="Times New Roman" w:cs="Times New Roman"/>
-          <w:sz w:val="22"/>
-          <w:szCs w:val="22"/>
-        </w:rPr>
-        <w:t xml:space="preserve">, </w:t>
-      </w:r>
-      <w:r>
-        <w:rPr>
-          <w:rFonts w:ascii="Times New Roman" w:hAnsi="Times New Roman" w:cs="Times New Roman"/>
-          <w:sz w:val="22"/>
-          <w:szCs w:val="22"/>
-        </w:rPr>
-        <w:t>Jul. 2026</w:t>
-      </w:r>
-    </w:p>
-    <w:p>
-      <w:pPr>
-        <w:tabs>
-          <w:tab w:val="right" w:pos="9026"/>
-        </w:tabs>
-        <w:spacing w:after="120"/>
-        <w:rPr>
-          <w:rFonts w:ascii="Times New Roman" w:hAnsi="Times New Roman" w:cs="Times New Roman"/>
-          <w:sz w:val="22"/>
-          <w:szCs w:val="22"/>
-        </w:rPr>
-      </w:pPr>
-      <w:r>
-        <w:rPr>
-          <w:rFonts w:ascii="Times New Roman" w:hAnsi="Times New Roman" w:cs="Times New Roman"/>
-          <w:sz w:val="22"/>
-          <w:szCs w:val="22"/>
-        </w:rPr>
-        <w:t>Shipley Introduction to AI for Proposals course</w:t>
-      </w:r>
-      <w:r>
-        <w:rPr>
-          <w:rFonts w:ascii="Times New Roman" w:hAnsi="Times New Roman" w:cs="Times New Roman"/>
-          <w:sz w:val="22"/>
-          <w:szCs w:val="22"/>
-        </w:rPr>
-        <w:t xml:space="preserve">, </w:t>
-      </w:r>
-      <w:r>
-        <w:rPr>
-          <w:rFonts w:ascii="Times New Roman" w:hAnsi="Times New Roman" w:cs="Times New Roman"/>
-          <w:sz w:val="22"/>
-          <w:szCs w:val="22"/>
-        </w:rPr>
-        <w:t>2025</w:t>
-      </w:r>
-    </w:p>
-    <w:p>
-      <w:pPr>
-        <w:tabs>
-          <w:tab w:val="right" w:pos="9026"/>
-        </w:tabs>
-        <w:spacing w:after="120"/>
-        <w:rPr>
-          <w:rFonts w:ascii="Times New Roman" w:hAnsi="Times New Roman" w:cs="Times New Roman"/>
-          <w:sz w:val="22"/>
-          <w:szCs w:val="22"/>
-        </w:rPr>
-      </w:pPr>
-      <w:r>
-        <w:rPr>
-          <w:rFonts w:ascii="Times New Roman" w:hAnsi="Times New Roman" w:cs="Times New Roman"/>
-          <w:sz w:val="22"/>
-          <w:szCs w:val="22"/>
-        </w:rPr>
-        <w:t>Powerful Proposal Writing for Postdocs course</w:t>
-      </w:r>
-      <w:r>
-        <w:rPr>
-          <w:rFonts w:ascii="Times New Roman" w:hAnsi="Times New Roman" w:cs="Times New Roman"/>
-          <w:sz w:val="22"/>
-          <w:szCs w:val="22"/>
-        </w:rPr>
-        <w:t xml:space="preserve">, </w:t>
-      </w:r>
-      <w:r>
-        <w:rPr>
-          <w:rFonts w:ascii="Times New Roman" w:hAnsi="Times New Roman" w:cs="Times New Roman"/>
-          <w:sz w:val="22"/>
-          <w:szCs w:val="22"/>
-        </w:rPr>
-        <w:t>2025</w:t>
-      </w:r>
-    </w:p>
-    <w:p>
-      <w:pPr>
-        <w:tabs>
-          <w:tab w:val="right" w:pos="9026"/>
-        </w:tabs>
-        <w:spacing w:after="120"/>
-        <w:rPr>
-          <w:rFonts w:ascii="Times New Roman" w:hAnsi="Times New Roman" w:cs="Times New Roman"/>
-          <w:sz w:val="22"/>
-          <w:szCs w:val="22"/>
-        </w:rPr>
-      </w:pPr>
-      <w:r>
-        <w:rPr>
-          <w:rFonts w:ascii="Times New Roman" w:hAnsi="Times New Roman" w:cs="Times New Roman"/>
-          <w:sz w:val="22"/>
-          <w:szCs w:val="22"/>
-        </w:rPr>
-        <w:t>CIRTL Associate Level of Certification. Center for the Integration of Research Teaching and Learning (Online), University of Tennessee, Knoxville</w:t>
-      </w:r>
-      <w:r>
-        <w:rPr>
-          <w:rFonts w:ascii="Times New Roman" w:hAnsi="Times New Roman" w:cs="Times New Roman"/>
-          <w:sz w:val="22"/>
-          <w:szCs w:val="22"/>
-        </w:rPr>
-        <w:t xml:space="preserve">, </w:t>
-      </w:r>
-      <w:r>
-        <w:rPr>
-          <w:rFonts w:ascii="Times New Roman" w:hAnsi="Times New Roman" w:cs="Times New Roman"/>
-          <w:sz w:val="22"/>
-          <w:szCs w:val="22"/>
-        </w:rPr>
-        <w:t>Jun. 2023</w:t>
-      </w:r>
-    </w:p>
-    <w:p>
-      <w:pPr>
-        <w:tabs>
-          <w:tab w:val="right" w:pos="9026"/>
-        </w:tabs>
-        <w:spacing w:after="120"/>
-        <w:rPr>
-          <w:rFonts w:ascii="Times New Roman" w:hAnsi="Times New Roman" w:cs="Times New Roman"/>
-          <w:sz w:val="22"/>
-          <w:szCs w:val="22"/>
-        </w:rPr>
-      </w:pPr>
-      <w:r>
-        <w:rPr>
-          <w:rFonts w:ascii="Times New Roman" w:hAnsi="Times New Roman" w:cs="Times New Roman"/>
-          <w:sz w:val="22"/>
-          <w:szCs w:val="22"/>
-        </w:rPr>
-        <w:t>Certification in University Teaching. Pontificia Universidad Javeriana, Bogotá, Colombia (Online).</w:t>
-      </w:r>
-      <w:r>
-        <w:rPr>
-          <w:rFonts w:ascii="Times New Roman" w:hAnsi="Times New Roman" w:cs="Times New Roman"/>
-          <w:sz w:val="22"/>
-          <w:szCs w:val="22"/>
-        </w:rPr>
-        <w:t xml:space="preserve">, </w:t>
-      </w:r>
-      <w:r>
-        <w:rPr>
-          <w:rFonts w:ascii="Times New Roman" w:hAnsi="Times New Roman" w:cs="Times New Roman"/>
-          <w:sz w:val="22"/>
-          <w:szCs w:val="22"/>
-        </w:rPr>
-        <w:t>Apr. 2023</w:t>
-      </w:r>
-    </w:p>
-    <w:p>
-      <w:pPr>
-        <w:tabs>
-          <w:tab w:val="right" w:pos="9026"/>
-        </w:tabs>
-        <w:spacing w:after="120"/>
-        <w:rPr>
-          <w:rFonts w:ascii="Times New Roman" w:hAnsi="Times New Roman" w:cs="Times New Roman"/>
-          <w:sz w:val="22"/>
-          <w:szCs w:val="22"/>
-        </w:rPr>
-      </w:pPr>
-      <w:r>
-        <w:rPr>
-          <w:rFonts w:ascii="Times New Roman" w:hAnsi="Times New Roman" w:cs="Times New Roman"/>
-          <w:sz w:val="22"/>
-          <w:szCs w:val="22"/>
-        </w:rPr>
-        <w:t>Certification in University Teaching and Didactics. Politécnico Superior de Colombia, Medellín, Colombia (Online)</w:t>
-      </w:r>
-      <w:r>
-        <w:rPr>
-          <w:rFonts w:ascii="Times New Roman" w:hAnsi="Times New Roman" w:cs="Times New Roman"/>
-          <w:sz w:val="22"/>
-          <w:szCs w:val="22"/>
-        </w:rPr>
-        <w:t xml:space="preserve">, </w:t>
-      </w:r>
-      <w:r>
-        <w:rPr>
-          <w:rFonts w:ascii="Times New Roman" w:hAnsi="Times New Roman" w:cs="Times New Roman"/>
-          <w:sz w:val="22"/>
-          <w:szCs w:val="22"/>
-        </w:rPr>
-        <w:t>Jan. 2023</w:t>
-      </w:r>
-    </w:p>
-    <w:p>
-      <w:pPr>
-        <w:tabs>
-          <w:tab w:val="right" w:pos="9026"/>
-        </w:tabs>
-        <w:spacing w:after="120"/>
-        <w:rPr>
-          <w:rFonts w:ascii="Times New Roman" w:hAnsi="Times New Roman" w:cs="Times New Roman"/>
-          <w:sz w:val="22"/>
-          <w:szCs w:val="22"/>
-        </w:rPr>
-      </w:pPr>
-      <w:r>
-        <w:rPr>
-          <w:rFonts w:ascii="Times New Roman" w:hAnsi="Times New Roman" w:cs="Times New Roman"/>
-          <w:sz w:val="22"/>
-          <w:szCs w:val="22"/>
-        </w:rPr>
-        <w:t>Energy Leaders Training Program (</w:t>
-      </w:r>
-      <w:proofErr w:type="spellStart"/>
-      <w:r>
-        <w:rPr>
-          <w:rFonts w:ascii="Times New Roman" w:hAnsi="Times New Roman" w:cs="Times New Roman"/>
-          <w:sz w:val="22"/>
-          <w:szCs w:val="22"/>
-        </w:rPr>
-        <w:t>Programa</w:t>
-      </w:r>
-      <w:proofErr w:type="spellEnd"/>
-      <w:r>
-        <w:rPr>
-          <w:rFonts w:ascii="Times New Roman" w:hAnsi="Times New Roman" w:cs="Times New Roman"/>
-          <w:sz w:val="22"/>
-          <w:szCs w:val="22"/>
-        </w:rPr>
-        <w:t xml:space="preserve"> de </w:t>
-      </w:r>
-      <w:proofErr w:type="spellStart"/>
-      <w:r>
-        <w:rPr>
-          <w:rFonts w:ascii="Times New Roman" w:hAnsi="Times New Roman" w:cs="Times New Roman"/>
-          <w:sz w:val="22"/>
-          <w:szCs w:val="22"/>
-        </w:rPr>
-        <w:t>Formación</w:t>
-      </w:r>
-      <w:proofErr w:type="spellEnd"/>
-      <w:r>
-        <w:rPr>
-          <w:rFonts w:ascii="Times New Roman" w:hAnsi="Times New Roman" w:cs="Times New Roman"/>
-          <w:sz w:val="22"/>
-          <w:szCs w:val="22"/>
-        </w:rPr>
-        <w:t xml:space="preserve"> de </w:t>
-      </w:r>
-      <w:proofErr w:type="spellStart"/>
-      <w:r>
-        <w:rPr>
-          <w:rFonts w:ascii="Times New Roman" w:hAnsi="Times New Roman" w:cs="Times New Roman"/>
-          <w:sz w:val="22"/>
-          <w:szCs w:val="22"/>
-        </w:rPr>
-        <w:t>Líderes</w:t>
-      </w:r>
-      <w:proofErr w:type="spellEnd"/>
-      <w:r>
-        <w:rPr>
-          <w:rFonts w:ascii="Times New Roman" w:hAnsi="Times New Roman" w:cs="Times New Roman"/>
-          <w:sz w:val="22"/>
-          <w:szCs w:val="22"/>
-        </w:rPr>
-        <w:t xml:space="preserve"> </w:t>
-      </w:r>
-      <w:proofErr w:type="spellStart"/>
-      <w:r>
-        <w:rPr>
-          <w:rFonts w:ascii="Times New Roman" w:hAnsi="Times New Roman" w:cs="Times New Roman"/>
-          <w:sz w:val="22"/>
-          <w:szCs w:val="22"/>
-        </w:rPr>
-        <w:t>Energéticos</w:t>
-      </w:r>
-      <w:proofErr w:type="spellEnd"/>
-      <w:r>
-        <w:rPr>
-          <w:rFonts w:ascii="Times New Roman" w:hAnsi="Times New Roman" w:cs="Times New Roman"/>
-          <w:sz w:val="22"/>
-          <w:szCs w:val="22"/>
-        </w:rPr>
-        <w:t>), Edition 13, World Energy Academy (39 hours). World Energy Council Colombia</w:t>
-      </w:r>
-      <w:r>
-        <w:rPr>
-          <w:rFonts w:ascii="Times New Roman" w:hAnsi="Times New Roman" w:cs="Times New Roman"/>
-          <w:sz w:val="22"/>
-          <w:szCs w:val="22"/>
-        </w:rPr>
-        <w:t xml:space="preserve">, </w:t>
-      </w:r>
-      <w:r>
-        <w:rPr>
-          <w:rFonts w:ascii="Times New Roman" w:hAnsi="Times New Roman" w:cs="Times New Roman"/>
-          <w:sz w:val="22"/>
-          <w:szCs w:val="22"/>
-        </w:rPr>
-        <w:t>2021</w:t>
-      </w:r>
+      </w:pPr>
     </w:p>
     <w:p>
       <w:pPr>
@@ -3800,6 +3871,13 @@
         <w:spacing w:after="120"/>
         <w:rPr>
           <w:rFonts w:ascii="Times New Roman" w:hAnsi="Times New Roman" w:cs="Times New Roman"/>
+          <w:sz w:val="22"/>
+          <w:szCs w:val="22"/>
+        </w:rPr>
+      </w:pPr>
+      <w:r>
+        <w:rPr>
+          <w:rFonts w:ascii="Times New Roman" w:hAnsi="Times New Roman" w:cs="Times New Roman"/>
           <w:b/>
           <w:bCs/>
           <w:caps/>
@@ -3807,7 +3885,108 @@
           <w:sz w:val="22"/>
           <w:szCs w:val="22"/>
         </w:rPr>
-      </w:pPr>
+        <w:lastRenderedPageBreak/>
+        <w:t>Mentorship</w:t>
+      </w:r>
+    </w:p>
+    <w:p>
+      <w:pPr>
+        <w:spacing w:after="40"/>
+        <w:ind w:left="360" w:hanging="360"/>
+        <w:rPr>
+          <w:rFonts w:ascii="Times New Roman" w:hAnsi="Times New Roman" w:cs="Times New Roman"/>
+          <w:sz w:val="22"/>
+          <w:szCs w:val="22"/>
+        </w:rPr>
+      </w:pPr>
+      <w:r>
+        <w:rPr>
+          <w:rFonts w:ascii="Times New Roman" w:hAnsi="Times New Roman" w:cs="Times New Roman"/>
+          <w:sz w:val="22"/>
+          <w:szCs w:val="22"/>
+        </w:rPr>
+        <w:t>2023 |</w:t>
+      </w:r>
+      <w:r>
+        <w:rPr>
+          <w:rFonts w:ascii="Times New Roman" w:hAnsi="Times New Roman" w:cs="Times New Roman"/>
+          <w:b/>
+          <w:bCs/>
+          <w:sz w:val="22"/>
+          <w:szCs w:val="22"/>
+        </w:rPr>
+        <w:t xml:space="preserve"> </w:t>
+      </w:r>
+      <w:r>
+        <w:rPr>
+          <w:rFonts w:ascii="Times New Roman" w:hAnsi="Times New Roman" w:cs="Times New Roman"/>
+          <w:b/>
+          <w:bCs/>
+          <w:sz w:val="22"/>
+          <w:szCs w:val="22"/>
+        </w:rPr>
+        <w:t>Research mentor</w:t>
+      </w:r>
+      <w:r>
+        <w:rPr>
+          <w:rFonts w:ascii="Times New Roman" w:hAnsi="Times New Roman" w:cs="Times New Roman"/>
+          <w:sz w:val="22"/>
+          <w:szCs w:val="22"/>
+        </w:rPr>
+        <w:t>, The University of Tennessee, Knoxville, TN</w:t>
+      </w:r>
+    </w:p>
+    <w:p>
+      <w:pPr>
+        <w:spacing w:after="40"/>
+        <w:rPr>
+          <w:rFonts w:ascii="Times New Roman" w:hAnsi="Times New Roman" w:cs="Times New Roman"/>
+          <w:sz w:val="22"/>
+          <w:szCs w:val="22"/>
+        </w:rPr>
+      </w:pPr>
+      <w:r>
+        <w:rPr>
+          <w:rFonts w:ascii="Times New Roman" w:hAnsi="Times New Roman" w:cs="Times New Roman"/>
+          <w:sz w:val="22"/>
+          <w:szCs w:val="22"/>
+        </w:rPr>
+        <w:t>Hannah K. Davis, undergraduate student</w:t>
+      </w:r>
+      <w:r>
+        <w:rPr>
+          <w:rFonts w:ascii="Times New Roman" w:hAnsi="Times New Roman" w:cs="Times New Roman"/>
+          <w:sz w:val="22"/>
+          <w:szCs w:val="22"/>
+        </w:rPr>
+        <w:t>.</w:t>
+      </w:r>
+    </w:p>
+    <w:p>
+      <w:pPr>
+        <w:spacing w:after="40"/>
+        <w:rPr>
+          <w:rFonts w:ascii="Times New Roman" w:hAnsi="Times New Roman" w:cs="Times New Roman"/>
+          <w:sz w:val="22"/>
+          <w:szCs w:val="22"/>
+        </w:rPr>
+      </w:pPr>
+      <w:r>
+        <w:rPr>
+          <w:rFonts w:ascii="Times New Roman" w:hAnsi="Times New Roman" w:cs="Times New Roman"/>
+          <w:sz w:val="22"/>
+          <w:szCs w:val="22"/>
+        </w:rPr>
+        <w:t>Jacob Johnson, undergraduate student</w:t>
+      </w:r>
+      <w:r>
+        <w:rPr>
+          <w:rFonts w:ascii="Times New Roman" w:hAnsi="Times New Roman" w:cs="Times New Roman"/>
+          <w:sz w:val="22"/>
+          <w:szCs w:val="22"/>
+        </w:rPr>
+        <w:t>.</w:t>
+      </w:r>
     </w:p>
     <w:p>
       <w:pPr>
@@ -3817,235 +3996,6 @@
         <w:spacing w:after="120"/>
         <w:rPr>
           <w:rFonts w:ascii="Times New Roman" w:hAnsi="Times New Roman" w:cs="Times New Roman"/>
-          <w:sz w:val="22"/>
-          <w:szCs w:val="22"/>
-        </w:rPr>
-      </w:pPr>
-      <w:r>
-        <w:rPr>
-          <w:rFonts w:ascii="Times New Roman" w:hAnsi="Times New Roman" w:cs="Times New Roman"/>
-          <w:b/>
-          <w:bCs/>
-          <w:caps/>
-          <w:color w:val="1A1A1A"/>
-          <w:sz w:val="22"/>
-          <w:szCs w:val="22"/>
-        </w:rPr>
-        <w:t>Specialized Skills</w:t>
-      </w:r>
-    </w:p>
-    <w:p>
-      <w:pPr>
-        <w:spacing w:after="120"/>
-        <w:rPr>
-          <w:rFonts w:ascii="Times New Roman" w:hAnsi="Times New Roman" w:cs="Times New Roman"/>
-          <w:sz w:val="22"/>
-          <w:szCs w:val="22"/>
-        </w:rPr>
-      </w:pPr>
-      <w:r>
-        <w:rPr>
-          <w:rFonts w:ascii="Times New Roman" w:hAnsi="Times New Roman" w:cs="Times New Roman"/>
-          <w:b/>
-          <w:bCs/>
-          <w:sz w:val="22"/>
-          <w:szCs w:val="22"/>
-        </w:rPr>
-        <w:t xml:space="preserve">Electrochemistry: </w:t>
-      </w:r>
-      <w:r>
-        <w:rPr>
-          <w:rFonts w:ascii="Times New Roman" w:hAnsi="Times New Roman" w:cs="Times New Roman"/>
-          <w:sz w:val="22"/>
-          <w:szCs w:val="22"/>
-        </w:rPr>
-        <w:t>Electrochemical impedance spectroscopy (EIS, GEIS, PEIS) and equivalent-circuit modeling; cyclic voltammetry; linear sweep voltammetry; chronoamperometry; chronopotentiometry; galvanostatic cycling; polarization curves; rotating disc electrode and microelectrodes.</w:t>
-      </w:r>
-    </w:p>
-    <w:p>
-      <w:pPr>
-        <w:spacing w:after="120"/>
-        <w:rPr>
-          <w:rFonts w:ascii="Times New Roman" w:hAnsi="Times New Roman" w:cs="Times New Roman"/>
-          <w:sz w:val="22"/>
-          <w:szCs w:val="22"/>
-        </w:rPr>
-      </w:pPr>
-      <w:r>
-        <w:rPr>
-          <w:rFonts w:ascii="Times New Roman" w:hAnsi="Times New Roman" w:cs="Times New Roman"/>
-          <w:b/>
-          <w:bCs/>
-          <w:sz w:val="22"/>
-          <w:szCs w:val="22"/>
-        </w:rPr>
-        <w:t xml:space="preserve">Spectroscopy: </w:t>
-      </w:r>
-      <w:r>
-        <w:rPr>
-          <w:rFonts w:ascii="Times New Roman" w:hAnsi="Times New Roman" w:cs="Times New Roman"/>
-          <w:sz w:val="22"/>
-          <w:szCs w:val="22"/>
-        </w:rPr>
-        <w:t>UV-Vis; FTIR; NMR (</w:t>
-      </w:r>
-      <w:r>
-        <w:rPr>
-          <w:rFonts w:ascii="Times New Roman" w:hAnsi="Times New Roman" w:cs="Times New Roman"/>
-          <w:sz w:val="22"/>
-          <w:szCs w:val="22"/>
-          <w:vertAlign w:val="superscript"/>
-        </w:rPr>
-        <w:t>1</w:t>
-      </w:r>
-      <w:r>
-        <w:rPr>
-          <w:rFonts w:ascii="Times New Roman" w:hAnsi="Times New Roman" w:cs="Times New Roman"/>
-          <w:sz w:val="22"/>
-          <w:szCs w:val="22"/>
-        </w:rPr>
-        <w:t xml:space="preserve">H, </w:t>
-      </w:r>
-      <w:r>
-        <w:rPr>
-          <w:rFonts w:ascii="Times New Roman" w:hAnsi="Times New Roman" w:cs="Times New Roman"/>
-          <w:sz w:val="22"/>
-          <w:szCs w:val="22"/>
-          <w:vertAlign w:val="superscript"/>
-        </w:rPr>
-        <w:t>13</w:t>
-      </w:r>
-      <w:r>
-        <w:rPr>
-          <w:rFonts w:ascii="Times New Roman" w:hAnsi="Times New Roman" w:cs="Times New Roman"/>
-          <w:sz w:val="22"/>
-          <w:szCs w:val="22"/>
-        </w:rPr>
-        <w:t xml:space="preserve">C, </w:t>
-      </w:r>
-      <w:r>
-        <w:rPr>
-          <w:rFonts w:ascii="Times New Roman" w:hAnsi="Times New Roman" w:cs="Times New Roman"/>
-          <w:sz w:val="22"/>
-          <w:szCs w:val="22"/>
-          <w:vertAlign w:val="superscript"/>
-        </w:rPr>
-        <w:t>31</w:t>
-      </w:r>
-      <w:r>
-        <w:rPr>
-          <w:rFonts w:ascii="Times New Roman" w:hAnsi="Times New Roman" w:cs="Times New Roman"/>
-          <w:sz w:val="22"/>
-          <w:szCs w:val="22"/>
-        </w:rPr>
-        <w:t>P); Raman; Electron Paramagnetic Resonance (EPR).</w:t>
-      </w:r>
-    </w:p>
-    <w:p>
-      <w:pPr>
-        <w:spacing w:after="120"/>
-        <w:rPr>
-          <w:rFonts w:ascii="Times New Roman" w:hAnsi="Times New Roman" w:cs="Times New Roman"/>
-          <w:sz w:val="22"/>
-          <w:szCs w:val="22"/>
-        </w:rPr>
-      </w:pPr>
-      <w:r>
-        <w:rPr>
-          <w:rFonts w:ascii="Times New Roman" w:hAnsi="Times New Roman" w:cs="Times New Roman"/>
-          <w:b/>
-          <w:bCs/>
-          <w:sz w:val="22"/>
-          <w:szCs w:val="22"/>
-        </w:rPr>
-        <w:t xml:space="preserve">Separation and analysis: </w:t>
-      </w:r>
-      <w:r>
-        <w:rPr>
-          <w:rFonts w:ascii="Times New Roman" w:hAnsi="Times New Roman" w:cs="Times New Roman"/>
-          <w:sz w:val="22"/>
-          <w:szCs w:val="22"/>
-        </w:rPr>
-        <w:t>Gas chromatography; HPLC.</w:t>
-      </w:r>
-    </w:p>
-    <w:p>
-      <w:pPr>
-        <w:spacing w:after="120"/>
-        <w:rPr>
-          <w:rFonts w:ascii="Times New Roman" w:hAnsi="Times New Roman" w:cs="Times New Roman"/>
-          <w:sz w:val="22"/>
-          <w:szCs w:val="22"/>
-        </w:rPr>
-      </w:pPr>
-      <w:r>
-        <w:rPr>
-          <w:rFonts w:ascii="Times New Roman" w:hAnsi="Times New Roman" w:cs="Times New Roman"/>
-          <w:b/>
-          <w:bCs/>
-          <w:sz w:val="22"/>
-          <w:szCs w:val="22"/>
-        </w:rPr>
-        <w:t xml:space="preserve">Computation and software: </w:t>
-      </w:r>
-      <w:r>
-        <w:rPr>
-          <w:rFonts w:ascii="Times New Roman" w:hAnsi="Times New Roman" w:cs="Times New Roman"/>
-          <w:sz w:val="22"/>
-          <w:szCs w:val="22"/>
-        </w:rPr>
-        <w:t xml:space="preserve">Python and MATLAB; EC-Lab, </w:t>
-      </w:r>
-      <w:proofErr w:type="spellStart"/>
-      <w:r>
-        <w:rPr>
-          <w:rFonts w:ascii="Times New Roman" w:hAnsi="Times New Roman" w:cs="Times New Roman"/>
-          <w:sz w:val="22"/>
-          <w:szCs w:val="22"/>
-        </w:rPr>
-        <w:t>MestReNova</w:t>
-      </w:r>
-      <w:proofErr w:type="spellEnd"/>
-      <w:r>
-        <w:rPr>
-          <w:rFonts w:ascii="Times New Roman" w:hAnsi="Times New Roman" w:cs="Times New Roman"/>
-          <w:sz w:val="22"/>
-          <w:szCs w:val="22"/>
-        </w:rPr>
-        <w:t xml:space="preserve">, </w:t>
-      </w:r>
-      <w:proofErr w:type="spellStart"/>
-      <w:r>
-        <w:rPr>
-          <w:rFonts w:ascii="Times New Roman" w:hAnsi="Times New Roman" w:cs="Times New Roman"/>
-          <w:sz w:val="22"/>
-          <w:szCs w:val="22"/>
-        </w:rPr>
-        <w:t>ChemDraw</w:t>
-      </w:r>
-      <w:proofErr w:type="spellEnd"/>
-      <w:r>
-        <w:rPr>
-          <w:rFonts w:ascii="Times New Roman" w:hAnsi="Times New Roman" w:cs="Times New Roman"/>
-          <w:sz w:val="22"/>
-          <w:szCs w:val="22"/>
-        </w:rPr>
-        <w:t>; Microsoft Office</w:t>
-      </w:r>
-      <w:r>
-        <w:rPr>
-          <w:rFonts w:ascii="Times New Roman" w:hAnsi="Times New Roman" w:cs="Times New Roman"/>
-          <w:sz w:val="22"/>
-          <w:szCs w:val="22"/>
-        </w:rPr>
-        <w:t>.</w:t>
-      </w:r>
-    </w:p>
-    <w:p>
-      <w:pPr>
-        <w:spacing w:after="120"/>
-        <w:rPr>
-          <w:rFonts w:ascii="Times New Roman" w:hAnsi="Times New Roman" w:cs="Times New Roman"/>
           <w:b/>
           <w:bCs/>
           <w:caps/>
@@ -4077,7 +4027,7 @@
           <w:sz w:val="22"/>
           <w:szCs w:val="22"/>
         </w:rPr>
-        <w:t>Professional Societies</w:t>
+        <w:t>Service and Outreach</w:t>
       </w:r>
     </w:p>
     <w:p>
@@ -4096,13 +4046,27 @@
           <w:sz w:val="22"/>
           <w:szCs w:val="22"/>
         </w:rPr>
-        <w:t>2024 – present</w:t>
-      </w:r>
-      <w:r>
-        <w:rPr>
-          <w:rFonts w:ascii="Times New Roman" w:hAnsi="Times New Roman" w:cs="Times New Roman"/>
-          <w:b/>
-          <w:bCs/>
+        <w:t xml:space="preserve">Aug. </w:t>
+      </w:r>
+      <w:r>
+        <w:rPr>
+          <w:rFonts w:ascii="Times New Roman" w:hAnsi="Times New Roman" w:cs="Times New Roman"/>
+          <w:sz w:val="22"/>
+          <w:szCs w:val="22"/>
+        </w:rPr>
+        <w:t xml:space="preserve">2023 </w:t>
+      </w:r>
+      <w:r>
+        <w:rPr>
+          <w:rFonts w:ascii="Times New Roman" w:hAnsi="Times New Roman" w:cs="Times New Roman"/>
+          <w:sz w:val="22"/>
+          <w:szCs w:val="22"/>
+        </w:rPr>
+        <w:t>-</w:t>
+      </w:r>
+      <w:r>
+        <w:rPr>
+          <w:rFonts w:ascii="Times New Roman" w:hAnsi="Times New Roman" w:cs="Times New Roman"/>
           <w:sz w:val="22"/>
           <w:szCs w:val="22"/>
         </w:rPr>
@@ -4111,46 +4075,42 @@
       <w:r>
         <w:rPr>
           <w:rFonts w:ascii="Times New Roman" w:hAnsi="Times New Roman" w:cs="Times New Roman"/>
-          <w:b/>
-          <w:bCs/>
-          <w:sz w:val="22"/>
-          <w:szCs w:val="22"/>
-        </w:rPr>
-        <w:t xml:space="preserve">| </w:t>
-      </w:r>
-      <w:r>
-        <w:rPr>
-          <w:rFonts w:ascii="Times New Roman" w:hAnsi="Times New Roman" w:cs="Times New Roman"/>
-          <w:b/>
-          <w:bCs/>
-          <w:sz w:val="22"/>
-          <w:szCs w:val="22"/>
-        </w:rPr>
-        <w:t>The Electrochemical Society (ECS)</w:t>
-      </w:r>
-      <w:r>
-        <w:rPr>
-          <w:rFonts w:ascii="Times New Roman" w:hAnsi="Times New Roman" w:cs="Times New Roman"/>
-          <w:sz w:val="22"/>
-          <w:szCs w:val="22"/>
-        </w:rPr>
-        <w:t>,</w:t>
-      </w:r>
-      <w:r>
-        <w:rPr>
-          <w:rFonts w:ascii="Times New Roman" w:hAnsi="Times New Roman" w:cs="Times New Roman"/>
-          <w:sz w:val="22"/>
-          <w:szCs w:val="22"/>
-        </w:rPr>
-        <w:t xml:space="preserve"> Member</w:t>
-      </w:r>
-      <w:r>
-        <w:rPr>
-          <w:rFonts w:ascii="Times New Roman" w:hAnsi="Times New Roman" w:cs="Times New Roman"/>
-          <w:sz w:val="22"/>
-          <w:szCs w:val="22"/>
-        </w:rPr>
-        <w:t xml:space="preserve">. </w:t>
+          <w:sz w:val="22"/>
+          <w:szCs w:val="22"/>
+        </w:rPr>
+        <w:t xml:space="preserve">Aug. </w:t>
+      </w:r>
+      <w:r>
+        <w:rPr>
+          <w:rFonts w:ascii="Times New Roman" w:hAnsi="Times New Roman" w:cs="Times New Roman"/>
+          <w:sz w:val="22"/>
+          <w:szCs w:val="22"/>
+        </w:rPr>
+        <w:t>2024</w:t>
+      </w:r>
+      <w:r>
+        <w:rPr>
+          <w:rFonts w:ascii="Times New Roman" w:hAnsi="Times New Roman" w:cs="Times New Roman"/>
+          <w:sz w:val="22"/>
+          <w:szCs w:val="22"/>
+        </w:rPr>
+        <w:t xml:space="preserve"> | </w:t>
+      </w:r>
+      <w:r>
+        <w:rPr>
+          <w:rFonts w:ascii="Times New Roman" w:hAnsi="Times New Roman" w:cs="Times New Roman"/>
+          <w:sz w:val="22"/>
+          <w:szCs w:val="22"/>
+        </w:rPr>
+        <w:t xml:space="preserve">Board member of </w:t>
+      </w:r>
+      <w:r>
+        <w:rPr>
+          <w:rFonts w:ascii="Times New Roman" w:hAnsi="Times New Roman" w:cs="Times New Roman"/>
+          <w:sz w:val="22"/>
+          <w:szCs w:val="22"/>
+        </w:rPr>
+        <w:t>Oak Ridge National Laboratory Postdoc Association (ORPA)</w:t>
       </w:r>
     </w:p>
     <w:p>
@@ -4161,13 +4121,6 @@
         <w:spacing w:after="120"/>
         <w:rPr>
           <w:rFonts w:ascii="Times New Roman" w:hAnsi="Times New Roman" w:cs="Times New Roman"/>
-          <w:sz w:val="22"/>
-          <w:szCs w:val="22"/>
-        </w:rPr>
-      </w:pPr>
-      <w:r>
-        <w:rPr>
-          <w:rFonts w:ascii="Times New Roman" w:hAnsi="Times New Roman" w:cs="Times New Roman"/>
           <w:b/>
           <w:bCs/>
           <w:caps/>
@@ -4175,6 +4128,1040 @@
           <w:sz w:val="22"/>
           <w:szCs w:val="22"/>
         </w:rPr>
+      </w:pPr>
+    </w:p>
+    <w:p>
+      <w:pPr>
+        <w:pBdr>
+          <w:bottom w:val="single" w:sz="6" w:space="2" w:color="444444"/>
+        </w:pBdr>
+        <w:spacing w:after="120"/>
+        <w:rPr>
+          <w:rFonts w:ascii="Times New Roman" w:hAnsi="Times New Roman" w:cs="Times New Roman"/>
+          <w:sz w:val="22"/>
+          <w:szCs w:val="22"/>
+        </w:rPr>
+      </w:pPr>
+      <w:r>
+        <w:rPr>
+          <w:rFonts w:ascii="Times New Roman" w:hAnsi="Times New Roman" w:cs="Times New Roman"/>
+          <w:b/>
+          <w:bCs/>
+          <w:caps/>
+          <w:color w:val="1A1A1A"/>
+          <w:sz w:val="22"/>
+          <w:szCs w:val="22"/>
+        </w:rPr>
+        <w:t>Leadership Roles</w:t>
+      </w:r>
+    </w:p>
+    <w:p>
+      <w:pPr>
+        <w:spacing w:after="120"/>
+        <w:rPr>
+          <w:rFonts w:ascii="Times New Roman" w:hAnsi="Times New Roman" w:cs="Times New Roman"/>
+          <w:sz w:val="22"/>
+          <w:szCs w:val="22"/>
+        </w:rPr>
+      </w:pPr>
+      <w:r>
+        <w:rPr>
+          <w:rFonts w:ascii="Times New Roman" w:hAnsi="Times New Roman" w:cs="Times New Roman"/>
+          <w:sz w:val="22"/>
+          <w:szCs w:val="22"/>
+        </w:rPr>
+        <w:t xml:space="preserve">Aug. </w:t>
+      </w:r>
+      <w:r>
+        <w:rPr>
+          <w:rFonts w:ascii="Times New Roman" w:hAnsi="Times New Roman" w:cs="Times New Roman"/>
+          <w:sz w:val="22"/>
+          <w:szCs w:val="22"/>
+        </w:rPr>
+        <w:t xml:space="preserve">2023 </w:t>
+      </w:r>
+      <w:r>
+        <w:rPr>
+          <w:rFonts w:ascii="Times New Roman" w:hAnsi="Times New Roman" w:cs="Times New Roman"/>
+          <w:sz w:val="22"/>
+          <w:szCs w:val="22"/>
+        </w:rPr>
+        <w:t>-</w:t>
+      </w:r>
+      <w:r>
+        <w:rPr>
+          <w:rFonts w:ascii="Times New Roman" w:hAnsi="Times New Roman" w:cs="Times New Roman"/>
+          <w:sz w:val="22"/>
+          <w:szCs w:val="22"/>
+        </w:rPr>
+        <w:t xml:space="preserve"> </w:t>
+      </w:r>
+      <w:r>
+        <w:rPr>
+          <w:rFonts w:ascii="Times New Roman" w:hAnsi="Times New Roman" w:cs="Times New Roman"/>
+          <w:sz w:val="22"/>
+          <w:szCs w:val="22"/>
+        </w:rPr>
+        <w:t xml:space="preserve">Aug. </w:t>
+      </w:r>
+      <w:r>
+        <w:rPr>
+          <w:rFonts w:ascii="Times New Roman" w:hAnsi="Times New Roman" w:cs="Times New Roman"/>
+          <w:sz w:val="22"/>
+          <w:szCs w:val="22"/>
+        </w:rPr>
+        <w:t>2024</w:t>
+      </w:r>
+      <w:r>
+        <w:rPr>
+          <w:rFonts w:ascii="Times New Roman" w:hAnsi="Times New Roman" w:cs="Times New Roman"/>
+          <w:sz w:val="22"/>
+          <w:szCs w:val="22"/>
+        </w:rPr>
+        <w:t xml:space="preserve"> | Social and Well</w:t>
+      </w:r>
+      <w:r>
+        <w:rPr>
+          <w:rFonts w:ascii="Times New Roman" w:hAnsi="Times New Roman" w:cs="Times New Roman"/>
+          <w:sz w:val="22"/>
+          <w:szCs w:val="22"/>
+        </w:rPr>
+        <w:t>-</w:t>
+      </w:r>
+      <w:r>
+        <w:rPr>
+          <w:rFonts w:ascii="Times New Roman" w:hAnsi="Times New Roman" w:cs="Times New Roman"/>
+          <w:sz w:val="22"/>
+          <w:szCs w:val="22"/>
+        </w:rPr>
+        <w:t>being Chair, Oak Ridge National Laboratory Postdoc Association</w:t>
+      </w:r>
+    </w:p>
+    <w:p>
+      <w:pPr>
+        <w:spacing w:after="120"/>
+        <w:rPr>
+          <w:rFonts w:ascii="Times New Roman" w:hAnsi="Times New Roman" w:cs="Times New Roman"/>
+          <w:sz w:val="22"/>
+          <w:szCs w:val="22"/>
+        </w:rPr>
+      </w:pPr>
+      <w:r>
+        <w:rPr>
+          <w:rFonts w:ascii="Times New Roman" w:hAnsi="Times New Roman" w:cs="Times New Roman"/>
+          <w:sz w:val="22"/>
+          <w:szCs w:val="22"/>
+        </w:rPr>
+        <w:t xml:space="preserve">Aug. 2017 </w:t>
+      </w:r>
+      <w:r>
+        <w:rPr>
+          <w:rFonts w:ascii="Times New Roman" w:hAnsi="Times New Roman" w:cs="Times New Roman"/>
+          <w:sz w:val="22"/>
+          <w:szCs w:val="22"/>
+        </w:rPr>
+        <w:t>-</w:t>
+      </w:r>
+      <w:r>
+        <w:rPr>
+          <w:rFonts w:ascii="Times New Roman" w:hAnsi="Times New Roman" w:cs="Times New Roman"/>
+          <w:sz w:val="22"/>
+          <w:szCs w:val="22"/>
+        </w:rPr>
+        <w:t xml:space="preserve"> Apr. 2018</w:t>
+      </w:r>
+      <w:r>
+        <w:rPr>
+          <w:rFonts w:ascii="Times New Roman" w:hAnsi="Times New Roman" w:cs="Times New Roman"/>
+          <w:sz w:val="22"/>
+          <w:szCs w:val="22"/>
+        </w:rPr>
+        <w:t xml:space="preserve"> | Student Delegate, Consortium for Advanced Bioeconomy Leadership Education</w:t>
+      </w:r>
+      <w:r>
+        <w:rPr>
+          <w:rFonts w:ascii="Times New Roman" w:hAnsi="Times New Roman" w:cs="Times New Roman"/>
+          <w:sz w:val="22"/>
+          <w:szCs w:val="22"/>
+        </w:rPr>
+        <w:t xml:space="preserve"> </w:t>
+      </w:r>
+      <w:r>
+        <w:rPr>
+          <w:rFonts w:ascii="Times New Roman" w:hAnsi="Times New Roman" w:cs="Times New Roman"/>
+          <w:sz w:val="22"/>
+          <w:szCs w:val="22"/>
+        </w:rPr>
+        <w:t>(CABLE), The Ohio State University</w:t>
+      </w:r>
+    </w:p>
+    <w:p>
+      <w:pPr>
+        <w:pBdr>
+          <w:bottom w:val="single" w:sz="6" w:space="2" w:color="444444"/>
+        </w:pBdr>
+        <w:spacing w:after="120"/>
+        <w:rPr>
+          <w:rFonts w:ascii="Times New Roman" w:hAnsi="Times New Roman" w:cs="Times New Roman"/>
+          <w:b/>
+          <w:bCs/>
+          <w:caps/>
+          <w:color w:val="1A1A1A"/>
+          <w:sz w:val="22"/>
+          <w:szCs w:val="22"/>
+        </w:rPr>
+      </w:pPr>
+    </w:p>
+    <w:p>
+      <w:pPr>
+        <w:pBdr>
+          <w:bottom w:val="single" w:sz="6" w:space="2" w:color="444444"/>
+        </w:pBdr>
+        <w:spacing w:after="120"/>
+        <w:rPr>
+          <w:rFonts w:ascii="Times New Roman" w:hAnsi="Times New Roman" w:cs="Times New Roman"/>
+          <w:sz w:val="22"/>
+          <w:szCs w:val="22"/>
+        </w:rPr>
+      </w:pPr>
+      <w:r>
+        <w:rPr>
+          <w:rFonts w:ascii="Times New Roman" w:hAnsi="Times New Roman" w:cs="Times New Roman"/>
+          <w:b/>
+          <w:bCs/>
+          <w:caps/>
+          <w:color w:val="1A1A1A"/>
+          <w:sz w:val="22"/>
+          <w:szCs w:val="22"/>
+        </w:rPr>
+        <w:t>Professional Development</w:t>
+      </w:r>
+    </w:p>
+    <w:p>
+      <w:pPr>
+        <w:tabs>
+          <w:tab w:val="right" w:pos="9026"/>
+        </w:tabs>
+        <w:spacing w:after="80"/>
+        <w:rPr>
+          <w:rFonts w:ascii="Times New Roman" w:hAnsi="Times New Roman" w:cs="Times New Roman"/>
+          <w:sz w:val="22"/>
+          <w:szCs w:val="22"/>
+        </w:rPr>
+      </w:pPr>
+      <w:r>
+        <w:rPr>
+          <w:rFonts w:ascii="Times New Roman" w:hAnsi="Times New Roman" w:cs="Times New Roman"/>
+          <w:sz w:val="22"/>
+          <w:szCs w:val="22"/>
+        </w:rPr>
+        <w:t xml:space="preserve">Digital Twins and Advanced Simulation in Electrical Systems: Technologies for Planning, Operation, and Risk Management (30 hours). </w:t>
+      </w:r>
+      <w:proofErr w:type="spellStart"/>
+      <w:r>
+        <w:rPr>
+          <w:rFonts w:ascii="Times New Roman" w:hAnsi="Times New Roman" w:cs="Times New Roman"/>
+          <w:sz w:val="22"/>
+          <w:szCs w:val="22"/>
+        </w:rPr>
+        <w:t>Comité</w:t>
+      </w:r>
+      <w:proofErr w:type="spellEnd"/>
+      <w:r>
+        <w:rPr>
+          <w:rFonts w:ascii="Times New Roman" w:hAnsi="Times New Roman" w:cs="Times New Roman"/>
+          <w:sz w:val="22"/>
+          <w:szCs w:val="22"/>
+        </w:rPr>
+        <w:t xml:space="preserve"> Colombiano de la CIER (COCIER), virtual.</w:t>
+      </w:r>
+      <w:r>
+        <w:rPr>
+          <w:rFonts w:ascii="Times New Roman" w:hAnsi="Times New Roman" w:cs="Times New Roman"/>
+          <w:sz w:val="22"/>
+          <w:szCs w:val="22"/>
+        </w:rPr>
+        <w:t xml:space="preserve">, </w:t>
+      </w:r>
+      <w:r>
+        <w:rPr>
+          <w:rFonts w:ascii="Times New Roman" w:hAnsi="Times New Roman" w:cs="Times New Roman"/>
+          <w:sz w:val="22"/>
+          <w:szCs w:val="22"/>
+        </w:rPr>
+        <w:t>Jul. 2026</w:t>
+      </w:r>
+    </w:p>
+    <w:p>
+      <w:pPr>
+        <w:tabs>
+          <w:tab w:val="right" w:pos="9026"/>
+        </w:tabs>
+        <w:spacing w:after="80"/>
+        <w:rPr>
+          <w:rFonts w:ascii="Times New Roman" w:hAnsi="Times New Roman" w:cs="Times New Roman"/>
+          <w:sz w:val="22"/>
+          <w:szCs w:val="22"/>
+        </w:rPr>
+      </w:pPr>
+      <w:r>
+        <w:rPr>
+          <w:rFonts w:ascii="Times New Roman" w:hAnsi="Times New Roman" w:cs="Times New Roman"/>
+          <w:sz w:val="22"/>
+          <w:szCs w:val="22"/>
+        </w:rPr>
+        <w:t>Shipley Introduction to AI for Proposals course</w:t>
+      </w:r>
+      <w:r>
+        <w:rPr>
+          <w:rFonts w:ascii="Times New Roman" w:hAnsi="Times New Roman" w:cs="Times New Roman"/>
+          <w:sz w:val="22"/>
+          <w:szCs w:val="22"/>
+        </w:rPr>
+        <w:t xml:space="preserve">, </w:t>
+      </w:r>
+      <w:r>
+        <w:rPr>
+          <w:rFonts w:ascii="Times New Roman" w:hAnsi="Times New Roman" w:cs="Times New Roman"/>
+          <w:sz w:val="22"/>
+          <w:szCs w:val="22"/>
+        </w:rPr>
+        <w:t>2025</w:t>
+      </w:r>
+    </w:p>
+    <w:p>
+      <w:pPr>
+        <w:tabs>
+          <w:tab w:val="right" w:pos="9026"/>
+        </w:tabs>
+        <w:spacing w:after="80"/>
+        <w:rPr>
+          <w:rFonts w:ascii="Times New Roman" w:hAnsi="Times New Roman" w:cs="Times New Roman"/>
+          <w:sz w:val="22"/>
+          <w:szCs w:val="22"/>
+        </w:rPr>
+      </w:pPr>
+      <w:r>
+        <w:rPr>
+          <w:rFonts w:ascii="Times New Roman" w:hAnsi="Times New Roman" w:cs="Times New Roman"/>
+          <w:sz w:val="22"/>
+          <w:szCs w:val="22"/>
+        </w:rPr>
+        <w:t>Powerful Proposal Writing for Postdocs course</w:t>
+      </w:r>
+      <w:r>
+        <w:rPr>
+          <w:rFonts w:ascii="Times New Roman" w:hAnsi="Times New Roman" w:cs="Times New Roman"/>
+          <w:sz w:val="22"/>
+          <w:szCs w:val="22"/>
+        </w:rPr>
+        <w:t xml:space="preserve">, </w:t>
+      </w:r>
+      <w:r>
+        <w:rPr>
+          <w:rFonts w:ascii="Times New Roman" w:hAnsi="Times New Roman" w:cs="Times New Roman"/>
+          <w:sz w:val="22"/>
+          <w:szCs w:val="22"/>
+        </w:rPr>
+        <w:t>2025</w:t>
+      </w:r>
+    </w:p>
+    <w:p>
+      <w:pPr>
+        <w:tabs>
+          <w:tab w:val="right" w:pos="9026"/>
+        </w:tabs>
+        <w:spacing w:after="80"/>
+        <w:rPr>
+          <w:rFonts w:ascii="Times New Roman" w:hAnsi="Times New Roman" w:cs="Times New Roman"/>
+          <w:sz w:val="22"/>
+          <w:szCs w:val="22"/>
+        </w:rPr>
+      </w:pPr>
+      <w:r>
+        <w:rPr>
+          <w:rFonts w:ascii="Times New Roman" w:hAnsi="Times New Roman" w:cs="Times New Roman"/>
+          <w:sz w:val="22"/>
+          <w:szCs w:val="22"/>
+        </w:rPr>
+        <w:t>CIRTL Associate Level of Certification. Center for the Integration of Research Teaching and Learning (Online), University of Tennessee, Knoxville</w:t>
+      </w:r>
+      <w:r>
+        <w:rPr>
+          <w:rFonts w:ascii="Times New Roman" w:hAnsi="Times New Roman" w:cs="Times New Roman"/>
+          <w:sz w:val="22"/>
+          <w:szCs w:val="22"/>
+        </w:rPr>
+        <w:t xml:space="preserve">, </w:t>
+      </w:r>
+      <w:r>
+        <w:rPr>
+          <w:rFonts w:ascii="Times New Roman" w:hAnsi="Times New Roman" w:cs="Times New Roman"/>
+          <w:sz w:val="22"/>
+          <w:szCs w:val="22"/>
+        </w:rPr>
+        <w:t>Jun. 2023</w:t>
+      </w:r>
+    </w:p>
+    <w:p>
+      <w:pPr>
+        <w:tabs>
+          <w:tab w:val="right" w:pos="9026"/>
+        </w:tabs>
+        <w:spacing w:after="80"/>
+        <w:rPr>
+          <w:rFonts w:ascii="Times New Roman" w:hAnsi="Times New Roman" w:cs="Times New Roman"/>
+          <w:sz w:val="22"/>
+          <w:szCs w:val="22"/>
+        </w:rPr>
+      </w:pPr>
+      <w:r>
+        <w:rPr>
+          <w:rFonts w:ascii="Times New Roman" w:hAnsi="Times New Roman" w:cs="Times New Roman"/>
+          <w:sz w:val="22"/>
+          <w:szCs w:val="22"/>
+        </w:rPr>
+        <w:t>Certification in University Teaching. Pontificia Universidad Javeriana, Bogotá, Colombia (Online).</w:t>
+      </w:r>
+      <w:r>
+        <w:rPr>
+          <w:rFonts w:ascii="Times New Roman" w:hAnsi="Times New Roman" w:cs="Times New Roman"/>
+          <w:sz w:val="22"/>
+          <w:szCs w:val="22"/>
+        </w:rPr>
+        <w:t xml:space="preserve">, </w:t>
+      </w:r>
+      <w:r>
+        <w:rPr>
+          <w:rFonts w:ascii="Times New Roman" w:hAnsi="Times New Roman" w:cs="Times New Roman"/>
+          <w:sz w:val="22"/>
+          <w:szCs w:val="22"/>
+        </w:rPr>
+        <w:t>Apr. 2023</w:t>
+      </w:r>
+    </w:p>
+    <w:p>
+      <w:pPr>
+        <w:tabs>
+          <w:tab w:val="right" w:pos="9026"/>
+        </w:tabs>
+        <w:spacing w:after="80"/>
+        <w:rPr>
+          <w:rFonts w:ascii="Times New Roman" w:hAnsi="Times New Roman" w:cs="Times New Roman"/>
+          <w:sz w:val="22"/>
+          <w:szCs w:val="22"/>
+          <w:lang w:val="es-CO"/>
+        </w:rPr>
+      </w:pPr>
+      <w:r>
+        <w:rPr>
+          <w:rFonts w:ascii="Times New Roman" w:hAnsi="Times New Roman" w:cs="Times New Roman"/>
+          <w:sz w:val="22"/>
+          <w:szCs w:val="22"/>
+        </w:rPr>
+        <w:t xml:space="preserve">Certification in University Teaching and Didactics. </w:t>
+      </w:r>
+      <w:r>
+        <w:rPr>
+          <w:rFonts w:ascii="Times New Roman" w:hAnsi="Times New Roman" w:cs="Times New Roman"/>
+          <w:sz w:val="22"/>
+          <w:szCs w:val="22"/>
+          <w:lang w:val="es-CO"/>
+        </w:rPr>
+        <w:t>Politécnico Superior de Colombia, Medellín, Colombia (Online)</w:t>
+      </w:r>
+      <w:r>
+        <w:rPr>
+          <w:rFonts w:ascii="Times New Roman" w:hAnsi="Times New Roman" w:cs="Times New Roman"/>
+          <w:sz w:val="22"/>
+          <w:szCs w:val="22"/>
+          <w:lang w:val="es-CO"/>
+        </w:rPr>
+        <w:t xml:space="preserve">, </w:t>
+      </w:r>
+      <w:r>
+        <w:rPr>
+          <w:rFonts w:ascii="Times New Roman" w:hAnsi="Times New Roman" w:cs="Times New Roman"/>
+          <w:sz w:val="22"/>
+          <w:szCs w:val="22"/>
+          <w:lang w:val="es-CO"/>
+        </w:rPr>
+        <w:t>Jan. 2023</w:t>
+      </w:r>
+    </w:p>
+    <w:p>
+      <w:pPr>
+        <w:tabs>
+          <w:tab w:val="right" w:pos="9026"/>
+        </w:tabs>
+        <w:spacing w:after="80"/>
+        <w:rPr>
+          <w:rFonts w:ascii="Times New Roman" w:hAnsi="Times New Roman" w:cs="Times New Roman"/>
+          <w:sz w:val="22"/>
+          <w:szCs w:val="22"/>
+        </w:rPr>
+      </w:pPr>
+      <w:r>
+        <w:rPr>
+          <w:rFonts w:ascii="Times New Roman" w:hAnsi="Times New Roman" w:cs="Times New Roman"/>
+          <w:sz w:val="22"/>
+          <w:szCs w:val="22"/>
+        </w:rPr>
+        <w:t>Energy Leaders Training Program (</w:t>
+      </w:r>
+      <w:proofErr w:type="spellStart"/>
+      <w:r>
+        <w:rPr>
+          <w:rFonts w:ascii="Times New Roman" w:hAnsi="Times New Roman" w:cs="Times New Roman"/>
+          <w:sz w:val="22"/>
+          <w:szCs w:val="22"/>
+        </w:rPr>
+        <w:t>Programa</w:t>
+      </w:r>
+      <w:proofErr w:type="spellEnd"/>
+      <w:r>
+        <w:rPr>
+          <w:rFonts w:ascii="Times New Roman" w:hAnsi="Times New Roman" w:cs="Times New Roman"/>
+          <w:sz w:val="22"/>
+          <w:szCs w:val="22"/>
+        </w:rPr>
+        <w:t xml:space="preserve"> de </w:t>
+      </w:r>
+      <w:proofErr w:type="spellStart"/>
+      <w:r>
+        <w:rPr>
+          <w:rFonts w:ascii="Times New Roman" w:hAnsi="Times New Roman" w:cs="Times New Roman"/>
+          <w:sz w:val="22"/>
+          <w:szCs w:val="22"/>
+        </w:rPr>
+        <w:t>Formación</w:t>
+      </w:r>
+      <w:proofErr w:type="spellEnd"/>
+      <w:r>
+        <w:rPr>
+          <w:rFonts w:ascii="Times New Roman" w:hAnsi="Times New Roman" w:cs="Times New Roman"/>
+          <w:sz w:val="22"/>
+          <w:szCs w:val="22"/>
+        </w:rPr>
+        <w:t xml:space="preserve"> de </w:t>
+      </w:r>
+      <w:proofErr w:type="spellStart"/>
+      <w:r>
+        <w:rPr>
+          <w:rFonts w:ascii="Times New Roman" w:hAnsi="Times New Roman" w:cs="Times New Roman"/>
+          <w:sz w:val="22"/>
+          <w:szCs w:val="22"/>
+        </w:rPr>
+        <w:t>Líderes</w:t>
+      </w:r>
+      <w:proofErr w:type="spellEnd"/>
+      <w:r>
+        <w:rPr>
+          <w:rFonts w:ascii="Times New Roman" w:hAnsi="Times New Roman" w:cs="Times New Roman"/>
+          <w:sz w:val="22"/>
+          <w:szCs w:val="22"/>
+        </w:rPr>
+        <w:t xml:space="preserve"> </w:t>
+      </w:r>
+      <w:proofErr w:type="spellStart"/>
+      <w:r>
+        <w:rPr>
+          <w:rFonts w:ascii="Times New Roman" w:hAnsi="Times New Roman" w:cs="Times New Roman"/>
+          <w:sz w:val="22"/>
+          <w:szCs w:val="22"/>
+        </w:rPr>
+        <w:t>Energéticos</w:t>
+      </w:r>
+      <w:proofErr w:type="spellEnd"/>
+      <w:r>
+        <w:rPr>
+          <w:rFonts w:ascii="Times New Roman" w:hAnsi="Times New Roman" w:cs="Times New Roman"/>
+          <w:sz w:val="22"/>
+          <w:szCs w:val="22"/>
+        </w:rPr>
+        <w:t>), Edition 13, World Energy Academy (39 hours). World Energy Council Colombia</w:t>
+      </w:r>
+      <w:r>
+        <w:rPr>
+          <w:rFonts w:ascii="Times New Roman" w:hAnsi="Times New Roman" w:cs="Times New Roman"/>
+          <w:sz w:val="22"/>
+          <w:szCs w:val="22"/>
+        </w:rPr>
+        <w:t xml:space="preserve">, </w:t>
+      </w:r>
+      <w:r>
+        <w:rPr>
+          <w:rFonts w:ascii="Times New Roman" w:hAnsi="Times New Roman" w:cs="Times New Roman"/>
+          <w:sz w:val="22"/>
+          <w:szCs w:val="22"/>
+        </w:rPr>
+        <w:t>2021</w:t>
+      </w:r>
+    </w:p>
+    <w:p>
+      <w:pPr>
+        <w:pBdr>
+          <w:bottom w:val="single" w:sz="6" w:space="2" w:color="444444"/>
+        </w:pBdr>
+        <w:spacing w:after="120"/>
+        <w:rPr>
+          <w:rFonts w:ascii="Times New Roman" w:hAnsi="Times New Roman" w:cs="Times New Roman"/>
+          <w:b/>
+          <w:bCs/>
+          <w:caps/>
+          <w:color w:val="1A1A1A"/>
+          <w:sz w:val="22"/>
+          <w:szCs w:val="22"/>
+        </w:rPr>
+      </w:pPr>
+    </w:p>
+    <w:p>
+      <w:pPr>
+        <w:pBdr>
+          <w:bottom w:val="single" w:sz="6" w:space="2" w:color="444444"/>
+        </w:pBdr>
+        <w:spacing w:after="120"/>
+        <w:rPr>
+          <w:rFonts w:ascii="Times New Roman" w:hAnsi="Times New Roman" w:cs="Times New Roman"/>
+          <w:sz w:val="22"/>
+          <w:szCs w:val="22"/>
+        </w:rPr>
+      </w:pPr>
+      <w:r>
+        <w:rPr>
+          <w:rFonts w:ascii="Times New Roman" w:hAnsi="Times New Roman" w:cs="Times New Roman"/>
+          <w:b/>
+          <w:bCs/>
+          <w:caps/>
+          <w:color w:val="1A1A1A"/>
+          <w:sz w:val="22"/>
+          <w:szCs w:val="22"/>
+        </w:rPr>
+        <w:t>Specialized Skills</w:t>
+      </w:r>
+    </w:p>
+    <w:p>
+      <w:pPr>
+        <w:spacing w:after="80"/>
+        <w:rPr>
+          <w:rFonts w:ascii="Times New Roman" w:hAnsi="Times New Roman" w:cs="Times New Roman"/>
+          <w:sz w:val="22"/>
+          <w:szCs w:val="22"/>
+        </w:rPr>
+      </w:pPr>
+      <w:r>
+        <w:rPr>
+          <w:rFonts w:ascii="Times New Roman" w:hAnsi="Times New Roman" w:cs="Times New Roman"/>
+          <w:b/>
+          <w:bCs/>
+          <w:sz w:val="22"/>
+          <w:szCs w:val="22"/>
+        </w:rPr>
+        <w:t xml:space="preserve">Electrochemistry: </w:t>
+      </w:r>
+      <w:r>
+        <w:rPr>
+          <w:rFonts w:ascii="Times New Roman" w:hAnsi="Times New Roman" w:cs="Times New Roman"/>
+          <w:sz w:val="22"/>
+          <w:szCs w:val="22"/>
+        </w:rPr>
+        <w:t>Electrochemical impedance spectroscopy (EIS, GEIS, PEIS) and equivalent</w:t>
+      </w:r>
+      <w:r>
+        <w:rPr>
+          <w:rFonts w:ascii="Times New Roman" w:hAnsi="Times New Roman" w:cs="Times New Roman"/>
+          <w:sz w:val="22"/>
+          <w:szCs w:val="22"/>
+        </w:rPr>
+        <w:t>-</w:t>
+      </w:r>
+      <w:r>
+        <w:rPr>
+          <w:rFonts w:ascii="Times New Roman" w:hAnsi="Times New Roman" w:cs="Times New Roman"/>
+          <w:sz w:val="22"/>
+          <w:szCs w:val="22"/>
+        </w:rPr>
+        <w:t>circuit modeling; cyclic voltammetry; linear sweep voltammetry; chronoamperometry; chronopotentiometry; galvanostatic cycling; polarization curves; rotating disc electrode and microelectrodes.</w:t>
+      </w:r>
+    </w:p>
+    <w:p>
+      <w:pPr>
+        <w:spacing w:after="80"/>
+        <w:rPr>
+          <w:rFonts w:ascii="Times New Roman" w:hAnsi="Times New Roman" w:cs="Times New Roman"/>
+          <w:sz w:val="22"/>
+          <w:szCs w:val="22"/>
+        </w:rPr>
+      </w:pPr>
+      <w:r>
+        <w:rPr>
+          <w:rFonts w:ascii="Times New Roman" w:hAnsi="Times New Roman" w:cs="Times New Roman"/>
+          <w:b/>
+          <w:bCs/>
+          <w:sz w:val="22"/>
+          <w:szCs w:val="22"/>
+        </w:rPr>
+        <w:t xml:space="preserve">Spectroscopy: </w:t>
+      </w:r>
+      <w:r>
+        <w:rPr>
+          <w:rFonts w:ascii="Times New Roman" w:hAnsi="Times New Roman" w:cs="Times New Roman"/>
+          <w:sz w:val="22"/>
+          <w:szCs w:val="22"/>
+        </w:rPr>
+        <w:t>UV</w:t>
+      </w:r>
+      <w:r>
+        <w:rPr>
+          <w:rFonts w:ascii="Times New Roman" w:hAnsi="Times New Roman" w:cs="Times New Roman"/>
+          <w:sz w:val="22"/>
+          <w:szCs w:val="22"/>
+        </w:rPr>
+        <w:t>-</w:t>
+      </w:r>
+      <w:r>
+        <w:rPr>
+          <w:rFonts w:ascii="Times New Roman" w:hAnsi="Times New Roman" w:cs="Times New Roman"/>
+          <w:sz w:val="22"/>
+          <w:szCs w:val="22"/>
+        </w:rPr>
+        <w:t>Vis; FTIR; NMR (</w:t>
+      </w:r>
+      <w:r>
+        <w:rPr>
+          <w:rFonts w:ascii="Times New Roman" w:hAnsi="Times New Roman" w:cs="Times New Roman"/>
+          <w:sz w:val="22"/>
+          <w:szCs w:val="22"/>
+          <w:vertAlign w:val="superscript"/>
+        </w:rPr>
+        <w:t>1</w:t>
+      </w:r>
+      <w:r>
+        <w:rPr>
+          <w:rFonts w:ascii="Times New Roman" w:hAnsi="Times New Roman" w:cs="Times New Roman"/>
+          <w:sz w:val="22"/>
+          <w:szCs w:val="22"/>
+        </w:rPr>
+        <w:t xml:space="preserve">H, </w:t>
+      </w:r>
+      <w:r>
+        <w:rPr>
+          <w:rFonts w:ascii="Times New Roman" w:hAnsi="Times New Roman" w:cs="Times New Roman"/>
+          <w:sz w:val="22"/>
+          <w:szCs w:val="22"/>
+          <w:vertAlign w:val="superscript"/>
+        </w:rPr>
+        <w:t>13</w:t>
+      </w:r>
+      <w:r>
+        <w:rPr>
+          <w:rFonts w:ascii="Times New Roman" w:hAnsi="Times New Roman" w:cs="Times New Roman"/>
+          <w:sz w:val="22"/>
+          <w:szCs w:val="22"/>
+        </w:rPr>
+        <w:t xml:space="preserve">C, </w:t>
+      </w:r>
+      <w:r>
+        <w:rPr>
+          <w:rFonts w:ascii="Times New Roman" w:hAnsi="Times New Roman" w:cs="Times New Roman"/>
+          <w:sz w:val="22"/>
+          <w:szCs w:val="22"/>
+          <w:vertAlign w:val="superscript"/>
+        </w:rPr>
+        <w:t>31</w:t>
+      </w:r>
+      <w:r>
+        <w:rPr>
+          <w:rFonts w:ascii="Times New Roman" w:hAnsi="Times New Roman" w:cs="Times New Roman"/>
+          <w:sz w:val="22"/>
+          <w:szCs w:val="22"/>
+        </w:rPr>
+        <w:t>P); Raman; Electron Paramagnetic Resonance (EPR).</w:t>
+      </w:r>
+    </w:p>
+    <w:p>
+      <w:pPr>
+        <w:spacing w:after="80"/>
+        <w:rPr>
+          <w:rFonts w:ascii="Times New Roman" w:hAnsi="Times New Roman" w:cs="Times New Roman"/>
+          <w:sz w:val="22"/>
+          <w:szCs w:val="22"/>
+        </w:rPr>
+      </w:pPr>
+      <w:r>
+        <w:rPr>
+          <w:rFonts w:ascii="Times New Roman" w:hAnsi="Times New Roman" w:cs="Times New Roman"/>
+          <w:b/>
+          <w:bCs/>
+          <w:sz w:val="22"/>
+          <w:szCs w:val="22"/>
+        </w:rPr>
+        <w:t xml:space="preserve">Separation and analysis: </w:t>
+      </w:r>
+      <w:r>
+        <w:rPr>
+          <w:rFonts w:ascii="Times New Roman" w:hAnsi="Times New Roman" w:cs="Times New Roman"/>
+          <w:sz w:val="22"/>
+          <w:szCs w:val="22"/>
+        </w:rPr>
+        <w:t>Gas chromatography; HPLC.</w:t>
+      </w:r>
+    </w:p>
+    <w:p>
+      <w:pPr>
+        <w:spacing w:after="80"/>
+        <w:rPr>
+          <w:rFonts w:ascii="Times New Roman" w:hAnsi="Times New Roman" w:cs="Times New Roman"/>
+          <w:sz w:val="22"/>
+          <w:szCs w:val="22"/>
+        </w:rPr>
+      </w:pPr>
+      <w:r>
+        <w:rPr>
+          <w:rFonts w:ascii="Times New Roman" w:hAnsi="Times New Roman" w:cs="Times New Roman"/>
+          <w:b/>
+          <w:bCs/>
+          <w:sz w:val="22"/>
+          <w:szCs w:val="22"/>
+        </w:rPr>
+        <w:t xml:space="preserve">Computation and software: </w:t>
+      </w:r>
+      <w:r>
+        <w:rPr>
+          <w:rFonts w:ascii="Times New Roman" w:hAnsi="Times New Roman" w:cs="Times New Roman"/>
+          <w:sz w:val="22"/>
+          <w:szCs w:val="22"/>
+        </w:rPr>
+        <w:t>Python and MATLAB; EC</w:t>
+      </w:r>
+      <w:r>
+        <w:rPr>
+          <w:rFonts w:ascii="Times New Roman" w:hAnsi="Times New Roman" w:cs="Times New Roman"/>
+          <w:sz w:val="22"/>
+          <w:szCs w:val="22"/>
+        </w:rPr>
+        <w:t>-</w:t>
+      </w:r>
+      <w:r>
+        <w:rPr>
+          <w:rFonts w:ascii="Times New Roman" w:hAnsi="Times New Roman" w:cs="Times New Roman"/>
+          <w:sz w:val="22"/>
+          <w:szCs w:val="22"/>
+        </w:rPr>
+        <w:t xml:space="preserve">Lab, </w:t>
+      </w:r>
+      <w:proofErr w:type="spellStart"/>
+      <w:r>
+        <w:rPr>
+          <w:rFonts w:ascii="Times New Roman" w:hAnsi="Times New Roman" w:cs="Times New Roman"/>
+          <w:sz w:val="22"/>
+          <w:szCs w:val="22"/>
+        </w:rPr>
+        <w:t>MestReNova</w:t>
+      </w:r>
+      <w:proofErr w:type="spellEnd"/>
+      <w:r>
+        <w:rPr>
+          <w:rFonts w:ascii="Times New Roman" w:hAnsi="Times New Roman" w:cs="Times New Roman"/>
+          <w:sz w:val="22"/>
+          <w:szCs w:val="22"/>
+        </w:rPr>
+        <w:t xml:space="preserve">, </w:t>
+      </w:r>
+      <w:proofErr w:type="spellStart"/>
+      <w:r>
+        <w:rPr>
+          <w:rFonts w:ascii="Times New Roman" w:hAnsi="Times New Roman" w:cs="Times New Roman"/>
+          <w:sz w:val="22"/>
+          <w:szCs w:val="22"/>
+        </w:rPr>
+        <w:t>ChemDraw</w:t>
+      </w:r>
+      <w:proofErr w:type="spellEnd"/>
+      <w:r>
+        <w:rPr>
+          <w:rFonts w:ascii="Times New Roman" w:hAnsi="Times New Roman" w:cs="Times New Roman"/>
+          <w:sz w:val="22"/>
+          <w:szCs w:val="22"/>
+        </w:rPr>
+        <w:t>; Microsoft Office</w:t>
+      </w:r>
+      <w:r>
+        <w:rPr>
+          <w:rFonts w:ascii="Times New Roman" w:hAnsi="Times New Roman" w:cs="Times New Roman"/>
+          <w:sz w:val="22"/>
+          <w:szCs w:val="22"/>
+        </w:rPr>
+        <w:t>.</w:t>
+      </w:r>
+    </w:p>
+    <w:p>
+      <w:pPr>
+        <w:spacing w:after="120"/>
+        <w:rPr>
+          <w:rFonts w:ascii="Times New Roman" w:hAnsi="Times New Roman" w:cs="Times New Roman"/>
+          <w:b/>
+          <w:bCs/>
+          <w:caps/>
+          <w:color w:val="1A1A1A"/>
+          <w:sz w:val="22"/>
+          <w:szCs w:val="22"/>
+        </w:rPr>
+      </w:pPr>
+    </w:p>
+    <w:p>
+      <w:pPr>
+        <w:pBdr>
+          <w:bottom w:val="single" w:sz="6" w:space="2" w:color="444444"/>
+        </w:pBdr>
+        <w:spacing w:after="120"/>
+        <w:rPr>
+          <w:rFonts w:ascii="Times New Roman" w:hAnsi="Times New Roman" w:cs="Times New Roman"/>
+          <w:sz w:val="22"/>
+          <w:szCs w:val="22"/>
+        </w:rPr>
+      </w:pPr>
+      <w:r>
+        <w:rPr>
+          <w:rFonts w:ascii="Times New Roman" w:hAnsi="Times New Roman" w:cs="Times New Roman"/>
+          <w:b/>
+          <w:bCs/>
+          <w:caps/>
+          <w:color w:val="1A1A1A"/>
+          <w:sz w:val="22"/>
+          <w:szCs w:val="22"/>
+        </w:rPr>
+        <w:t>Professional Societies</w:t>
+      </w:r>
+    </w:p>
+    <w:p>
+      <w:pPr>
+        <w:spacing w:after="120"/>
+        <w:ind w:left="360" w:hanging="360"/>
+        <w:rPr>
+          <w:rFonts w:ascii="Times New Roman" w:hAnsi="Times New Roman" w:cs="Times New Roman"/>
+          <w:sz w:val="22"/>
+          <w:szCs w:val="22"/>
+        </w:rPr>
+      </w:pPr>
+      <w:r>
+        <w:rPr>
+          <w:rFonts w:ascii="Times New Roman" w:hAnsi="Times New Roman" w:cs="Times New Roman"/>
+          <w:sz w:val="22"/>
+          <w:szCs w:val="22"/>
+        </w:rPr>
+        <w:t xml:space="preserve">2024 </w:t>
+      </w:r>
+      <w:r>
+        <w:rPr>
+          <w:rFonts w:ascii="Times New Roman" w:hAnsi="Times New Roman" w:cs="Times New Roman"/>
+          <w:sz w:val="22"/>
+          <w:szCs w:val="22"/>
+        </w:rPr>
+        <w:t>-</w:t>
+      </w:r>
+      <w:r>
+        <w:rPr>
+          <w:rFonts w:ascii="Times New Roman" w:hAnsi="Times New Roman" w:cs="Times New Roman"/>
+          <w:sz w:val="22"/>
+          <w:szCs w:val="22"/>
+        </w:rPr>
+        <w:t xml:space="preserve"> present</w:t>
+      </w:r>
+      <w:r>
+        <w:rPr>
+          <w:rFonts w:ascii="Times New Roman" w:hAnsi="Times New Roman" w:cs="Times New Roman"/>
+          <w:b/>
+          <w:bCs/>
+          <w:sz w:val="22"/>
+          <w:szCs w:val="22"/>
+        </w:rPr>
+        <w:t xml:space="preserve"> </w:t>
+      </w:r>
+      <w:r>
+        <w:rPr>
+          <w:rFonts w:ascii="Times New Roman" w:hAnsi="Times New Roman" w:cs="Times New Roman"/>
+          <w:b/>
+          <w:bCs/>
+          <w:sz w:val="22"/>
+          <w:szCs w:val="22"/>
+        </w:rPr>
+        <w:t xml:space="preserve">| </w:t>
+      </w:r>
+      <w:r>
+        <w:rPr>
+          <w:rFonts w:ascii="Times New Roman" w:hAnsi="Times New Roman" w:cs="Times New Roman"/>
+          <w:b/>
+          <w:bCs/>
+          <w:sz w:val="22"/>
+          <w:szCs w:val="22"/>
+        </w:rPr>
+        <w:t>The Electrochemical Society (ECS)</w:t>
+      </w:r>
+      <w:r>
+        <w:rPr>
+          <w:rFonts w:ascii="Times New Roman" w:hAnsi="Times New Roman" w:cs="Times New Roman"/>
+          <w:sz w:val="22"/>
+          <w:szCs w:val="22"/>
+        </w:rPr>
+        <w:t>,</w:t>
+      </w:r>
+      <w:r>
+        <w:rPr>
+          <w:rFonts w:ascii="Times New Roman" w:hAnsi="Times New Roman" w:cs="Times New Roman"/>
+          <w:sz w:val="22"/>
+          <w:szCs w:val="22"/>
+        </w:rPr>
+        <w:t xml:space="preserve"> Member</w:t>
+      </w:r>
+      <w:r>
+        <w:rPr>
+          <w:rFonts w:ascii="Times New Roman" w:hAnsi="Times New Roman" w:cs="Times New Roman"/>
+          <w:sz w:val="22"/>
+          <w:szCs w:val="22"/>
+        </w:rPr>
+        <w:t xml:space="preserve">. </w:t>
+      </w:r>
+    </w:p>
+    <w:p>
+      <w:pPr>
+        <w:pBdr>
+          <w:bottom w:val="single" w:sz="6" w:space="2" w:color="444444"/>
+        </w:pBdr>
+        <w:spacing w:after="120"/>
+        <w:rPr>
+          <w:rFonts w:ascii="Times New Roman" w:hAnsi="Times New Roman" w:cs="Times New Roman"/>
+          <w:b/>
+          <w:bCs/>
+          <w:caps/>
+          <w:color w:val="1A1A1A"/>
+          <w:sz w:val="22"/>
+          <w:szCs w:val="22"/>
+        </w:rPr>
+      </w:pPr>
+    </w:p>
+    <w:p>
+      <w:pPr>
+        <w:pBdr>
+          <w:bottom w:val="single" w:sz="6" w:space="2" w:color="444444"/>
+        </w:pBdr>
+        <w:spacing w:after="120"/>
+        <w:rPr>
+          <w:rFonts w:ascii="Times New Roman" w:hAnsi="Times New Roman" w:cs="Times New Roman"/>
+          <w:sz w:val="22"/>
+          <w:szCs w:val="22"/>
+        </w:rPr>
+      </w:pPr>
+      <w:r>
+        <w:rPr>
+          <w:rFonts w:ascii="Times New Roman" w:hAnsi="Times New Roman" w:cs="Times New Roman"/>
+          <w:b/>
+          <w:bCs/>
+          <w:caps/>
+          <w:color w:val="1A1A1A"/>
+          <w:sz w:val="22"/>
+          <w:szCs w:val="22"/>
+        </w:rPr>
         <w:t>Languages</w:t>
       </w:r>
     </w:p>
@@ -4193,8 +5180,50 @@
           <w:sz w:val="22"/>
           <w:szCs w:val="22"/>
         </w:rPr>
+        <w:t>English</w:t>
+      </w:r>
+      <w:r>
+        <w:rPr>
+          <w:rFonts w:ascii="Times New Roman" w:hAnsi="Times New Roman" w:cs="Times New Roman"/>
+          <w:sz w:val="22"/>
+          <w:szCs w:val="22"/>
+        </w:rPr>
+        <w:t>:</w:t>
+      </w:r>
+      <w:r>
+        <w:rPr>
+          <w:rFonts w:ascii="Times New Roman" w:hAnsi="Times New Roman" w:cs="Times New Roman"/>
+          <w:sz w:val="22"/>
+          <w:szCs w:val="22"/>
+        </w:rPr>
+        <w:t xml:space="preserve"> professional working proficiency</w:t>
+      </w:r>
+      <w:r>
+        <w:rPr>
+          <w:rFonts w:ascii="Times New Roman" w:hAnsi="Times New Roman" w:cs="Times New Roman"/>
+          <w:sz w:val="22"/>
+          <w:szCs w:val="22"/>
+        </w:rPr>
+        <w:t xml:space="preserve">. </w:t>
+      </w:r>
+    </w:p>
+    <w:p>
+      <w:pPr>
+        <w:spacing w:after="120"/>
+        <w:rPr>
+          <w:rFonts w:ascii="Times New Roman" w:hAnsi="Times New Roman" w:cs="Times New Roman"/>
+          <w:sz w:val="22"/>
+          <w:szCs w:val="22"/>
+        </w:rPr>
+      </w:pPr>
+      <w:r>
+        <w:rPr>
+          <w:rFonts w:ascii="Times New Roman" w:hAnsi="Times New Roman" w:cs="Times New Roman"/>
+          <w:sz w:val="22"/>
+          <w:szCs w:val="22"/>
+        </w:rPr>
         <w:lastRenderedPageBreak/>
-        <w:t>English</w:t>
+        <w:t>Spanish</w:t>
       </w:r>
       <w:r>
         <w:rPr>
@@ -4210,15 +5239,15 @@
           <w:sz w:val="22"/>
           <w:szCs w:val="22"/>
         </w:rPr>
-        <w:t xml:space="preserve"> professional working proficiency</w:t>
-      </w:r>
-      <w:r>
-        <w:rPr>
-          <w:rFonts w:ascii="Times New Roman" w:hAnsi="Times New Roman" w:cs="Times New Roman"/>
-          <w:sz w:val="22"/>
-          <w:szCs w:val="22"/>
-        </w:rPr>
-        <w:t xml:space="preserve">. </w:t>
+        <w:t xml:space="preserve"> native</w:t>
+      </w:r>
+      <w:r>
+        <w:rPr>
+          <w:rFonts w:ascii="Times New Roman" w:hAnsi="Times New Roman" w:cs="Times New Roman"/>
+          <w:sz w:val="22"/>
+          <w:szCs w:val="22"/>
+        </w:rPr>
+        <w:t>.</w:t>
       </w:r>
     </w:p>
     <w:p>
@@ -4230,38 +5259,290 @@
           <w:szCs w:val="22"/>
         </w:rPr>
       </w:pPr>
-      <w:r>
-        <w:rPr>
-          <w:rFonts w:ascii="Times New Roman" w:hAnsi="Times New Roman" w:cs="Times New Roman"/>
-          <w:sz w:val="22"/>
-          <w:szCs w:val="22"/>
-        </w:rPr>
-        <w:t>Spanish</w:t>
-      </w:r>
-      <w:r>
-        <w:rPr>
-          <w:rFonts w:ascii="Times New Roman" w:hAnsi="Times New Roman" w:cs="Times New Roman"/>
-          <w:sz w:val="22"/>
-          <w:szCs w:val="22"/>
-        </w:rPr>
-        <w:t>:</w:t>
-      </w:r>
-      <w:r>
-        <w:rPr>
-          <w:rFonts w:ascii="Times New Roman" w:hAnsi="Times New Roman" w:cs="Times New Roman"/>
-          <w:sz w:val="22"/>
-          <w:szCs w:val="22"/>
-        </w:rPr>
-        <w:t xml:space="preserve"> native</w:t>
-      </w:r>
-      <w:r>
-        <w:rPr>
-          <w:rFonts w:ascii="Times New Roman" w:hAnsi="Times New Roman" w:cs="Times New Roman"/>
-          <w:sz w:val="22"/>
-          <w:szCs w:val="22"/>
-        </w:rPr>
-        <w:t>.</w:t>
-      </w:r>
+    </w:p>
+    <w:p>
+      <w:pPr>
+        <w:pBdr>
+          <w:bottom w:val="single" w:sz="6" w:space="2" w:color="444444"/>
+        </w:pBdr>
+        <w:spacing w:after="120"/>
+        <w:rPr>
+          <w:rFonts w:ascii="Times New Roman" w:hAnsi="Times New Roman" w:cs="Times New Roman"/>
+          <w:sz w:val="22"/>
+          <w:szCs w:val="22"/>
+        </w:rPr>
+      </w:pPr>
+      <w:r>
+        <w:rPr>
+          <w:rFonts w:ascii="Times New Roman" w:hAnsi="Times New Roman" w:cs="Times New Roman"/>
+          <w:b/>
+          <w:bCs/>
+          <w:caps/>
+          <w:color w:val="1A1A1A"/>
+          <w:sz w:val="22"/>
+          <w:szCs w:val="22"/>
+        </w:rPr>
+        <w:t>Grants and Awards</w:t>
+      </w:r>
+    </w:p>
+    <w:p>
+      <w:pPr>
+        <w:spacing w:after="80"/>
+        <w:ind w:left="360" w:hanging="360"/>
+        <w:rPr>
+          <w:rFonts w:ascii="Times New Roman" w:hAnsi="Times New Roman" w:cs="Times New Roman"/>
+          <w:sz w:val="22"/>
+          <w:szCs w:val="22"/>
+        </w:rPr>
+      </w:pPr>
+      <w:r>
+        <w:rPr>
+          <w:rFonts w:ascii="Times New Roman" w:hAnsi="Times New Roman" w:cs="Times New Roman"/>
+          <w:sz w:val="22"/>
+          <w:szCs w:val="22"/>
+        </w:rPr>
+        <w:t>2025 | ORPA Best Postdoc in Leadership Award (third place), Oak Ridge National Laboratory</w:t>
+      </w:r>
+    </w:p>
+    <w:p>
+      <w:pPr>
+        <w:spacing w:after="80"/>
+        <w:ind w:left="360" w:hanging="360"/>
+        <w:rPr>
+          <w:rFonts w:ascii="Times New Roman" w:hAnsi="Times New Roman" w:cs="Times New Roman"/>
+          <w:sz w:val="22"/>
+          <w:szCs w:val="22"/>
+        </w:rPr>
+      </w:pPr>
+      <w:r>
+        <w:rPr>
+          <w:rFonts w:ascii="Times New Roman" w:hAnsi="Times New Roman" w:cs="Times New Roman"/>
+          <w:sz w:val="22"/>
+          <w:szCs w:val="22"/>
+        </w:rPr>
+        <w:t>2024 | People’s Choice Winner Award, 12th Annual ORPA Research Symposium, TN</w:t>
+      </w:r>
+    </w:p>
+    <w:p>
+      <w:pPr>
+        <w:spacing w:after="80"/>
+        <w:ind w:left="360" w:hanging="360"/>
+        <w:rPr>
+          <w:rFonts w:ascii="Times New Roman" w:hAnsi="Times New Roman" w:cs="Times New Roman"/>
+          <w:sz w:val="22"/>
+          <w:szCs w:val="22"/>
+        </w:rPr>
+      </w:pPr>
+      <w:r>
+        <w:rPr>
+          <w:rFonts w:ascii="Times New Roman" w:hAnsi="Times New Roman" w:cs="Times New Roman"/>
+          <w:sz w:val="22"/>
+          <w:szCs w:val="22"/>
+        </w:rPr>
+        <w:t>2024 | Early Career Poster Session Award, 14th Beyond Lithium-Ion Conference, ORNL, TN</w:t>
+      </w:r>
+    </w:p>
+    <w:p>
+      <w:pPr>
+        <w:spacing w:after="80"/>
+        <w:ind w:left="360" w:hanging="360"/>
+        <w:rPr>
+          <w:rFonts w:ascii="Times New Roman" w:hAnsi="Times New Roman" w:cs="Times New Roman"/>
+          <w:sz w:val="22"/>
+          <w:szCs w:val="22"/>
+        </w:rPr>
+      </w:pPr>
+      <w:r>
+        <w:rPr>
+          <w:rFonts w:ascii="Times New Roman" w:hAnsi="Times New Roman" w:cs="Times New Roman"/>
+          <w:sz w:val="22"/>
+          <w:szCs w:val="22"/>
+        </w:rPr>
+        <w:t>2018 | Bredesen Center Service Award, The University of Tennessee, Knoxville</w:t>
+      </w:r>
+    </w:p>
+    <w:p>
+      <w:pPr>
+        <w:spacing w:after="80"/>
+        <w:ind w:left="360" w:hanging="360"/>
+        <w:rPr>
+          <w:rFonts w:ascii="Times New Roman" w:hAnsi="Times New Roman" w:cs="Times New Roman"/>
+          <w:sz w:val="22"/>
+          <w:szCs w:val="22"/>
+        </w:rPr>
+      </w:pPr>
+      <w:r>
+        <w:rPr>
+          <w:rFonts w:ascii="Times New Roman" w:hAnsi="Times New Roman" w:cs="Times New Roman"/>
+          <w:sz w:val="22"/>
+          <w:szCs w:val="22"/>
+        </w:rPr>
+        <w:t>2017 | Yates Dissertation Fellowship, The University of Tennessee, Knoxville</w:t>
+      </w:r>
+    </w:p>
+    <w:p>
+      <w:pPr>
+        <w:spacing w:after="80"/>
+        <w:ind w:left="360" w:hanging="360"/>
+        <w:rPr>
+          <w:rFonts w:ascii="Times New Roman" w:hAnsi="Times New Roman" w:cs="Times New Roman"/>
+          <w:sz w:val="22"/>
+          <w:szCs w:val="22"/>
+        </w:rPr>
+      </w:pPr>
+      <w:r>
+        <w:rPr>
+          <w:rFonts w:ascii="Times New Roman" w:hAnsi="Times New Roman" w:cs="Times New Roman"/>
+          <w:sz w:val="22"/>
+          <w:szCs w:val="22"/>
+        </w:rPr>
+        <w:t>2015 | Bredesen Center First Authorship Award, The University of Tennessee, Knoxville</w:t>
+      </w:r>
+    </w:p>
+    <w:p>
+      <w:pPr>
+        <w:spacing w:after="80"/>
+        <w:ind w:left="360" w:hanging="360"/>
+        <w:rPr>
+          <w:rFonts w:ascii="Times New Roman" w:hAnsi="Times New Roman" w:cs="Times New Roman"/>
+          <w:sz w:val="22"/>
+          <w:szCs w:val="22"/>
+        </w:rPr>
+      </w:pPr>
+      <w:r>
+        <w:rPr>
+          <w:rFonts w:ascii="Times New Roman" w:hAnsi="Times New Roman" w:cs="Times New Roman"/>
+          <w:sz w:val="22"/>
+          <w:szCs w:val="22"/>
+        </w:rPr>
+        <w:t>2013 | Certificate of Merit for Outstanding Academic Performance and Cultural Contributions, UTK</w:t>
+      </w:r>
+    </w:p>
+    <w:p>
+      <w:pPr>
+        <w:spacing w:after="80"/>
+        <w:ind w:left="360" w:hanging="360"/>
+        <w:rPr>
+          <w:rFonts w:ascii="Times New Roman" w:hAnsi="Times New Roman" w:cs="Times New Roman"/>
+          <w:sz w:val="22"/>
+          <w:szCs w:val="22"/>
+        </w:rPr>
+      </w:pPr>
+      <w:r>
+        <w:rPr>
+          <w:rFonts w:ascii="Times New Roman" w:hAnsi="Times New Roman" w:cs="Times New Roman"/>
+          <w:sz w:val="22"/>
+          <w:szCs w:val="22"/>
+        </w:rPr>
+        <w:t>2013 | Honorable Mention, Master of Engineering, Universidad de Antioquia, Colombia</w:t>
+      </w:r>
+    </w:p>
+    <w:p>
+      <w:pPr>
+        <w:spacing w:after="80"/>
+        <w:ind w:left="360" w:hanging="360"/>
+        <w:rPr>
+          <w:rFonts w:ascii="Times New Roman" w:hAnsi="Times New Roman" w:cs="Times New Roman"/>
+          <w:sz w:val="22"/>
+          <w:szCs w:val="22"/>
+        </w:rPr>
+      </w:pPr>
+      <w:r>
+        <w:rPr>
+          <w:rFonts w:ascii="Times New Roman" w:hAnsi="Times New Roman" w:cs="Times New Roman"/>
+          <w:sz w:val="22"/>
+          <w:szCs w:val="22"/>
+        </w:rPr>
+        <w:t xml:space="preserve">2013 | Graduate Scholarship, </w:t>
+      </w:r>
+      <w:proofErr w:type="spellStart"/>
+      <w:r>
+        <w:rPr>
+          <w:rFonts w:ascii="Times New Roman" w:hAnsi="Times New Roman" w:cs="Times New Roman"/>
+          <w:sz w:val="22"/>
+          <w:szCs w:val="22"/>
+        </w:rPr>
+        <w:t>Colciencias</w:t>
+      </w:r>
+      <w:proofErr w:type="spellEnd"/>
+      <w:r>
+        <w:rPr>
+          <w:rFonts w:ascii="Times New Roman" w:hAnsi="Times New Roman" w:cs="Times New Roman"/>
+          <w:sz w:val="22"/>
+          <w:szCs w:val="22"/>
+        </w:rPr>
+        <w:t xml:space="preserve"> (Administrative Department of Science), Colombia</w:t>
+      </w:r>
+    </w:p>
+    <w:p>
+      <w:pPr>
+        <w:spacing w:after="80"/>
+        <w:ind w:left="360" w:hanging="360"/>
+        <w:rPr>
+          <w:rFonts w:ascii="Times New Roman" w:hAnsi="Times New Roman" w:cs="Times New Roman"/>
+          <w:sz w:val="22"/>
+          <w:szCs w:val="22"/>
+        </w:rPr>
+      </w:pPr>
+      <w:r>
+        <w:rPr>
+          <w:rFonts w:ascii="Times New Roman" w:hAnsi="Times New Roman" w:cs="Times New Roman"/>
+          <w:sz w:val="22"/>
+          <w:szCs w:val="22"/>
+        </w:rPr>
+        <w:t>2009 | Award of the School of Engineering, Universidad Popular del Cesar, Colombia</w:t>
+      </w:r>
+    </w:p>
+    <w:p>
+      <w:pPr>
+        <w:spacing w:after="80"/>
+        <w:ind w:left="360" w:hanging="360"/>
+        <w:rPr>
+          <w:rFonts w:ascii="Times New Roman" w:hAnsi="Times New Roman" w:cs="Times New Roman"/>
+          <w:b/>
+          <w:bCs/>
+          <w:caps/>
+          <w:color w:val="1A1A1A"/>
+          <w:sz w:val="22"/>
+          <w:szCs w:val="22"/>
+        </w:rPr>
+      </w:pPr>
+      <w:r>
+        <w:rPr>
+          <w:rFonts w:ascii="Times New Roman" w:hAnsi="Times New Roman" w:cs="Times New Roman"/>
+          <w:sz w:val="22"/>
+          <w:szCs w:val="22"/>
+        </w:rPr>
+        <w:t xml:space="preserve">2008 | Young Researcher Grant, </w:t>
+      </w:r>
+      <w:proofErr w:type="spellStart"/>
+      <w:r>
+        <w:rPr>
+          <w:rFonts w:ascii="Times New Roman" w:hAnsi="Times New Roman" w:cs="Times New Roman"/>
+          <w:sz w:val="22"/>
+          <w:szCs w:val="22"/>
+        </w:rPr>
+        <w:t>Colciencias</w:t>
+      </w:r>
+      <w:proofErr w:type="spellEnd"/>
+      <w:r>
+        <w:rPr>
+          <w:rFonts w:ascii="Times New Roman" w:hAnsi="Times New Roman" w:cs="Times New Roman"/>
+          <w:sz w:val="22"/>
+          <w:szCs w:val="22"/>
+        </w:rPr>
+        <w:t>, Colombia</w:t>
+      </w:r>
+    </w:p>
+    <w:p>
+      <w:pPr>
+        <w:spacing w:after="120"/>
+        <w:rPr>
+          <w:rFonts w:ascii="Times New Roman" w:hAnsi="Times New Roman" w:cs="Times New Roman"/>
+          <w:sz w:val="22"/>
+          <w:szCs w:val="22"/>
+        </w:rPr>
+      </w:pPr>
     </w:p>
     <w:sectPr>
       <w:footerReference w:type="default" r:id="rId10"/>
